--- a/01-电源电路/02-开关电源/LLC谐振变换器/全桥LLC谐振电路/全桥LLC谐振电路.docx
+++ b/01-电源电路/02-开关电源/LLC谐振变换器/全桥LLC谐振电路/全桥LLC谐振电路.docx
@@ -2451,6 +2451,20 @@
     </w:p>
     <w:bookmarkEnd w:id="26"/>
     <w:bookmarkEnd w:id="27"/>
+    <w:p>
+      <w:pPr>
+        <w:spacing w:before="360"/>
+        <w:jc w:val="center"/>
+      </w:pPr>
+      <w:r>
+        <w:rPr>
+          <w:rFonts w:ascii="Times New Roman" w:hAnsi="Times New Roman"/>
+          <w:color w:val="555555"/>
+          <w:sz w:val="21"/>
+        </w:rPr>
+        <w:t>材料收集者：杜文杰</w:t>
+      </w:r>
+    </w:p>
     <w:sectPr>
       <w:headerReference r:id="rId9" w:type="default"/>
       <w:footerReference r:id="rId10" w:type="default"/>

--- a/01-电源电路/02-开关电源/LLC谐振变换器/全桥LLC谐振电路/全桥LLC谐振电路.docx
+++ b/01-电源电路/02-开关电源/LLC谐振变换器/全桥LLC谐振电路/全桥LLC谐振电路.docx
@@ -1,6 +1,6 @@
 
 <file path=word/document.xml><?xml version="1.0" encoding="utf-8"?>
-<w:document xmlns:w="http://schemas.openxmlformats.org/wordprocessingml/2006/main" xmlns:m="http://schemas.openxmlformats.org/officeDocument/2006/math" xmlns:r="http://schemas.openxmlformats.org/officeDocument/2006/relationships" xmlns:o="urn:schemas-microsoft-com:office:office" xmlns:v="urn:schemas-microsoft-com:vml" xmlns:w10="urn:schemas-microsoft-com:office:word" xmlns:a="http://schemas.openxmlformats.org/drawingml/2006/main" xmlns:pic="http://schemas.openxmlformats.org/drawingml/2006/picture" xmlns:wp="http://schemas.openxmlformats.org/drawingml/2006/wordprocessingDrawing">
+<w:document xmlns:m="http://schemas.openxmlformats.org/officeDocument/2006/math" xmlns:r="http://schemas.openxmlformats.org/officeDocument/2006/relationships" xmlns:w="http://schemas.openxmlformats.org/wordprocessingml/2006/main" xmlns:o="urn:schemas-microsoft-com:office:office" xmlns:v="urn:schemas-microsoft-com:vml" xmlns:w10="urn:schemas-microsoft-com:office:word" xmlns:a="http://schemas.openxmlformats.org/drawingml/2006/main" xmlns:pic="http://schemas.openxmlformats.org/drawingml/2006/picture" xmlns:wp="http://schemas.openxmlformats.org/drawingml/2006/wordprocessingDrawing">
   <w:body>
     <w:bookmarkStart w:id="27" w:name="全桥-llc-谐振电路"/>
     <w:p>
@@ -9,16 +9,19 @@
       </w:pPr>
       <w:r>
         <w:rPr>
-          <w:rFonts w:hint="eastAsia"/>
+          <w:rFonts w:hint="eastAsia" w:eastAsia="黑体"/>
         </w:rPr>
         <w:t xml:space="preserve">全桥</w:t>
       </w:r>
       <w:r>
+        <w:rPr>
+          <w:rFonts w:eastAsia="黑体"/>
+        </w:rPr>
         <w:t xml:space="preserve"> LLC </w:t>
       </w:r>
       <w:r>
         <w:rPr>
-          <w:rFonts w:hint="eastAsia"/>
+          <w:rFonts w:hint="eastAsia" w:eastAsia="黑体"/>
         </w:rPr>
         <w:t xml:space="preserve">谐振电路</w:t>
       </w:r>
@@ -30,7 +33,7 @@
       </w:pPr>
       <w:r>
         <w:rPr>
-          <w:rFonts w:hint="eastAsia"/>
+          <w:rFonts w:hint="eastAsia" w:eastAsia="黑体"/>
         </w:rPr>
         <w:t xml:space="preserve">拓扑描述</w:t>
       </w:r>
@@ -41,65 +44,86 @@
       </w:pPr>
       <w:r>
         <w:rPr>
-          <w:rFonts w:hint="eastAsia"/>
+          <w:rFonts w:hint="eastAsia" w:eastAsia="黑体"/>
         </w:rPr>
         <w:t xml:space="preserve">电路由四个开关管</w:t>
       </w:r>
       <w:r>
+        <w:rPr>
+          <w:rFonts w:eastAsia="黑体"/>
+        </w:rPr>
         <w:t xml:space="preserve"> Q1~Q4 </w:t>
       </w:r>
       <w:r>
         <w:rPr>
-          <w:rFonts w:hint="eastAsia"/>
+          <w:rFonts w:hint="eastAsia" w:eastAsia="黑体"/>
         </w:rPr>
         <w:t xml:space="preserve">组成的全桥桥臂、谐振电感</w:t>
       </w:r>
       <w:r>
+        <w:rPr>
+          <w:rFonts w:eastAsia="黑体"/>
+        </w:rPr>
         <w:t xml:space="preserve"> </w:t>
       </w:r>
       <w:r>
         <w:rPr>
-          <w:rFonts w:hint="eastAsia"/>
+          <w:rFonts w:hint="eastAsia" w:eastAsia="黑体"/>
         </w:rPr>
         <w:t xml:space="preserve">Lr、谐振电容</w:t>
       </w:r>
       <w:r>
+        <w:rPr>
+          <w:rFonts w:eastAsia="黑体"/>
+        </w:rPr>
         <w:t xml:space="preserve"> </w:t>
       </w:r>
       <w:r>
         <w:rPr>
-          <w:rFonts w:hint="eastAsia"/>
+          <w:rFonts w:hint="eastAsia" w:eastAsia="黑体"/>
         </w:rPr>
         <w:t xml:space="preserve">Cr、励磁电感</w:t>
       </w:r>
       <w:r>
+        <w:rPr>
+          <w:rFonts w:eastAsia="黑体"/>
+        </w:rPr>
         <w:t xml:space="preserve"> </w:t>
       </w:r>
       <w:r>
         <w:rPr>
-          <w:rFonts w:hint="eastAsia"/>
+          <w:rFonts w:hint="eastAsia" w:eastAsia="黑体"/>
         </w:rPr>
         <w:t xml:space="preserve">Lm、隔离变压器</w:t>
       </w:r>
       <w:r>
+        <w:rPr>
+          <w:rFonts w:eastAsia="黑体"/>
+        </w:rPr>
         <w:t xml:space="preserve"> T </w:t>
       </w:r>
       <w:r>
         <w:rPr>
-          <w:rFonts w:hint="eastAsia"/>
+          <w:rFonts w:hint="eastAsia" w:eastAsia="黑体"/>
         </w:rPr>
         <w:t xml:space="preserve">以及副边整流二极管与输出滤波电容</w:t>
       </w:r>
       <w:r>
+        <w:rPr>
+          <w:rFonts w:eastAsia="黑体"/>
+        </w:rPr>
         <w:t xml:space="preserve"> C </w:t>
       </w:r>
       <w:r>
         <w:rPr>
-          <w:rFonts w:hint="eastAsia"/>
+          <w:rFonts w:hint="eastAsia" w:eastAsia="黑体"/>
         </w:rPr>
         <w:t xml:space="preserve">构成。关键节点如下：输入节点</w:t>
       </w:r>
       <w:r>
+        <w:rPr>
+          <w:rFonts w:eastAsia="黑体"/>
+        </w:rPr>
         <w:t xml:space="preserve"> </w:t>
       </w:r>
       <m:oMath>
@@ -120,87 +144,117 @@
         </m:sSub>
       </m:oMath>
       <w:r>
+        <w:rPr>
+          <w:rFonts w:eastAsia="黑体"/>
+        </w:rPr>
         <w:t xml:space="preserve"> </w:t>
       </w:r>
       <w:r>
         <w:rPr>
-          <w:rFonts w:hint="eastAsia"/>
+          <w:rFonts w:hint="eastAsia" w:eastAsia="黑体"/>
         </w:rPr>
         <w:t xml:space="preserve">接上桥臂两管</w:t>
       </w:r>
       <w:r>
+        <w:rPr>
+          <w:rFonts w:eastAsia="黑体"/>
+        </w:rPr>
         <w:t xml:space="preserve"> Q1、Q3 </w:t>
       </w:r>
       <w:r>
         <w:rPr>
-          <w:rFonts w:hint="eastAsia"/>
+          <w:rFonts w:hint="eastAsia" w:eastAsia="黑体"/>
         </w:rPr>
         <w:t xml:space="preserve">的漏极；两个桥臂中点（开关节点）A、B</w:t>
       </w:r>
       <w:r>
+        <w:rPr>
+          <w:rFonts w:eastAsia="黑体"/>
+        </w:rPr>
         <w:t xml:space="preserve"> </w:t>
       </w:r>
       <w:r>
         <w:rPr>
-          <w:rFonts w:hint="eastAsia"/>
+          <w:rFonts w:hint="eastAsia" w:eastAsia="黑体"/>
         </w:rPr>
         <w:t xml:space="preserve">分别由</w:t>
       </w:r>
       <w:r>
+        <w:rPr>
+          <w:rFonts w:eastAsia="黑体"/>
+        </w:rPr>
         <w:t xml:space="preserve"> Q1/Q2 </w:t>
       </w:r>
       <w:r>
         <w:rPr>
-          <w:rFonts w:hint="eastAsia"/>
+          <w:rFonts w:hint="eastAsia" w:eastAsia="黑体"/>
         </w:rPr>
         <w:t xml:space="preserve">与</w:t>
       </w:r>
       <w:r>
+        <w:rPr>
+          <w:rFonts w:eastAsia="黑体"/>
+        </w:rPr>
         <w:t xml:space="preserve"> Q3/Q4 </w:t>
       </w:r>
       <w:r>
         <w:rPr>
-          <w:rFonts w:hint="eastAsia"/>
+          <w:rFonts w:hint="eastAsia" w:eastAsia="黑体"/>
         </w:rPr>
         <w:t xml:space="preserve">的源极-漏极连接点引出，并分别接谐振网络两端；谐振网络由</w:t>
       </w:r>
       <w:r>
+        <w:rPr>
+          <w:rFonts w:eastAsia="黑体"/>
+        </w:rPr>
         <w:t xml:space="preserve"> Lr、Cr </w:t>
       </w:r>
       <w:r>
         <w:rPr>
-          <w:rFonts w:hint="eastAsia"/>
+          <w:rFonts w:hint="eastAsia" w:eastAsia="黑体"/>
         </w:rPr>
         <w:t xml:space="preserve">与</w:t>
       </w:r>
       <w:r>
+        <w:rPr>
+          <w:rFonts w:eastAsia="黑体"/>
+        </w:rPr>
         <w:t xml:space="preserve"> </w:t>
       </w:r>
       <w:r>
         <w:rPr>
-          <w:rFonts w:hint="eastAsia"/>
+          <w:rFonts w:hint="eastAsia" w:eastAsia="黑体"/>
         </w:rPr>
         <w:t xml:space="preserve">Lm（与变压器初级并联）串联构成；变压器初级经谐振网络跨接于</w:t>
       </w:r>
       <w:r>
+        <w:rPr>
+          <w:rFonts w:eastAsia="黑体"/>
+        </w:rPr>
         <w:t xml:space="preserve"> A、B </w:t>
       </w:r>
       <w:r>
         <w:rPr>
-          <w:rFonts w:hint="eastAsia"/>
+          <w:rFonts w:hint="eastAsia" w:eastAsia="黑体"/>
         </w:rPr>
         <w:t xml:space="preserve">之间；副边经整流及滤波电容</w:t>
       </w:r>
       <w:r>
+        <w:rPr>
+          <w:rFonts w:eastAsia="黑体"/>
+        </w:rPr>
         <w:t xml:space="preserve"> C </w:t>
       </w:r>
       <w:r>
         <w:rPr>
-          <w:rFonts w:hint="eastAsia"/>
+          <w:rFonts w:hint="eastAsia" w:eastAsia="黑体"/>
         </w:rPr>
         <w:t xml:space="preserve">形成输出节点</w:t>
       </w:r>
       <w:r>
+        <w:rPr>
+          <w:rFonts w:eastAsia="黑体"/>
+        </w:rPr>
         <w:t xml:space="preserve"> </w:t>
       </w:r>
       <m:oMath>
@@ -224,20 +278,26 @@
         </m:sSub>
       </m:oMath>
       <w:r>
+        <w:rPr>
+          <w:rFonts w:eastAsia="黑体"/>
+        </w:rPr>
         <w:t xml:space="preserve"> </w:t>
       </w:r>
       <w:r>
         <w:rPr>
-          <w:rFonts w:hint="eastAsia"/>
+          <w:rFonts w:hint="eastAsia" w:eastAsia="黑体"/>
         </w:rPr>
         <w:t xml:space="preserve">并接负载，下桥臂</w:t>
       </w:r>
       <w:r>
+        <w:rPr>
+          <w:rFonts w:eastAsia="黑体"/>
+        </w:rPr>
         <w:t xml:space="preserve"> Q2、Q4 </w:t>
       </w:r>
       <w:r>
         <w:rPr>
-          <w:rFonts w:hint="eastAsia"/>
+          <w:rFonts w:hint="eastAsia" w:eastAsia="黑体"/>
         </w:rPr>
         <w:t xml:space="preserve">的源极接原边地。</w:t>
       </w:r>
@@ -246,151 +306,199 @@
       <w:pPr/>
       <w:r>
         <w:rPr>
-          <w:rFonts w:hint="eastAsia"/>
+          <w:rFonts w:hint="eastAsia" w:eastAsia="黑体"/>
         </w:rPr>
         <w:t xml:space="preserve">各元件管脚连接：Q1、Q3</w:t>
       </w:r>
       <w:r>
+        <w:rPr>
+          <w:rFonts w:eastAsia="黑体"/>
+        </w:rPr>
         <w:t xml:space="preserve"> </w:t>
       </w:r>
       <w:r>
         <w:rPr>
-          <w:rFonts w:hint="eastAsia"/>
+          <w:rFonts w:hint="eastAsia" w:eastAsia="黑体"/>
         </w:rPr>
         <w:t xml:space="preserve">的漏极接输入节点、源极分别接桥臂中点</w:t>
       </w:r>
       <w:r>
+        <w:rPr>
+          <w:rFonts w:eastAsia="黑体"/>
+        </w:rPr>
         <w:t xml:space="preserve"> </w:t>
       </w:r>
       <w:r>
         <w:rPr>
-          <w:rFonts w:hint="eastAsia"/>
+          <w:rFonts w:hint="eastAsia" w:eastAsia="黑体"/>
         </w:rPr>
         <w:t xml:space="preserve">A、B；Q2、Q4</w:t>
       </w:r>
       <w:r>
+        <w:rPr>
+          <w:rFonts w:eastAsia="黑体"/>
+        </w:rPr>
         <w:t xml:space="preserve"> </w:t>
       </w:r>
       <w:r>
         <w:rPr>
-          <w:rFonts w:hint="eastAsia"/>
+          <w:rFonts w:hint="eastAsia" w:eastAsia="黑体"/>
         </w:rPr>
         <w:t xml:space="preserve">的漏极分别接</w:t>
       </w:r>
       <w:r>
+        <w:rPr>
+          <w:rFonts w:eastAsia="黑体"/>
+        </w:rPr>
         <w:t xml:space="preserve"> </w:t>
       </w:r>
       <w:r>
         <w:rPr>
-          <w:rFonts w:hint="eastAsia"/>
+          <w:rFonts w:hint="eastAsia" w:eastAsia="黑体"/>
         </w:rPr>
         <w:t xml:space="preserve">A、B、源极接原边地；各管栅极</w:t>
       </w:r>
       <w:r>
+        <w:rPr>
+          <w:rFonts w:eastAsia="黑体"/>
+        </w:rPr>
         <w:t xml:space="preserve"> G </w:t>
       </w:r>
       <w:r>
         <w:rPr>
-          <w:rFonts w:hint="eastAsia"/>
+          <w:rFonts w:hint="eastAsia" w:eastAsia="黑体"/>
         </w:rPr>
         <w:t xml:space="preserve">接互补驱动信号；谐振电感</w:t>
       </w:r>
       <w:r>
+        <w:rPr>
+          <w:rFonts w:eastAsia="黑体"/>
+        </w:rPr>
         <w:t xml:space="preserve"> Lr </w:t>
       </w:r>
       <w:r>
         <w:rPr>
-          <w:rFonts w:hint="eastAsia"/>
+          <w:rFonts w:hint="eastAsia" w:eastAsia="黑体"/>
         </w:rPr>
         <w:t xml:space="preserve">一端接桥臂中点</w:t>
       </w:r>
       <w:r>
+        <w:rPr>
+          <w:rFonts w:eastAsia="黑体"/>
+        </w:rPr>
         <w:t xml:space="preserve"> </w:t>
       </w:r>
       <w:r>
         <w:rPr>
-          <w:rFonts w:hint="eastAsia"/>
+          <w:rFonts w:hint="eastAsia" w:eastAsia="黑体"/>
         </w:rPr>
         <w:t xml:space="preserve">A、另一端接谐振电容</w:t>
       </w:r>
       <w:r>
+        <w:rPr>
+          <w:rFonts w:eastAsia="黑体"/>
+        </w:rPr>
         <w:t xml:space="preserve"> Cr </w:t>
       </w:r>
       <w:r>
         <w:rPr>
-          <w:rFonts w:hint="eastAsia"/>
+          <w:rFonts w:hint="eastAsia" w:eastAsia="黑体"/>
         </w:rPr>
         <w:t xml:space="preserve">与变压器初级的一个端子；谐振电容</w:t>
       </w:r>
       <w:r>
+        <w:rPr>
+          <w:rFonts w:eastAsia="黑体"/>
+        </w:rPr>
         <w:t xml:space="preserve"> Cr </w:t>
       </w:r>
       <w:r>
         <w:rPr>
-          <w:rFonts w:hint="eastAsia"/>
+          <w:rFonts w:hint="eastAsia" w:eastAsia="黑体"/>
         </w:rPr>
         <w:t xml:space="preserve">一端接</w:t>
       </w:r>
       <w:r>
+        <w:rPr>
+          <w:rFonts w:eastAsia="黑体"/>
+        </w:rPr>
         <w:t xml:space="preserve"> </w:t>
       </w:r>
       <w:r>
         <w:rPr>
-          <w:rFonts w:hint="eastAsia"/>
+          <w:rFonts w:hint="eastAsia" w:eastAsia="黑体"/>
         </w:rPr>
         <w:t xml:space="preserve">Lr、另一端接桥臂中点</w:t>
       </w:r>
       <w:r>
+        <w:rPr>
+          <w:rFonts w:eastAsia="黑体"/>
+        </w:rPr>
         <w:t xml:space="preserve"> </w:t>
       </w:r>
       <w:r>
         <w:rPr>
-          <w:rFonts w:hint="eastAsia"/>
+          <w:rFonts w:hint="eastAsia" w:eastAsia="黑体"/>
         </w:rPr>
         <w:t xml:space="preserve">B（或变压器初级另一端子）；励磁电感</w:t>
       </w:r>
       <w:r>
+        <w:rPr>
+          <w:rFonts w:eastAsia="黑体"/>
+        </w:rPr>
         <w:t xml:space="preserve"> Lm </w:t>
       </w:r>
       <w:r>
         <w:rPr>
-          <w:rFonts w:hint="eastAsia"/>
+          <w:rFonts w:hint="eastAsia" w:eastAsia="黑体"/>
         </w:rPr>
         <w:t xml:space="preserve">并在变压器初级两端；变压器</w:t>
       </w:r>
       <w:r>
+        <w:rPr>
+          <w:rFonts w:eastAsia="黑体"/>
+        </w:rPr>
         <w:t xml:space="preserve"> T </w:t>
       </w:r>
       <w:r>
         <w:rPr>
-          <w:rFonts w:hint="eastAsia"/>
+          <w:rFonts w:hint="eastAsia" w:eastAsia="黑体"/>
         </w:rPr>
         <w:t xml:space="preserve">的初级并接</w:t>
       </w:r>
       <w:r>
+        <w:rPr>
+          <w:rFonts w:eastAsia="黑体"/>
+        </w:rPr>
         <w:t xml:space="preserve"> </w:t>
       </w:r>
       <w:r>
         <w:rPr>
-          <w:rFonts w:hint="eastAsia"/>
+          <w:rFonts w:hint="eastAsia" w:eastAsia="黑体"/>
         </w:rPr>
         <w:t xml:space="preserve">Lm、次级接副边整流二极管，二极管整流输出接滤波电容</w:t>
       </w:r>
       <w:r>
+        <w:rPr>
+          <w:rFonts w:eastAsia="黑体"/>
+        </w:rPr>
         <w:t xml:space="preserve"> </w:t>
       </w:r>
       <w:r>
         <w:rPr>
-          <w:rFonts w:hint="eastAsia"/>
+          <w:rFonts w:hint="eastAsia" w:eastAsia="黑体"/>
         </w:rPr>
         <w:t xml:space="preserve">C，输出电容</w:t>
       </w:r>
       <w:r>
+        <w:rPr>
+          <w:rFonts w:eastAsia="黑体"/>
+        </w:rPr>
         <w:t xml:space="preserve"> C </w:t>
       </w:r>
       <w:r>
         <w:rPr>
-          <w:rFonts w:hint="eastAsia"/>
+          <w:rFonts w:hint="eastAsia" w:eastAsia="黑体"/>
         </w:rPr>
         <w:t xml:space="preserve">一端接输出节点、另一端接副边地（副边采用中心抽头加两二极管的全波整流或桥式整流）。</w:t>
       </w:r>
@@ -399,25 +507,31 @@
       <w:pPr/>
       <w:r>
         <w:rPr>
-          <w:rFonts w:hint="eastAsia"/>
+          <w:rFonts w:hint="eastAsia" w:eastAsia="黑体"/>
         </w:rPr>
         <w:t xml:space="preserve">就组态而言，这是由全桥逆变臂驱动</w:t>
       </w:r>
       <w:r>
+        <w:rPr>
+          <w:rFonts w:eastAsia="黑体"/>
+        </w:rPr>
         <w:t xml:space="preserve"> Lr-Cr-Lm </w:t>
       </w:r>
       <w:r>
         <w:rPr>
-          <w:rFonts w:hint="eastAsia"/>
+          <w:rFonts w:hint="eastAsia" w:eastAsia="黑体"/>
         </w:rPr>
         <w:t xml:space="preserve">谐振网络、经变压器隔离整流的全桥</w:t>
       </w:r>
       <w:r>
+        <w:rPr>
+          <w:rFonts w:eastAsia="黑体"/>
+        </w:rPr>
         <w:t xml:space="preserve"> LLC </w:t>
       </w:r>
       <w:r>
         <w:rPr>
-          <w:rFonts w:hint="eastAsia"/>
+          <w:rFonts w:hint="eastAsia" w:eastAsia="黑体"/>
         </w:rPr>
         <w:t xml:space="preserve">谐振变换器，通过谐振实现开关管零电压开通与大功率隔离直流变换。</w:t>
       </w:r>
@@ -430,7 +544,7 @@
       </w:pPr>
       <w:r>
         <w:rPr>
-          <w:rFonts w:hint="eastAsia"/>
+          <w:rFonts w:hint="eastAsia" w:eastAsia="黑体"/>
         </w:rPr>
         <w:t xml:space="preserve">工作原理</w:t>
       </w:r>
@@ -441,16 +555,19 @@
       </w:pPr>
       <w:r>
         <w:rPr>
-          <w:rFonts w:hint="eastAsia"/>
+          <w:rFonts w:hint="eastAsia" w:eastAsia="黑体"/>
         </w:rPr>
         <w:t xml:space="preserve">全桥以两路互补方波驱动，在谐振网络两端产生幅度接近输入电压的方波激励，谐振电流呈正弦状，使开关管实现零电压开通（ZVS），副边二极管实现零电流关断。其工作原理与半桥</w:t>
       </w:r>
       <w:r>
+        <w:rPr>
+          <w:rFonts w:eastAsia="黑体"/>
+        </w:rPr>
         <w:t xml:space="preserve"> LLC </w:t>
       </w:r>
       <w:r>
         <w:rPr>
-          <w:rFonts w:hint="eastAsia"/>
+          <w:rFonts w:hint="eastAsia" w:eastAsia="黑体"/>
         </w:rPr>
         <w:t xml:space="preserve">相同，但输入桥臂电压幅值更高、承载功率更大。</w:t>
       </w:r>
@@ -463,7 +580,7 @@
       </w:pPr>
       <w:r>
         <w:rPr>
-          <w:rFonts w:hint="eastAsia"/>
+          <w:rFonts w:hint="eastAsia" w:eastAsia="黑体"/>
         </w:rPr>
         <w:t xml:space="preserve">关键计算公式</w:t>
       </w:r>
@@ -477,7 +594,7 @@
       </w:pPr>
       <w:r>
         <w:rPr>
-          <w:rFonts w:hint="eastAsia"/>
+          <w:rFonts w:hint="eastAsia" w:eastAsia="黑体"/>
         </w:rPr>
         <w:t xml:space="preserve">谐振频率：</w:t>
       </w:r>
@@ -572,7 +689,7 @@
       </w:pPr>
       <w:r>
         <w:rPr>
-          <w:rFonts w:hint="eastAsia"/>
+          <w:rFonts w:hint="eastAsia" w:eastAsia="黑体"/>
         </w:rPr>
         <w:t xml:space="preserve">第二谐振频率（含励磁电感）：</w:t>
       </w:r>
@@ -697,7 +814,7 @@
       </w:pPr>
       <w:r>
         <w:rPr>
-          <w:rFonts w:hint="eastAsia"/>
+          <w:rFonts w:hint="eastAsia" w:eastAsia="黑体"/>
         </w:rPr>
         <w:t xml:space="preserve">归一化电感比：</w:t>
       </w:r>
@@ -766,7 +883,7 @@
       </w:pPr>
       <w:r>
         <w:rPr>
-          <w:rFonts w:hint="eastAsia"/>
+          <w:rFonts w:hint="eastAsia" w:eastAsia="黑体"/>
         </w:rPr>
         <w:t xml:space="preserve">品质因数：</w:t>
       </w:r>
@@ -867,20 +984,26 @@
       </w:pPr>
       <w:r>
         <w:rPr>
-          <w:rFonts w:hint="eastAsia"/>
+          <w:rFonts w:hint="eastAsia" w:eastAsia="黑体"/>
         </w:rPr>
         <w:t xml:space="preserve">直流电压增益（近似，n</w:t>
       </w:r>
       <w:r>
+        <w:rPr>
+          <w:rFonts w:eastAsia="黑体"/>
+        </w:rPr>
         <w:t xml:space="preserve"> </w:t>
       </w:r>
       <w:r>
         <w:rPr>
-          <w:rFonts w:hint="eastAsia"/>
+          <w:rFonts w:hint="eastAsia" w:eastAsia="黑体"/>
         </w:rPr>
         <w:t xml:space="preserve">为副边/原边匝比</w:t>
       </w:r>
       <w:r>
+        <w:rPr>
+          <w:rFonts w:eastAsia="黑体"/>
+        </w:rPr>
         <w:t xml:space="preserve"> </w:t>
       </w:r>
       <m:oMath>
@@ -926,7 +1049,7 @@
       </m:oMath>
       <w:r>
         <w:rPr>
-          <w:rFonts w:hint="eastAsia"/>
+          <w:rFonts w:hint="eastAsia" w:eastAsia="黑体"/>
         </w:rPr>
         <w:t xml:space="preserve">）：</w:t>
       </w:r>
@@ -1026,7 +1149,7 @@
             </w:pPr>
             <w:r>
               <w:rPr>
-                <w:rFonts w:hint="eastAsia"/>
+                <w:rFonts w:hint="eastAsia" w:eastAsia="黑体"/>
               </w:rPr>
               <w:t xml:space="preserve">符号</w:t>
             </w:r>
@@ -1040,7 +1163,7 @@
             </w:pPr>
             <w:r>
               <w:rPr>
-                <w:rFonts w:hint="eastAsia"/>
+                <w:rFonts w:hint="eastAsia" w:eastAsia="黑体"/>
               </w:rPr>
               <w:t xml:space="preserve">含义</w:t>
             </w:r>
@@ -1054,7 +1177,7 @@
             </w:pPr>
             <w:r>
               <w:rPr>
-                <w:rFonts w:hint="eastAsia"/>
+                <w:rFonts w:hint="eastAsia" w:eastAsia="黑体"/>
               </w:rPr>
               <w:t xml:space="preserve">单位</w:t>
             </w:r>
@@ -1083,6 +1206,9 @@
               </m:sSub>
             </m:oMath>
             <w:r>
+              <w:rPr>
+                <w:rFonts w:eastAsia="黑体"/>
+              </w:rPr>
               <w:t xml:space="preserve">​</w:t>
             </w:r>
           </w:p>
@@ -1095,7 +1221,7 @@
             </w:pPr>
             <w:r>
               <w:rPr>
-                <w:rFonts w:hint="eastAsia"/>
+                <w:rFonts w:hint="eastAsia" w:eastAsia="黑体"/>
               </w:rPr>
               <w:t xml:space="preserve">谐振电感</w:t>
             </w:r>
@@ -1108,6 +1234,9 @@
               <w:pStyle w:val="Compact"/>
             </w:pPr>
             <w:r>
+              <w:rPr>
+                <w:rFonts w:eastAsia="黑体"/>
+              </w:rPr>
               <w:t xml:space="preserve">H</w:t>
             </w:r>
           </w:p>
@@ -1135,6 +1264,9 @@
               </m:sSub>
             </m:oMath>
             <w:r>
+              <w:rPr>
+                <w:rFonts w:eastAsia="黑体"/>
+              </w:rPr>
               <w:t xml:space="preserve">​</w:t>
             </w:r>
           </w:p>
@@ -1147,7 +1279,7 @@
             </w:pPr>
             <w:r>
               <w:rPr>
-                <w:rFonts w:hint="eastAsia"/>
+                <w:rFonts w:hint="eastAsia" w:eastAsia="黑体"/>
               </w:rPr>
               <w:t xml:space="preserve">谐振电容</w:t>
             </w:r>
@@ -1160,6 +1292,9 @@
               <w:pStyle w:val="Compact"/>
             </w:pPr>
             <w:r>
+              <w:rPr>
+                <w:rFonts w:eastAsia="黑体"/>
+              </w:rPr>
               <w:t xml:space="preserve">F</w:t>
             </w:r>
           </w:p>
@@ -1187,6 +1322,9 @@
               </m:sSub>
             </m:oMath>
             <w:r>
+              <w:rPr>
+                <w:rFonts w:eastAsia="黑体"/>
+              </w:rPr>
               <w:t xml:space="preserve">​</w:t>
             </w:r>
           </w:p>
@@ -1199,7 +1337,7 @@
             </w:pPr>
             <w:r>
               <w:rPr>
-                <w:rFonts w:hint="eastAsia"/>
+                <w:rFonts w:hint="eastAsia" w:eastAsia="黑体"/>
               </w:rPr>
               <w:t xml:space="preserve">磁化电感</w:t>
             </w:r>
@@ -1212,6 +1350,9 @@
               <w:pStyle w:val="Compact"/>
             </w:pPr>
             <w:r>
+              <w:rPr>
+                <w:rFonts w:eastAsia="黑体"/>
+              </w:rPr>
               <w:t xml:space="preserve">H</w:t>
             </w:r>
           </w:p>
@@ -1239,6 +1380,9 @@
               </m:sSub>
             </m:oMath>
             <w:r>
+              <w:rPr>
+                <w:rFonts w:eastAsia="黑体"/>
+              </w:rPr>
               <w:t xml:space="preserve">​</w:t>
             </w:r>
           </w:p>
@@ -1251,7 +1395,7 @@
             </w:pPr>
             <w:r>
               <w:rPr>
-                <w:rFonts w:hint="eastAsia"/>
+                <w:rFonts w:hint="eastAsia" w:eastAsia="黑体"/>
               </w:rPr>
               <w:t xml:space="preserve">谐振频率</w:t>
             </w:r>
@@ -1264,6 +1408,9 @@
               <w:pStyle w:val="Compact"/>
             </w:pPr>
             <w:r>
+              <w:rPr>
+                <w:rFonts w:eastAsia="黑体"/>
+              </w:rPr>
               <w:t xml:space="preserve">Hz</w:t>
             </w:r>
           </w:p>
@@ -1291,6 +1438,9 @@
               </m:sSub>
             </m:oMath>
             <w:r>
+              <w:rPr>
+                <w:rFonts w:eastAsia="黑体"/>
+              </w:rPr>
               <w:t xml:space="preserve">​</w:t>
             </w:r>
           </w:p>
@@ -1303,7 +1453,7 @@
             </w:pPr>
             <w:r>
               <w:rPr>
-                <w:rFonts w:hint="eastAsia"/>
+                <w:rFonts w:hint="eastAsia" w:eastAsia="黑体"/>
               </w:rPr>
               <w:t xml:space="preserve">第二谐振频率</w:t>
             </w:r>
@@ -1316,6 +1466,9 @@
               <w:pStyle w:val="Compact"/>
             </w:pPr>
             <w:r>
+              <w:rPr>
+                <w:rFonts w:eastAsia="黑体"/>
+              </w:rPr>
               <w:t xml:space="preserve">Hz</w:t>
             </w:r>
           </w:p>
@@ -1343,6 +1496,9 @@
               </m:sSub>
             </m:oMath>
             <w:r>
+              <w:rPr>
+                <w:rFonts w:eastAsia="黑体"/>
+              </w:rPr>
               <w:t xml:space="preserve">​</w:t>
             </w:r>
           </w:p>
@@ -1355,7 +1511,7 @@
             </w:pPr>
             <w:r>
               <w:rPr>
-                <w:rFonts w:hint="eastAsia"/>
+                <w:rFonts w:hint="eastAsia" w:eastAsia="黑体"/>
               </w:rPr>
               <w:t xml:space="preserve">折合到原边的负载电阻</w:t>
             </w:r>
@@ -1368,6 +1524,9 @@
               <w:pStyle w:val="Compact"/>
             </w:pPr>
             <w:r>
+              <w:rPr>
+                <w:rFonts w:eastAsia="黑体"/>
+              </w:rPr>
               <w:t xml:space="preserve">Ω</w:t>
             </w:r>
           </w:p>
@@ -1386,6 +1545,9 @@
               </m:r>
             </m:oMath>
             <w:r>
+              <w:rPr>
+                <w:rFonts w:eastAsia="黑体"/>
+              </w:rPr>
               <w:t xml:space="preserve">​</w:t>
             </w:r>
           </w:p>
@@ -1398,7 +1560,7 @@
             </w:pPr>
             <w:r>
               <w:rPr>
-                <w:rFonts w:hint="eastAsia"/>
+                <w:rFonts w:hint="eastAsia" w:eastAsia="黑体"/>
               </w:rPr>
               <w:t xml:space="preserve">品质因数</w:t>
             </w:r>
@@ -1411,6 +1573,9 @@
               <w:pStyle w:val="Compact"/>
             </w:pPr>
             <w:r>
+              <w:rPr>
+                <w:rFonts w:eastAsia="黑体"/>
+              </w:rPr>
               <w:t xml:space="preserve">—</w:t>
             </w:r>
           </w:p>
@@ -1429,6 +1594,9 @@
               </m:r>
             </m:oMath>
             <w:r>
+              <w:rPr>
+                <w:rFonts w:eastAsia="黑体"/>
+              </w:rPr>
               <w:t xml:space="preserve">​</w:t>
             </w:r>
           </w:p>
@@ -1441,7 +1609,7 @@
             </w:pPr>
             <w:r>
               <w:rPr>
-                <w:rFonts w:hint="eastAsia"/>
+                <w:rFonts w:hint="eastAsia" w:eastAsia="黑体"/>
               </w:rPr>
               <w:t xml:space="preserve">谐振网络电压增益</w:t>
             </w:r>
@@ -1454,6 +1622,9 @@
               <w:pStyle w:val="Compact"/>
             </w:pPr>
             <w:r>
+              <w:rPr>
+                <w:rFonts w:eastAsia="黑体"/>
+              </w:rPr>
               <w:t xml:space="preserve">—</w:t>
             </w:r>
           </w:p>
@@ -1472,6 +1643,9 @@
               </m:r>
             </m:oMath>
             <w:r>
+              <w:rPr>
+                <w:rFonts w:eastAsia="黑体"/>
+              </w:rPr>
               <w:t xml:space="preserve">​</w:t>
             </w:r>
           </w:p>
@@ -1484,7 +1658,7 @@
             </w:pPr>
             <w:r>
               <w:rPr>
-                <w:rFonts w:hint="eastAsia"/>
+                <w:rFonts w:hint="eastAsia" w:eastAsia="黑体"/>
               </w:rPr>
               <w:t xml:space="preserve">变压器匝比（副边/原边）</w:t>
             </w:r>
@@ -1497,6 +1671,9 @@
               <w:pStyle w:val="Compact"/>
             </w:pPr>
             <w:r>
+              <w:rPr>
+                <w:rFonts w:eastAsia="黑体"/>
+              </w:rPr>
               <w:t xml:space="preserve">—</w:t>
             </w:r>
           </w:p>
@@ -1511,7 +1688,7 @@
       </w:pPr>
       <w:r>
         <w:rPr>
-          <w:rFonts w:hint="eastAsia"/>
+          <w:rFonts w:hint="eastAsia" w:eastAsia="黑体"/>
         </w:rPr>
         <w:t xml:space="preserve">元件调整影响</w:t>
       </w:r>
@@ -1526,6 +1703,7 @@
       </w:pPr>
       <w:r>
         <w:rPr>
+          <w:rFonts w:eastAsia="黑体"/>
           <w:b/>
           <w:bCs/>
         </w:rPr>
@@ -1533,7 +1711,7 @@
       </w:r>
       <w:r>
         <w:rPr>
-          <w:rFonts w:hint="eastAsia"/>
+          <w:rFonts w:hint="eastAsia" w:eastAsia="黑体"/>
           <w:b/>
           <w:bCs/>
         </w:rPr>
@@ -1541,24 +1719,34 @@
       </w:r>
       <w:r>
         <w:rPr>
+          <w:rFonts w:eastAsia="黑体"/>
           <w:b/>
           <w:bCs/>
         </w:rPr>
         <w:t xml:space="preserve"> Cr↑</w:t>
       </w:r>
       <w:r>
+        <w:rPr>
+          <w:rFonts w:eastAsia="黑体"/>
+        </w:rPr>
         <w:t xml:space="preserve"> </w:t>
       </w:r>
       <w:r>
+        <w:rPr>
+          <w:rFonts w:eastAsia="黑体"/>
+        </w:rPr>
         <w:t xml:space="preserve">→ </w:t>
       </w:r>
       <w:r>
         <w:rPr>
-          <w:rFonts w:hint="eastAsia"/>
+          <w:rFonts w:hint="eastAsia" w:eastAsia="黑体"/>
         </w:rPr>
         <w:t xml:space="preserve">谐振频率</w:t>
       </w:r>
       <w:r>
+        <w:rPr>
+          <w:rFonts w:eastAsia="黑体"/>
+        </w:rPr>
         <w:t xml:space="preserve"> </w:t>
       </w:r>
       <m:oMath>
@@ -1576,11 +1764,14 @@
         </m:sSub>
       </m:oMath>
       <w:r>
+        <w:rPr>
+          <w:rFonts w:eastAsia="黑体"/>
+        </w:rPr>
         <w:t xml:space="preserve"> </w:t>
       </w:r>
       <w:r>
         <w:rPr>
-          <w:rFonts w:hint="eastAsia"/>
+          <w:rFonts w:hint="eastAsia" w:eastAsia="黑体"/>
         </w:rPr>
         <w:t xml:space="preserve">下降，工作频率需降低。</w:t>
       </w:r>
@@ -1595,20 +1786,27 @@
       </w:pPr>
       <w:r>
         <w:rPr>
+          <w:rFonts w:eastAsia="黑体"/>
           <w:b/>
           <w:bCs/>
         </w:rPr>
         <w:t xml:space="preserve">Lm↑</w:t>
       </w:r>
       <w:r>
+        <w:rPr>
+          <w:rFonts w:eastAsia="黑体"/>
+        </w:rPr>
         <w:t xml:space="preserve"> </w:t>
       </w:r>
       <w:r>
+        <w:rPr>
+          <w:rFonts w:eastAsia="黑体"/>
+        </w:rPr>
         <w:t xml:space="preserve">→ </w:t>
       </w:r>
       <w:r>
         <w:rPr>
-          <w:rFonts w:hint="eastAsia"/>
+          <w:rFonts w:hint="eastAsia" w:eastAsia="黑体"/>
         </w:rPr>
         <w:t xml:space="preserve">励磁电流减小、损耗降低，但增益调节范围变窄。</w:t>
       </w:r>
@@ -1623,20 +1821,27 @@
       </w:pPr>
       <w:r>
         <w:rPr>
+          <w:rFonts w:eastAsia="黑体"/>
           <w:b/>
           <w:bCs/>
         </w:rPr>
         <w:t xml:space="preserve">Q↑</w:t>
       </w:r>
       <w:r>
+        <w:rPr>
+          <w:rFonts w:eastAsia="黑体"/>
+        </w:rPr>
         <w:t xml:space="preserve"> </w:t>
       </w:r>
       <w:r>
+        <w:rPr>
+          <w:rFonts w:eastAsia="黑体"/>
+        </w:rPr>
         <w:t xml:space="preserve">→ </w:t>
       </w:r>
       <w:r>
         <w:rPr>
-          <w:rFonts w:hint="eastAsia"/>
+          <w:rFonts w:hint="eastAsia" w:eastAsia="黑体"/>
         </w:rPr>
         <w:t xml:space="preserve">增益峰变陡，负载大范围变化下环路更难稳定。</w:t>
       </w:r>
@@ -1651,7 +1856,7 @@
       </w:pPr>
       <w:r>
         <w:rPr>
-          <w:rFonts w:hint="eastAsia"/>
+          <w:rFonts w:hint="eastAsia" w:eastAsia="黑体"/>
           <w:b/>
           <w:bCs/>
         </w:rPr>
@@ -1659,6 +1864,7 @@
       </w:r>
       <w:r>
         <w:rPr>
+          <w:rFonts w:eastAsia="黑体"/>
           <w:b/>
           <w:bCs/>
         </w:rPr>
@@ -1666,7 +1872,7 @@
       </w:r>
       <w:r>
         <w:rPr>
-          <w:rFonts w:hint="eastAsia"/>
+          <w:rFonts w:hint="eastAsia" w:eastAsia="黑体"/>
           <w:b/>
           <w:bCs/>
         </w:rPr>
@@ -1674,6 +1880,7 @@
       </w:r>
       <w:r>
         <w:rPr>
+          <w:rFonts w:eastAsia="黑体"/>
           <w:b/>
           <w:bCs/>
         </w:rPr>
@@ -1681,11 +1888,14 @@
       </w:r>
       <w:r>
         <w:rPr>
-          <w:rFonts w:hint="eastAsia"/>
+          <w:rFonts w:hint="eastAsia" w:eastAsia="黑体"/>
         </w:rPr>
         <w:t xml:space="preserve">：过高增益下降，过低进入容性区失去</w:t>
       </w:r>
       <w:r>
+        <w:rPr>
+          <w:rFonts w:eastAsia="黑体"/>
+        </w:rPr>
         <w:t xml:space="preserve"> ZVS。</w:t>
       </w:r>
     </w:p>
@@ -1699,11 +1909,14 @@
       </w:pPr>
       <w:r>
         <w:rPr>
-          <w:rFonts w:hint="eastAsia"/>
+          <w:rFonts w:hint="eastAsia" w:eastAsia="黑体"/>
         </w:rPr>
         <w:t xml:space="preserve">全桥较半桥多一倍开关管，但每个开关管承受的电压为输入电压而非半桥的</w:t>
       </w:r>
       <w:r>
+        <w:rPr>
+          <w:rFonts w:eastAsia="黑体"/>
+        </w:rPr>
         <w:t xml:space="preserve"> </w:t>
       </w:r>
       <m:oMath>
@@ -1725,7 +1938,7 @@
       </m:oMath>
       <w:r>
         <w:rPr>
-          <w:rFonts w:hint="eastAsia"/>
+          <w:rFonts w:hint="eastAsia" w:eastAsia="黑体"/>
         </w:rPr>
         <w:t xml:space="preserve">（取决于拓扑），导通损耗分布更优。</w:t>
       </w:r>
@@ -1738,7 +1951,7 @@
       </w:pPr>
       <w:r>
         <w:rPr>
-          <w:rFonts w:hint="eastAsia"/>
+          <w:rFonts w:hint="eastAsia" w:eastAsia="黑体"/>
         </w:rPr>
         <w:t xml:space="preserve">典型参数示例</w:t>
       </w:r>
@@ -1753,11 +1966,14 @@
       </w:pPr>
       <w:r>
         <w:rPr>
-          <w:rFonts w:hint="eastAsia"/>
+          <w:rFonts w:hint="eastAsia" w:eastAsia="黑体"/>
         </w:rPr>
         <w:t xml:space="preserve">取</w:t>
       </w:r>
       <w:r>
+        <w:rPr>
+          <w:rFonts w:eastAsia="黑体"/>
+        </w:rPr>
         <w:t xml:space="preserve"> </w:t>
       </w:r>
       <m:oMath>
@@ -1797,6 +2013,9 @@
         </m:r>
       </m:oMath>
       <w:r>
+        <w:rPr>
+          <w:rFonts w:eastAsia="黑体"/>
+        </w:rPr>
         <w:t xml:space="preserve">、</w:t>
       </w:r>
       <m:oMath>
@@ -1834,7 +2053,7 @@
       </m:oMath>
       <w:r>
         <w:rPr>
-          <w:rFonts w:hint="eastAsia"/>
+          <w:rFonts w:hint="eastAsia" w:eastAsia="黑体"/>
         </w:rPr>
         <w:t xml:space="preserve">：</w:t>
       </w:r>
@@ -1964,6 +2183,9 @@
         </m:r>
       </m:oMath>
       <w:r>
+        <w:rPr>
+          <w:rFonts w:eastAsia="黑体"/>
+        </w:rPr>
         <w:t xml:space="preserve">。</w:t>
       </w:r>
     </w:p>
@@ -1977,11 +2199,14 @@
       </w:pPr>
       <w:r>
         <w:rPr>
-          <w:rFonts w:hint="eastAsia"/>
+          <w:rFonts w:hint="eastAsia" w:eastAsia="黑体"/>
         </w:rPr>
         <w:t xml:space="preserve">取</w:t>
       </w:r>
       <w:r>
+        <w:rPr>
+          <w:rFonts w:eastAsia="黑体"/>
+        </w:rPr>
         <w:t xml:space="preserve"> </w:t>
       </w:r>
       <m:oMath>
@@ -2021,6 +2246,9 @@
         </m:r>
       </m:oMath>
       <w:r>
+        <w:rPr>
+          <w:rFonts w:eastAsia="黑体"/>
+        </w:rPr>
         <w:t xml:space="preserve">、</w:t>
       </w:r>
       <m:oMath>
@@ -2061,7 +2289,7 @@
       </m:oMath>
       <w:r>
         <w:rPr>
-          <w:rFonts w:hint="eastAsia"/>
+          <w:rFonts w:hint="eastAsia" w:eastAsia="黑体"/>
         </w:rPr>
         <w:t xml:space="preserve">：</w:t>
       </w:r>
@@ -2191,6 +2419,9 @@
         </m:r>
       </m:oMath>
       <w:r>
+        <w:rPr>
+          <w:rFonts w:eastAsia="黑体"/>
+        </w:rPr>
         <w:t xml:space="preserve">。</w:t>
       </w:r>
     </w:p>
@@ -2202,7 +2433,7 @@
       </w:pPr>
       <w:r>
         <w:rPr>
-          <w:rFonts w:hint="eastAsia"/>
+          <w:rFonts w:hint="eastAsia" w:eastAsia="黑体"/>
         </w:rPr>
         <w:t xml:space="preserve">常见器件型号</w:t>
       </w:r>
@@ -2217,7 +2448,7 @@
       </w:pPr>
       <w:r>
         <w:rPr>
-          <w:rFonts w:hint="eastAsia"/>
+          <w:rFonts w:hint="eastAsia" w:eastAsia="黑体"/>
         </w:rPr>
         <w:t xml:space="preserve">开关管：STW48N60M2、IPW60R099P7、IXFH60N60。</w:t>
       </w:r>
@@ -2232,7 +2463,7 @@
       </w:pPr>
       <w:r>
         <w:rPr>
-          <w:rFonts w:hint="eastAsia"/>
+          <w:rFonts w:hint="eastAsia" w:eastAsia="黑体"/>
         </w:rPr>
         <w:t xml:space="preserve">整流二极管：MBR40250、DSEP30-06、STPS40H100。</w:t>
       </w:r>
@@ -2247,16 +2478,19 @@
       </w:pPr>
       <w:r>
         <w:rPr>
-          <w:rFonts w:hint="eastAsia"/>
+          <w:rFonts w:hint="eastAsia" w:eastAsia="黑体"/>
         </w:rPr>
         <w:t xml:space="preserve">控制</w:t>
       </w:r>
       <w:r>
+        <w:rPr>
+          <w:rFonts w:eastAsia="黑体"/>
+        </w:rPr>
         <w:t xml:space="preserve"> </w:t>
       </w:r>
       <w:r>
         <w:rPr>
-          <w:rFonts w:hint="eastAsia"/>
+          <w:rFonts w:hint="eastAsia" w:eastAsia="黑体"/>
         </w:rPr>
         <w:t xml:space="preserve">IC：UCC28950、UCC25600（可扩展）、NCP1397（配外部驱动）。</w:t>
       </w:r>
@@ -2269,7 +2503,7 @@
       </w:pPr>
       <w:r>
         <w:rPr>
-          <w:rFonts w:hint="eastAsia"/>
+          <w:rFonts w:hint="eastAsia" w:eastAsia="黑体"/>
         </w:rPr>
         <w:t xml:space="preserve">注意事项</w:t>
       </w:r>
@@ -2284,7 +2518,7 @@
       </w:pPr>
       <w:r>
         <w:rPr>
-          <w:rFonts w:hint="eastAsia"/>
+          <w:rFonts w:hint="eastAsia" w:eastAsia="黑体"/>
         </w:rPr>
         <w:t xml:space="preserve">需严格保证上下桥臂驱动不重叠，防止直通短路。</w:t>
       </w:r>
@@ -2299,7 +2533,7 @@
       </w:pPr>
       <w:r>
         <w:rPr>
-          <w:rFonts w:hint="eastAsia"/>
+          <w:rFonts w:hint="eastAsia" w:eastAsia="黑体"/>
         </w:rPr>
         <w:t xml:space="preserve">四个开关管参数需匹配，减小桥臂不平衡与损耗。</w:t>
       </w:r>
@@ -2314,16 +2548,19 @@
       </w:pPr>
       <w:r>
         <w:rPr>
-          <w:rFonts w:hint="eastAsia"/>
+          <w:rFonts w:hint="eastAsia" w:eastAsia="黑体"/>
         </w:rPr>
         <w:t xml:space="preserve">运行应保持在感性区，全程实现</w:t>
       </w:r>
       <w:r>
+        <w:rPr>
+          <w:rFonts w:eastAsia="黑体"/>
+        </w:rPr>
         <w:t xml:space="preserve"> </w:t>
       </w:r>
       <w:r>
         <w:rPr>
-          <w:rFonts w:hint="eastAsia"/>
+          <w:rFonts w:hint="eastAsia" w:eastAsia="黑体"/>
         </w:rPr>
         <w:t xml:space="preserve">ZVS，避免容性区硬开关。</w:t>
       </w:r>
@@ -2338,16 +2575,19 @@
       </w:pPr>
       <w:r>
         <w:rPr>
-          <w:rFonts w:hint="eastAsia"/>
+          <w:rFonts w:hint="eastAsia" w:eastAsia="黑体"/>
         </w:rPr>
         <w:t xml:space="preserve">高频大电流下需优化</w:t>
       </w:r>
       <w:r>
+        <w:rPr>
+          <w:rFonts w:eastAsia="黑体"/>
+        </w:rPr>
         <w:t xml:space="preserve"> PCB </w:t>
       </w:r>
       <w:r>
         <w:rPr>
-          <w:rFonts w:hint="eastAsia"/>
+          <w:rFonts w:hint="eastAsia" w:eastAsia="黑体"/>
         </w:rPr>
         <w:t xml:space="preserve">布局，减小寄生电感与环路面积。</w:t>
       </w:r>
@@ -2360,7 +2600,7 @@
       </w:pPr>
       <w:r>
         <w:rPr>
-          <w:rFonts w:hint="eastAsia"/>
+          <w:rFonts w:hint="eastAsia" w:eastAsia="黑体"/>
         </w:rPr>
         <w:t xml:space="preserve">参考资料</w:t>
       </w:r>
@@ -2374,29 +2614,38 @@
         </w:numPr>
       </w:pPr>
       <w:r>
+        <w:rPr>
+          <w:rFonts w:eastAsia="黑体"/>
+        </w:rPr>
         <w:t xml:space="preserve">TI </w:t>
       </w:r>
       <w:r>
         <w:rPr>
-          <w:rFonts w:hint="eastAsia"/>
+          <w:rFonts w:hint="eastAsia" w:eastAsia="黑体"/>
         </w:rPr>
         <w:t xml:space="preserve">应用笔记</w:t>
       </w:r>
       <w:r>
+        <w:rPr>
+          <w:rFonts w:eastAsia="黑体"/>
+        </w:rPr>
         <w:t xml:space="preserve"> </w:t>
       </w:r>
       <w:r>
         <w:rPr>
-          <w:rFonts w:hint="eastAsia"/>
+          <w:rFonts w:hint="eastAsia" w:eastAsia="黑体"/>
         </w:rPr>
         <w:t xml:space="preserve">SLUP263（LLC</w:t>
       </w:r>
       <w:r>
+        <w:rPr>
+          <w:rFonts w:eastAsia="黑体"/>
+        </w:rPr>
         <w:t xml:space="preserve"> </w:t>
       </w:r>
       <w:r>
         <w:rPr>
-          <w:rFonts w:hint="eastAsia"/>
+          <w:rFonts w:hint="eastAsia" w:eastAsia="黑体"/>
         </w:rPr>
         <w:t xml:space="preserve">谐振变换器设计）。</w:t>
       </w:r>
@@ -2410,29 +2659,38 @@
         </w:numPr>
       </w:pPr>
       <w:r>
+        <w:rPr>
+          <w:rFonts w:eastAsia="黑体"/>
+        </w:rPr>
         <w:t xml:space="preserve">ST </w:t>
       </w:r>
       <w:r>
         <w:rPr>
-          <w:rFonts w:hint="eastAsia"/>
+          <w:rFonts w:hint="eastAsia" w:eastAsia="黑体"/>
         </w:rPr>
         <w:t xml:space="preserve">应用笔记</w:t>
       </w:r>
       <w:r>
+        <w:rPr>
+          <w:rFonts w:eastAsia="黑体"/>
+        </w:rPr>
         <w:t xml:space="preserve"> </w:t>
       </w:r>
       <w:r>
         <w:rPr>
-          <w:rFonts w:hint="eastAsia"/>
+          <w:rFonts w:hint="eastAsia" w:eastAsia="黑体"/>
         </w:rPr>
         <w:t xml:space="preserve">AN2644（全桥</w:t>
       </w:r>
       <w:r>
+        <w:rPr>
+          <w:rFonts w:eastAsia="黑体"/>
+        </w:rPr>
         <w:t xml:space="preserve"> </w:t>
       </w:r>
       <w:r>
         <w:rPr>
-          <w:rFonts w:hint="eastAsia"/>
+          <w:rFonts w:hint="eastAsia" w:eastAsia="黑体"/>
         </w:rPr>
         <w:t xml:space="preserve">LLC）。</w:t>
       </w:r>
@@ -2446,6 +2704,9 @@
         </w:numPr>
       </w:pPr>
       <w:r>
+        <w:rPr>
+          <w:rFonts w:eastAsia="黑体"/>
+        </w:rPr>
         <w:t xml:space="preserve">Wikipedia: Resonant converter。</w:t>
       </w:r>
     </w:p>
@@ -2458,11 +2719,11 @@
       </w:pPr>
       <w:r>
         <w:rPr>
-          <w:rFonts w:ascii="Times New Roman" w:hAnsi="Times New Roman"/>
+          <w:rFonts w:ascii="Times New Roman" w:hAnsi="Times New Roman" w:eastAsia="黑体"/>
           <w:color w:val="555555"/>
           <w:sz w:val="21"/>
         </w:rPr>
-        <w:t>材料收集者：杜文杰</w:t>
+        <w:t>材料收集者：杜文杰，WX手机：19519196569，QQ:3478827729</w:t>
       </w:r>
     </w:p>
     <w:sectPr>
@@ -2482,7 +2743,7 @@
 </file>
 
 <file path=word/footer1.xml><?xml version="1.0" encoding="utf-8"?>
-<w:ftr xmlns:m="http://schemas.openxmlformats.org/officeDocument/2006/math" xmlns:mc="http://schemas.openxmlformats.org/markup-compatibility/2006" xmlns:mo="http://schemas.microsoft.com/office/mac/office/2008/main" xmlns:mv="urn:schemas-microsoft-com:mac:vml" xmlns:o="urn:schemas-microsoft-com:office:office" xmlns:r="http://schemas.openxmlformats.org/officeDocument/2006/relationships" xmlns:v="urn:schemas-microsoft-com:vml" xmlns:w10="urn:schemas-microsoft-com:office:word" xmlns:w14="http://schemas.microsoft.com/office/word/2010/wordml" xmlns:w="http://schemas.openxmlformats.org/wordprocessingml/2006/main" xmlns:wne="http://schemas.microsoft.com/office/word/2006/wordml" xmlns:wp14="http://schemas.microsoft.com/office/word/2010/wordprocessingDrawing" xmlns:wp="http://schemas.openxmlformats.org/drawingml/2006/wordprocessingDrawing" xmlns:wpc="http://schemas.microsoft.com/office/word/2010/wordprocessingCanvas" xmlns:wpg="http://schemas.microsoft.com/office/word/2010/wordprocessingGroup" xmlns:wpi="http://schemas.microsoft.com/office/word/2010/wordprocessingInk" xmlns:wps="http://schemas.microsoft.com/office/word/2010/wordprocessingShape" mc:Ignorable="w14 wp14">
+<w:ftr xmlns:mc="http://schemas.openxmlformats.org/markup-compatibility/2006" xmlns:w="http://schemas.openxmlformats.org/wordprocessingml/2006/main" xmlns:m="http://schemas.openxmlformats.org/officeDocument/2006/math" xmlns:mo="http://schemas.microsoft.com/office/mac/office/2008/main" xmlns:mv="urn:schemas-microsoft-com:mac:vml" xmlns:o="urn:schemas-microsoft-com:office:office" xmlns:r="http://schemas.openxmlformats.org/officeDocument/2006/relationships" xmlns:v="urn:schemas-microsoft-com:vml" xmlns:w10="urn:schemas-microsoft-com:office:word" xmlns:w14="http://schemas.microsoft.com/office/word/2010/wordml" xmlns:wne="http://schemas.microsoft.com/office/word/2006/wordml" xmlns:wp14="http://schemas.microsoft.com/office/word/2010/wordprocessingDrawing" xmlns:wp="http://schemas.openxmlformats.org/drawingml/2006/wordprocessingDrawing" xmlns:wpc="http://schemas.microsoft.com/office/word/2010/wordprocessingCanvas" xmlns:wpg="http://schemas.microsoft.com/office/word/2010/wordprocessingGroup" xmlns:wpi="http://schemas.microsoft.com/office/word/2010/wordprocessingInk" xmlns:wps="http://schemas.microsoft.com/office/word/2010/wordprocessingShape" mc:Ignorable="w14 wp14">
   <w:p>
     <w:pPr>
       <w:pStyle w:val="Footer"/>
@@ -2490,12 +2751,14 @@
     </w:pPr>
     <w:r>
       <w:rPr>
+        <w:rFonts w:eastAsia="黑体"/>
         <w:sz w:val="18"/>
       </w:rPr>
       <w:t xml:space="preserve">第 </w:t>
     </w:r>
     <w:r>
       <w:rPr>
+        <w:rFonts w:eastAsia="黑体"/>
         <w:sz w:val="18"/>
       </w:rPr>
       <w:fldChar w:fldCharType="begin"/>
@@ -2504,6 +2767,7 @@
     </w:r>
     <w:r>
       <w:rPr>
+        <w:rFonts w:eastAsia="黑体"/>
         <w:sz w:val="18"/>
       </w:rPr>
       <w:t xml:space="preserve"> 页</w:t>
@@ -2517,6 +2781,9 @@
   <w:footnote w:type="continuationSeparator" w:id="0">
     <w:p>
       <w:r>
+        <w:rPr>
+          <w:rFonts w:eastAsia="黑体"/>
+        </w:rPr>
         <w:continuationSeparator/>
       </w:r>
     </w:p>
@@ -2524,6 +2791,9 @@
   <w:footnote w:type="separator" w:id="-1">
     <w:p>
       <w:r>
+        <w:rPr>
+          <w:rFonts w:eastAsia="黑体"/>
+        </w:rPr>
         <w:separator/>
       </w:r>
     </w:p>
@@ -2532,7 +2802,7 @@
 </file>
 
 <file path=word/header1.xml><?xml version="1.0" encoding="utf-8"?>
-<w:hdr xmlns:m="http://schemas.openxmlformats.org/officeDocument/2006/math" xmlns:mc="http://schemas.openxmlformats.org/markup-compatibility/2006" xmlns:mo="http://schemas.microsoft.com/office/mac/office/2008/main" xmlns:mv="urn:schemas-microsoft-com:mac:vml" xmlns:o="urn:schemas-microsoft-com:office:office" xmlns:r="http://schemas.openxmlformats.org/officeDocument/2006/relationships" xmlns:v="urn:schemas-microsoft-com:vml" xmlns:w10="urn:schemas-microsoft-com:office:word" xmlns:w14="http://schemas.microsoft.com/office/word/2010/wordml" xmlns:w="http://schemas.openxmlformats.org/wordprocessingml/2006/main" xmlns:wne="http://schemas.microsoft.com/office/word/2006/wordml" xmlns:wp14="http://schemas.microsoft.com/office/word/2010/wordprocessingDrawing" xmlns:wp="http://schemas.openxmlformats.org/drawingml/2006/wordprocessingDrawing" xmlns:wpc="http://schemas.microsoft.com/office/word/2010/wordprocessingCanvas" xmlns:wpg="http://schemas.microsoft.com/office/word/2010/wordprocessingGroup" xmlns:wpi="http://schemas.microsoft.com/office/word/2010/wordprocessingInk" xmlns:wps="http://schemas.microsoft.com/office/word/2010/wordprocessingShape" mc:Ignorable="w14 wp14">
+<w:hdr xmlns:mc="http://schemas.openxmlformats.org/markup-compatibility/2006" xmlns:w="http://schemas.openxmlformats.org/wordprocessingml/2006/main" xmlns:m="http://schemas.openxmlformats.org/officeDocument/2006/math" xmlns:mo="http://schemas.microsoft.com/office/mac/office/2008/main" xmlns:mv="urn:schemas-microsoft-com:mac:vml" xmlns:o="urn:schemas-microsoft-com:office:office" xmlns:r="http://schemas.openxmlformats.org/officeDocument/2006/relationships" xmlns:v="urn:schemas-microsoft-com:vml" xmlns:w10="urn:schemas-microsoft-com:office:word" xmlns:w14="http://schemas.microsoft.com/office/word/2010/wordml" xmlns:wne="http://schemas.microsoft.com/office/word/2006/wordml" xmlns:wp14="http://schemas.microsoft.com/office/word/2010/wordprocessingDrawing" xmlns:wp="http://schemas.openxmlformats.org/drawingml/2006/wordprocessingDrawing" xmlns:wpc="http://schemas.microsoft.com/office/word/2010/wordprocessingCanvas" xmlns:wpg="http://schemas.microsoft.com/office/word/2010/wordprocessingGroup" xmlns:wpi="http://schemas.microsoft.com/office/word/2010/wordprocessingInk" xmlns:wps="http://schemas.microsoft.com/office/word/2010/wordprocessingShape" mc:Ignorable="w14 wp14">
   <w:p>
     <w:pPr>
       <w:pStyle w:val="Header"/>
@@ -2540,7 +2810,7 @@
     </w:pPr>
     <w:r>
       <w:rPr>
-        <w:rFonts w:ascii="Times New Roman" w:hAnsi="Times New Roman"/>
+        <w:rFonts w:ascii="Times New Roman" w:hAnsi="Times New Roman" w:eastAsia="黑体"/>
         <w:sz w:val="18"/>
         <w:rFonts w:eastAsia="黑体"/>
         <w:rFonts w:eastAsia="黑体"/>
@@ -2552,7 +2822,7 @@
 </file>
 
 <file path=word/numbering.xml><?xml version="1.0" encoding="utf-8"?>
-<w:numbering xmlns:m="http://schemas.openxmlformats.org/officeDocument/2006/math" xmlns:mc="http://schemas.openxmlformats.org/markup-compatibility/2006" xmlns:mo="http://schemas.microsoft.com/office/mac/office/2008/main" xmlns:mv="urn:schemas-microsoft-com:mac:vml" xmlns:o="urn:schemas-microsoft-com:office:office" xmlns:r="http://schemas.openxmlformats.org/officeDocument/2006/relationships" xmlns:v="urn:schemas-microsoft-com:vml" xmlns:w="http://schemas.openxmlformats.org/wordprocessingml/2006/main" xmlns:w10="urn:schemas-microsoft-com:office:word" xmlns:w14="http://schemas.microsoft.com/office/word/2010/wordml" xmlns:wne="http://schemas.microsoft.com/office/word/2006/wordml" xmlns:wp="http://schemas.openxmlformats.org/drawingml/2006/wordprocessingDrawing" xmlns:wp14="http://schemas.microsoft.com/office/word/2010/wordprocessingDrawing" xmlns:wpc="http://schemas.microsoft.com/office/word/2010/wordprocessingCanvas" xmlns:wpg="http://schemas.microsoft.com/office/word/2010/wordprocessingGroup" xmlns:wpi="http://schemas.microsoft.com/office/word/2010/wordprocessingInk" xmlns:wps="http://schemas.microsoft.com/office/word/2010/wordprocessingShape" mc:Ignorable="w14 wp14">
+<w:numbering xmlns:mc="http://schemas.openxmlformats.org/markup-compatibility/2006" xmlns:w="http://schemas.openxmlformats.org/wordprocessingml/2006/main" xmlns:m="http://schemas.openxmlformats.org/officeDocument/2006/math" xmlns:mo="http://schemas.microsoft.com/office/mac/office/2008/main" xmlns:mv="urn:schemas-microsoft-com:mac:vml" xmlns:o="urn:schemas-microsoft-com:office:office" xmlns:r="http://schemas.openxmlformats.org/officeDocument/2006/relationships" xmlns:v="urn:schemas-microsoft-com:vml" xmlns:w10="urn:schemas-microsoft-com:office:word" xmlns:w14="http://schemas.microsoft.com/office/word/2010/wordml" xmlns:wne="http://schemas.microsoft.com/office/word/2006/wordml" xmlns:wp="http://schemas.openxmlformats.org/drawingml/2006/wordprocessingDrawing" xmlns:wp14="http://schemas.microsoft.com/office/word/2010/wordprocessingDrawing" xmlns:wpc="http://schemas.microsoft.com/office/word/2010/wordprocessingCanvas" xmlns:wpg="http://schemas.microsoft.com/office/word/2010/wordprocessingGroup" xmlns:wpi="http://schemas.microsoft.com/office/word/2010/wordprocessingInk" xmlns:wps="http://schemas.microsoft.com/office/word/2010/wordprocessingShape" mc:Ignorable="w14 wp14">
   <w:abstractNum w:abstractNumId="0">
     <w:nsid w:val="FFFFFF7C"/>
     <w:multiLevelType w:val="singleLevel"/>
@@ -2639,7 +2909,7 @@
         <w:ind w:hanging="360" w:left="1440"/>
       </w:pPr>
       <w:rPr>
-        <w:rFonts w:ascii="Symbol" w:hAnsi="Symbol" w:hint="default"/>
+        <w:rFonts w:ascii="Symbol" w:hAnsi="Symbol" w:hint="default" w:eastAsia="黑体"/>
       </w:rPr>
     </w:lvl>
   </w:abstractNum>
@@ -2660,7 +2930,7 @@
         <w:ind w:hanging="360" w:left="1080"/>
       </w:pPr>
       <w:rPr>
-        <w:rFonts w:ascii="Symbol" w:hAnsi="Symbol" w:hint="default"/>
+        <w:rFonts w:ascii="Symbol" w:hAnsi="Symbol" w:hint="default" w:eastAsia="黑体"/>
       </w:rPr>
     </w:lvl>
   </w:abstractNum>
@@ -2681,7 +2951,7 @@
         <w:ind w:hanging="360" w:left="720"/>
       </w:pPr>
       <w:rPr>
-        <w:rFonts w:ascii="Symbol" w:hAnsi="Symbol" w:hint="default"/>
+        <w:rFonts w:ascii="Symbol" w:hAnsi="Symbol" w:hint="default" w:eastAsia="黑体"/>
       </w:rPr>
     </w:lvl>
   </w:abstractNum>
@@ -2720,7 +2990,7 @@
         <w:ind w:hanging="360" w:left="360"/>
       </w:pPr>
       <w:rPr>
-        <w:rFonts w:ascii="Symbol" w:hAnsi="Symbol" w:hint="default"/>
+        <w:rFonts w:ascii="Symbol" w:hAnsi="Symbol" w:hint="default" w:eastAsia="黑体"/>
       </w:rPr>
     </w:lvl>
   </w:abstractNum>
@@ -2811,7 +3081,7 @@
         <w:ind w:left="720" w:hanging="360"/>
       </w:pPr>
       <w:rPr>
-        <w:rFonts w:ascii="Symbol" w:hAnsi="Symbol" w:cs="Symbol" w:hint="default"/>
+        <w:rFonts w:ascii="Symbol" w:hAnsi="Symbol" w:cs="Symbol" w:hint="default" w:eastAsia="黑体"/>
       </w:rPr>
     </w:lvl>
     <w:lvl w:ilvl="1">
@@ -2822,7 +3092,7 @@
         <w:ind w:left="1440" w:hanging="360"/>
       </w:pPr>
       <w:rPr>
-        <w:rFonts w:ascii="Courier New" w:hAnsi="Courier New" w:cs="Courier New" w:hint="default"/>
+        <w:rFonts w:ascii="Courier New" w:hAnsi="Courier New" w:cs="Courier New" w:hint="default" w:eastAsia="黑体"/>
       </w:rPr>
     </w:lvl>
     <w:lvl w:ilvl="2">
@@ -2833,7 +3103,7 @@
         <w:ind w:left="2160" w:hanging="360"/>
       </w:pPr>
       <w:rPr>
-        <w:rFonts w:ascii="Wingdings" w:hAnsi="Wingdings" w:cs="Wingdings" w:hint="default"/>
+        <w:rFonts w:ascii="Wingdings" w:hAnsi="Wingdings" w:cs="Wingdings" w:hint="default" w:eastAsia="黑体"/>
       </w:rPr>
     </w:lvl>
     <w:lvl w:ilvl="3">
@@ -2844,7 +3114,7 @@
         <w:ind w:left="2880" w:hanging="360"/>
       </w:pPr>
       <w:rPr>
-        <w:rFonts w:ascii="Symbol" w:hAnsi="Symbol" w:cs="Symbol" w:hint="default"/>
+        <w:rFonts w:ascii="Symbol" w:hAnsi="Symbol" w:cs="Symbol" w:hint="default" w:eastAsia="黑体"/>
       </w:rPr>
     </w:lvl>
     <w:lvl w:ilvl="4">
@@ -2855,7 +3125,7 @@
         <w:ind w:left="3600" w:hanging="360"/>
       </w:pPr>
       <w:rPr>
-        <w:rFonts w:ascii="Courier New" w:hAnsi="Courier New" w:cs="Courier New" w:hint="default"/>
+        <w:rFonts w:ascii="Courier New" w:hAnsi="Courier New" w:cs="Courier New" w:hint="default" w:eastAsia="黑体"/>
       </w:rPr>
     </w:lvl>
     <w:lvl w:ilvl="5">
@@ -2866,7 +3136,7 @@
         <w:ind w:left="4320" w:hanging="360"/>
       </w:pPr>
       <w:rPr>
-        <w:rFonts w:ascii="Wingdings" w:hAnsi="Wingdings" w:cs="Wingdings" w:hint="default"/>
+        <w:rFonts w:ascii="Wingdings" w:hAnsi="Wingdings" w:cs="Wingdings" w:hint="default" w:eastAsia="黑体"/>
       </w:rPr>
     </w:lvl>
     <w:lvl w:ilvl="6">
@@ -2877,7 +3147,7 @@
         <w:ind w:left="5040" w:hanging="360"/>
       </w:pPr>
       <w:rPr>
-        <w:rFonts w:ascii="Symbol" w:hAnsi="Symbol" w:cs="Symbol" w:hint="default"/>
+        <w:rFonts w:ascii="Symbol" w:hAnsi="Symbol" w:cs="Symbol" w:hint="default" w:eastAsia="黑体"/>
       </w:rPr>
     </w:lvl>
     <w:lvl w:ilvl="7">
@@ -2888,7 +3158,7 @@
         <w:ind w:left="5760" w:hanging="360"/>
       </w:pPr>
       <w:rPr>
-        <w:rFonts w:ascii="Courier New" w:hAnsi="Courier New" w:cs="Courier New" w:hint="default"/>
+        <w:rFonts w:ascii="Courier New" w:hAnsi="Courier New" w:cs="Courier New" w:hint="default" w:eastAsia="黑体"/>
       </w:rPr>
     </w:lvl>
     <w:lvl w:ilvl="8">
@@ -2899,7 +3169,7 @@
         <w:ind w:left="6480" w:hanging="360"/>
       </w:pPr>
       <w:rPr>
-        <w:rFonts w:ascii="Wingdings" w:hAnsi="Wingdings" w:cs="Wingdings" w:hint="default"/>
+        <w:rFonts w:ascii="Wingdings" w:hAnsi="Wingdings" w:cs="Wingdings" w:hint="default" w:eastAsia="黑体"/>
       </w:rPr>
     </w:lvl>
   </w:abstractNum>
@@ -2955,11 +3225,11 @@
 </file>
 
 <file path=word/styles.xml><?xml version="1.0" encoding="utf-8"?>
-<w:styles xmlns:mc="http://schemas.openxmlformats.org/markup-compatibility/2006" xmlns:r="http://schemas.openxmlformats.org/officeDocument/2006/relationships" xmlns:w="http://schemas.openxmlformats.org/wordprocessingml/2006/main" xmlns:w14="http://schemas.microsoft.com/office/word/2010/wordml" mc:Ignorable="w14">
+<w:styles xmlns:mc="http://schemas.openxmlformats.org/markup-compatibility/2006" xmlns:w="http://schemas.openxmlformats.org/wordprocessingml/2006/main" xmlns:r="http://schemas.openxmlformats.org/officeDocument/2006/relationships" xmlns:w14="http://schemas.microsoft.com/office/word/2010/wordml" mc:Ignorable="w14">
   <w:docDefaults>
     <w:rPrDefault>
       <w:rPr>
-        <w:rFonts w:asciiTheme="minorHAnsi" w:cstheme="minorBidi" w:eastAsiaTheme="minorEastAsia" w:hAnsiTheme="minorHAnsi"/>
+        <w:rFonts w:asciiTheme="minorHAnsi" w:cstheme="minorBidi" w:hAnsiTheme="minorHAnsi" w:eastAsia="黑体"/>
         <w:sz w:val="22"/>
         <w:szCs w:val="22"/>
         <w:lang w:bidi="ar-SA" w:eastAsia="en-US" w:val="en-US"/>
@@ -3181,7 +3451,7 @@
       <w:outlineLvl w:val="0"/>
     </w:pPr>
     <w:rPr>
-      <w:rFonts w:ascii="Times New Roman" w:asciiTheme="majorHAnsi" w:cstheme="majorBidi" w:eastAsia="黑体" w:eastAsiaTheme="majorEastAsia" w:hAnsi="Times New Roman" w:hAnsiTheme="majorHAnsi"/>
+      <w:rFonts w:ascii="Times New Roman" w:asciiTheme="majorHAnsi" w:cstheme="majorBidi" w:eastAsia="黑体" w:hAnsi="Times New Roman" w:hAnsiTheme="majorHAnsi"/>
       <w:b/>
       <w:bCs/>
       <w:color w:val="1F3864"/>
@@ -3205,7 +3475,7 @@
       <w:outlineLvl w:val="1"/>
     </w:pPr>
     <w:rPr>
-      <w:rFonts w:ascii="Times New Roman" w:asciiTheme="majorHAnsi" w:cstheme="majorBidi" w:eastAsia="黑体" w:eastAsiaTheme="majorEastAsia" w:hAnsi="Times New Roman" w:hAnsiTheme="majorHAnsi"/>
+      <w:rFonts w:ascii="Times New Roman" w:asciiTheme="majorHAnsi" w:cstheme="majorBidi" w:eastAsia="黑体" w:hAnsi="Times New Roman" w:hAnsiTheme="majorHAnsi"/>
       <w:b/>
       <w:bCs/>
       <w:color w:val="2E4E7E"/>
@@ -3229,7 +3499,7 @@
       <w:outlineLvl w:val="2"/>
     </w:pPr>
     <w:rPr>
-      <w:rFonts w:ascii="Times New Roman" w:asciiTheme="majorHAnsi" w:cstheme="majorBidi" w:eastAsia="黑体" w:eastAsiaTheme="majorEastAsia" w:hAnsi="Times New Roman" w:hAnsiTheme="majorHAnsi"/>
+      <w:rFonts w:ascii="Times New Roman" w:asciiTheme="majorHAnsi" w:cstheme="majorBidi" w:eastAsia="黑体" w:hAnsi="Times New Roman" w:hAnsiTheme="majorHAnsi"/>
       <w:b/>
       <w:bCs/>
       <w:color w:val="2E4E7E"/>
@@ -3253,7 +3523,7 @@
       <w:outlineLvl w:val="3"/>
     </w:pPr>
     <w:rPr>
-      <w:rFonts w:ascii="Times New Roman" w:asciiTheme="majorHAnsi" w:cstheme="majorBidi" w:eastAsia="黑体" w:eastAsiaTheme="majorEastAsia" w:hAnsi="Times New Roman" w:hAnsiTheme="majorHAnsi"/>
+      <w:rFonts w:ascii="Times New Roman" w:asciiTheme="majorHAnsi" w:cstheme="majorBidi" w:eastAsia="黑体" w:hAnsi="Times New Roman" w:hAnsiTheme="majorHAnsi"/>
       <w:b/>
       <w:bCs/>
       <w:i/>
@@ -3279,7 +3549,7 @@
       <w:outlineLvl w:val="4"/>
     </w:pPr>
     <w:rPr>
-      <w:rFonts w:ascii="Times New Roman" w:asciiTheme="majorHAnsi" w:cstheme="majorBidi" w:eastAsia="黑体" w:eastAsiaTheme="majorEastAsia" w:hAnsi="Times New Roman" w:hAnsiTheme="majorHAnsi"/>
+      <w:rFonts w:ascii="Times New Roman" w:asciiTheme="majorHAnsi" w:cstheme="majorBidi" w:eastAsia="黑体" w:hAnsi="Times New Roman" w:hAnsiTheme="majorHAnsi"/>
       <w:b/>
       <w:color w:val="333333"/>
       <w:sz w:val="22"/>
@@ -3302,7 +3572,7 @@
       <w:outlineLvl w:val="5"/>
     </w:pPr>
     <w:rPr>
-      <w:rFonts w:asciiTheme="majorHAnsi" w:cstheme="majorBidi" w:eastAsiaTheme="majorEastAsia" w:hAnsiTheme="majorHAnsi"/>
+      <w:rFonts w:asciiTheme="majorHAnsi" w:cstheme="majorBidi" w:hAnsiTheme="majorHAnsi" w:eastAsia="黑体"/>
       <w:i/>
       <w:iCs/>
       <w:color w:themeColor="accent1" w:themeShade="7F" w:val="243F60"/>
@@ -3325,7 +3595,7 @@
       <w:outlineLvl w:val="6"/>
     </w:pPr>
     <w:rPr>
-      <w:rFonts w:asciiTheme="majorHAnsi" w:cstheme="majorBidi" w:eastAsiaTheme="majorEastAsia" w:hAnsiTheme="majorHAnsi"/>
+      <w:rFonts w:asciiTheme="majorHAnsi" w:cstheme="majorBidi" w:hAnsiTheme="majorHAnsi" w:eastAsia="黑体"/>
       <w:i/>
       <w:iCs/>
       <w:color w:themeColor="text1" w:themeTint="BF" w:val="404040"/>
@@ -3348,7 +3618,7 @@
       <w:outlineLvl w:val="7"/>
     </w:pPr>
     <w:rPr>
-      <w:rFonts w:asciiTheme="majorHAnsi" w:cstheme="majorBidi" w:eastAsiaTheme="majorEastAsia" w:hAnsiTheme="majorHAnsi"/>
+      <w:rFonts w:asciiTheme="majorHAnsi" w:cstheme="majorBidi" w:hAnsiTheme="majorHAnsi" w:eastAsia="黑体"/>
       <w:color w:themeColor="accent1" w:val="4F81BD"/>
       <w:sz w:val="20"/>
       <w:szCs w:val="20"/>
@@ -3371,7 +3641,7 @@
       <w:outlineLvl w:val="8"/>
     </w:pPr>
     <w:rPr>
-      <w:rFonts w:asciiTheme="majorHAnsi" w:cstheme="majorBidi" w:eastAsiaTheme="majorEastAsia" w:hAnsiTheme="majorHAnsi"/>
+      <w:rFonts w:asciiTheme="majorHAnsi" w:cstheme="majorBidi" w:hAnsiTheme="majorHAnsi" w:eastAsia="黑体"/>
       <w:i/>
       <w:iCs/>
       <w:color w:themeColor="text1" w:themeTint="BF" w:val="404040"/>
@@ -3422,7 +3692,7 @@
     <w:uiPriority w:val="9"/>
     <w:rsid w:val="00FC693F"/>
     <w:rPr>
-      <w:rFonts w:asciiTheme="majorHAnsi" w:cstheme="majorBidi" w:eastAsiaTheme="majorEastAsia" w:hAnsiTheme="majorHAnsi"/>
+      <w:rFonts w:asciiTheme="majorHAnsi" w:cstheme="majorBidi" w:hAnsiTheme="majorHAnsi" w:eastAsia="黑体"/>
       <w:b/>
       <w:bCs/>
       <w:color w:themeColor="accent1" w:themeShade="BF" w:val="365F91"/>
@@ -3437,7 +3707,7 @@
     <w:uiPriority w:val="9"/>
     <w:rsid w:val="00FC693F"/>
     <w:rPr>
-      <w:rFonts w:asciiTheme="majorHAnsi" w:cstheme="majorBidi" w:eastAsiaTheme="majorEastAsia" w:hAnsiTheme="majorHAnsi"/>
+      <w:rFonts w:asciiTheme="majorHAnsi" w:cstheme="majorBidi" w:hAnsiTheme="majorHAnsi" w:eastAsia="黑体"/>
       <w:b/>
       <w:bCs/>
       <w:color w:themeColor="accent1" w:val="4F81BD"/>
@@ -3452,7 +3722,7 @@
     <w:uiPriority w:val="9"/>
     <w:rsid w:val="00FC693F"/>
     <w:rPr>
-      <w:rFonts w:asciiTheme="majorHAnsi" w:cstheme="majorBidi" w:eastAsiaTheme="majorEastAsia" w:hAnsiTheme="majorHAnsi"/>
+      <w:rFonts w:asciiTheme="majorHAnsi" w:cstheme="majorBidi" w:hAnsiTheme="majorHAnsi" w:eastAsia="黑体"/>
       <w:b/>
       <w:bCs/>
       <w:color w:themeColor="accent1" w:val="4F81BD"/>
@@ -3475,7 +3745,7 @@
       <w:contextualSpacing/>
     </w:pPr>
     <w:rPr>
-      <w:rFonts w:ascii="Times New Roman" w:asciiTheme="majorHAnsi" w:cstheme="majorBidi" w:eastAsia="黑体" w:eastAsiaTheme="majorEastAsia" w:hAnsi="Times New Roman" w:hAnsiTheme="majorHAnsi"/>
+      <w:rFonts w:ascii="Times New Roman" w:asciiTheme="majorHAnsi" w:cstheme="majorBidi" w:eastAsia="黑体" w:hAnsi="Times New Roman" w:hAnsiTheme="majorHAnsi"/>
       <w:b/>
       <w:color w:val="1F3864"/>
       <w:spacing w:val="5"/>
@@ -3491,7 +3761,7 @@
     <w:uiPriority w:val="10"/>
     <w:rsid w:val="00FC693F"/>
     <w:rPr>
-      <w:rFonts w:asciiTheme="majorHAnsi" w:cstheme="majorBidi" w:eastAsiaTheme="majorEastAsia" w:hAnsiTheme="majorHAnsi"/>
+      <w:rFonts w:asciiTheme="majorHAnsi" w:cstheme="majorBidi" w:hAnsiTheme="majorHAnsi" w:eastAsia="黑体"/>
       <w:color w:themeColor="text2" w:themeShade="BF" w:val="17365D"/>
       <w:spacing w:val="5"/>
       <w:kern w:val="28"/>
@@ -3513,7 +3783,7 @@
       </w:numPr>
     </w:pPr>
     <w:rPr>
-      <w:rFonts w:asciiTheme="majorHAnsi" w:cstheme="majorBidi" w:eastAsiaTheme="majorEastAsia" w:hAnsiTheme="majorHAnsi"/>
+      <w:rFonts w:asciiTheme="majorHAnsi" w:cstheme="majorBidi" w:hAnsiTheme="majorHAnsi" w:eastAsia="黑体"/>
       <w:i/>
       <w:iCs/>
       <w:color w:themeColor="accent1" w:val="4F81BD"/>
@@ -3529,7 +3799,7 @@
     <w:uiPriority w:val="11"/>
     <w:rsid w:val="00FC693F"/>
     <w:rPr>
-      <w:rFonts w:asciiTheme="majorHAnsi" w:cstheme="majorBidi" w:eastAsiaTheme="majorEastAsia" w:hAnsiTheme="majorHAnsi"/>
+      <w:rFonts w:asciiTheme="majorHAnsi" w:cstheme="majorBidi" w:hAnsiTheme="majorHAnsi" w:eastAsia="黑体"/>
       <w:i/>
       <w:iCs/>
       <w:color w:themeColor="accent1" w:val="4F81BD"/>
@@ -3596,6 +3866,7 @@
       <w:spacing w:after="120"/>
     </w:pPr>
     <w:rPr>
+      <w:rFonts w:eastAsia="黑体"/>
       <w:sz w:val="16"/>
       <w:szCs w:val="16"/>
     </w:rPr>
@@ -3607,6 +3878,7 @@
     <w:uiPriority w:val="99"/>
     <w:rsid w:val="00AA1D8D"/>
     <w:rPr>
+      <w:rFonts w:eastAsia="黑体"/>
       <w:sz w:val="16"/>
       <w:szCs w:val="16"/>
     </w:rPr>
@@ -3776,7 +4048,7 @@
       </w:tabs>
     </w:pPr>
     <w:rPr>
-      <w:rFonts w:ascii="Courier" w:hAnsi="Courier"/>
+      <w:rFonts w:ascii="Courier" w:hAnsi="Courier" w:eastAsia="黑体"/>
       <w:sz w:val="20"/>
       <w:szCs w:val="20"/>
     </w:rPr>
@@ -3788,7 +4060,7 @@
     <w:uiPriority w:val="99"/>
     <w:rsid w:val="0029639D"/>
     <w:rPr>
-      <w:rFonts w:ascii="Courier" w:hAnsi="Courier"/>
+      <w:rFonts w:ascii="Courier" w:hAnsi="Courier" w:eastAsia="黑体"/>
       <w:sz w:val="20"/>
       <w:szCs w:val="20"/>
     </w:rPr>
@@ -3824,6 +4096,7 @@
     <w:uiPriority w:val="29"/>
     <w:rsid w:val="00FC693F"/>
     <w:rPr>
+      <w:rFonts w:eastAsia="黑体"/>
       <w:i/>
       <w:iCs/>
       <w:color w:themeColor="text1" w:val="000000"/>
@@ -3837,7 +4110,7 @@
     <w:semiHidden/>
     <w:rsid w:val="00FC693F"/>
     <w:rPr>
-      <w:rFonts w:asciiTheme="majorHAnsi" w:cstheme="majorBidi" w:eastAsiaTheme="majorEastAsia" w:hAnsiTheme="majorHAnsi"/>
+      <w:rFonts w:asciiTheme="majorHAnsi" w:cstheme="majorBidi" w:hAnsiTheme="majorHAnsi" w:eastAsia="黑体"/>
       <w:b/>
       <w:bCs/>
       <w:i/>
@@ -3853,7 +4126,7 @@
     <w:semiHidden/>
     <w:rsid w:val="00FC693F"/>
     <w:rPr>
-      <w:rFonts w:asciiTheme="majorHAnsi" w:cstheme="majorBidi" w:eastAsiaTheme="majorEastAsia" w:hAnsiTheme="majorHAnsi"/>
+      <w:rFonts w:asciiTheme="majorHAnsi" w:cstheme="majorBidi" w:hAnsiTheme="majorHAnsi" w:eastAsia="黑体"/>
       <w:color w:themeColor="accent1" w:themeShade="7F" w:val="243F60"/>
     </w:rPr>
   </w:style>
@@ -3865,7 +4138,7 @@
     <w:semiHidden/>
     <w:rsid w:val="00FC693F"/>
     <w:rPr>
-      <w:rFonts w:asciiTheme="majorHAnsi" w:cstheme="majorBidi" w:eastAsiaTheme="majorEastAsia" w:hAnsiTheme="majorHAnsi"/>
+      <w:rFonts w:asciiTheme="majorHAnsi" w:cstheme="majorBidi" w:hAnsiTheme="majorHAnsi" w:eastAsia="黑体"/>
       <w:i/>
       <w:iCs/>
       <w:color w:themeColor="accent1" w:themeShade="7F" w:val="243F60"/>
@@ -3879,7 +4152,7 @@
     <w:semiHidden/>
     <w:rsid w:val="00FC693F"/>
     <w:rPr>
-      <w:rFonts w:asciiTheme="majorHAnsi" w:cstheme="majorBidi" w:eastAsiaTheme="majorEastAsia" w:hAnsiTheme="majorHAnsi"/>
+      <w:rFonts w:asciiTheme="majorHAnsi" w:cstheme="majorBidi" w:hAnsiTheme="majorHAnsi" w:eastAsia="黑体"/>
       <w:i/>
       <w:iCs/>
       <w:color w:themeColor="text1" w:themeTint="BF" w:val="404040"/>
@@ -3893,7 +4166,7 @@
     <w:semiHidden/>
     <w:rsid w:val="00FC693F"/>
     <w:rPr>
-      <w:rFonts w:asciiTheme="majorHAnsi" w:cstheme="majorBidi" w:eastAsiaTheme="majorEastAsia" w:hAnsiTheme="majorHAnsi"/>
+      <w:rFonts w:asciiTheme="majorHAnsi" w:cstheme="majorBidi" w:hAnsiTheme="majorHAnsi" w:eastAsia="黑体"/>
       <w:color w:themeColor="accent1" w:val="4F81BD"/>
       <w:sz w:val="20"/>
       <w:szCs w:val="20"/>
@@ -3907,7 +4180,7 @@
     <w:semiHidden/>
     <w:rsid w:val="00FC693F"/>
     <w:rPr>
-      <w:rFonts w:asciiTheme="majorHAnsi" w:cstheme="majorBidi" w:eastAsiaTheme="majorEastAsia" w:hAnsiTheme="majorHAnsi"/>
+      <w:rFonts w:asciiTheme="majorHAnsi" w:cstheme="majorBidi" w:hAnsiTheme="majorHAnsi" w:eastAsia="黑体"/>
       <w:i/>
       <w:iCs/>
       <w:color w:themeColor="text1" w:themeTint="BF" w:val="404040"/>
@@ -3928,6 +4201,7 @@
       <w:spacing w:line="240" w:lineRule="auto"/>
     </w:pPr>
     <w:rPr>
+      <w:rFonts w:eastAsia="黑体"/>
       <w:b/>
       <w:bCs/>
       <w:color w:themeColor="accent1" w:val="4F81BD"/>
@@ -3942,6 +4216,7 @@
     <w:qFormat/>
     <w:rsid w:val="00FC693F"/>
     <w:rPr>
+      <w:rFonts w:eastAsia="黑体"/>
       <w:b/>
       <w:bCs/>
     </w:rPr>
@@ -3953,6 +4228,7 @@
     <w:qFormat/>
     <w:rsid w:val="00FC693F"/>
     <w:rPr>
+      <w:rFonts w:eastAsia="黑体"/>
       <w:i/>
       <w:iCs/>
     </w:rPr>
@@ -3973,6 +4249,7 @@
       <w:ind w:left="936" w:right="936"/>
     </w:pPr>
     <w:rPr>
+      <w:rFonts w:eastAsia="黑体"/>
       <w:b/>
       <w:bCs/>
       <w:i/>
@@ -3987,6 +4264,7 @@
     <w:uiPriority w:val="30"/>
     <w:rsid w:val="00FC693F"/>
     <w:rPr>
+      <w:rFonts w:eastAsia="黑体"/>
       <w:b/>
       <w:bCs/>
       <w:i/>
@@ -4001,6 +4279,7 @@
     <w:qFormat/>
     <w:rsid w:val="00FC693F"/>
     <w:rPr>
+      <w:rFonts w:eastAsia="黑体"/>
       <w:i/>
       <w:iCs/>
       <w:color w:themeColor="text1" w:themeTint="7F" w:val="808080"/>
@@ -4013,6 +4292,7 @@
     <w:qFormat/>
     <w:rsid w:val="00FC693F"/>
     <w:rPr>
+      <w:rFonts w:eastAsia="黑体"/>
       <w:b/>
       <w:bCs/>
       <w:i/>
@@ -4027,6 +4307,7 @@
     <w:qFormat/>
     <w:rsid w:val="00FC693F"/>
     <w:rPr>
+      <w:rFonts w:eastAsia="黑体"/>
       <w:smallCaps/>
       <w:color w:themeColor="accent2" w:val="C0504D"/>
       <w:u w:val="single"/>
@@ -4039,6 +4320,7 @@
     <w:qFormat/>
     <w:rsid w:val="00FC693F"/>
     <w:rPr>
+      <w:rFonts w:eastAsia="黑体"/>
       <w:b/>
       <w:bCs/>
       <w:smallCaps/>
@@ -4054,6 +4336,7 @@
     <w:qFormat/>
     <w:rsid w:val="00FC693F"/>
     <w:rPr>
+      <w:rFonts w:eastAsia="黑体"/>
       <w:b/>
       <w:bCs/>
       <w:smallCaps/>
@@ -4108,6 +4391,7 @@
       <w:spacing w:after="0" w:line="240" w:lineRule="auto"/>
     </w:pPr>
     <w:rPr>
+      <w:rFonts w:eastAsia="黑体"/>
       <w:color w:themeColor="text1" w:themeShade="BF" w:val="000000"/>
     </w:rPr>
     <w:tblPr>
@@ -4130,6 +4414,7 @@
         <w:spacing w:after="0" w:before="0" w:line="240" w:lineRule="auto"/>
       </w:pPr>
       <w:rPr>
+        <w:rFonts w:eastAsia="黑体"/>
         <w:b/>
         <w:bCs/>
       </w:rPr>
@@ -4150,6 +4435,7 @@
         <w:spacing w:after="0" w:before="0" w:line="240" w:lineRule="auto"/>
       </w:pPr>
       <w:rPr>
+        <w:rFonts w:eastAsia="黑体"/>
         <w:b/>
         <w:bCs/>
       </w:rPr>
@@ -4167,12 +4453,14 @@
     </w:tblStylePr>
     <w:tblStylePr w:type="firstCol">
       <w:rPr>
+        <w:rFonts w:eastAsia="黑体"/>
         <w:b/>
         <w:bCs/>
       </w:rPr>
     </w:tblStylePr>
     <w:tblStylePr w:type="lastCol">
       <w:rPr>
+        <w:rFonts w:eastAsia="黑体"/>
         <w:b/>
         <w:bCs/>
       </w:rPr>
@@ -4211,6 +4499,7 @@
       <w:spacing w:after="0" w:line="240" w:lineRule="auto"/>
     </w:pPr>
     <w:rPr>
+      <w:rFonts w:eastAsia="黑体"/>
       <w:color w:themeColor="accent1" w:themeShade="BF" w:val="365F91"/>
     </w:rPr>
     <w:tblPr>
@@ -4233,6 +4522,7 @@
         <w:spacing w:after="0" w:before="0" w:line="240" w:lineRule="auto"/>
       </w:pPr>
       <w:rPr>
+        <w:rFonts w:eastAsia="黑体"/>
         <w:b/>
         <w:bCs/>
       </w:rPr>
@@ -4253,6 +4543,7 @@
         <w:spacing w:after="0" w:before="0" w:line="240" w:lineRule="auto"/>
       </w:pPr>
       <w:rPr>
+        <w:rFonts w:eastAsia="黑体"/>
         <w:b/>
         <w:bCs/>
       </w:rPr>
@@ -4270,12 +4561,14 @@
     </w:tblStylePr>
     <w:tblStylePr w:type="firstCol">
       <w:rPr>
+        <w:rFonts w:eastAsia="黑体"/>
         <w:b/>
         <w:bCs/>
       </w:rPr>
     </w:tblStylePr>
     <w:tblStylePr w:type="lastCol">
       <w:rPr>
+        <w:rFonts w:eastAsia="黑体"/>
         <w:b/>
         <w:bCs/>
       </w:rPr>
@@ -4314,6 +4607,7 @@
       <w:spacing w:after="0" w:line="240" w:lineRule="auto"/>
     </w:pPr>
     <w:rPr>
+      <w:rFonts w:eastAsia="黑体"/>
       <w:color w:themeColor="accent2" w:themeShade="BF" w:val="943634"/>
     </w:rPr>
     <w:tblPr>
@@ -4336,6 +4630,7 @@
         <w:spacing w:after="0" w:before="0" w:line="240" w:lineRule="auto"/>
       </w:pPr>
       <w:rPr>
+        <w:rFonts w:eastAsia="黑体"/>
         <w:b/>
         <w:bCs/>
       </w:rPr>
@@ -4356,6 +4651,7 @@
         <w:spacing w:after="0" w:before="0" w:line="240" w:lineRule="auto"/>
       </w:pPr>
       <w:rPr>
+        <w:rFonts w:eastAsia="黑体"/>
         <w:b/>
         <w:bCs/>
       </w:rPr>
@@ -4373,12 +4669,14 @@
     </w:tblStylePr>
     <w:tblStylePr w:type="firstCol">
       <w:rPr>
+        <w:rFonts w:eastAsia="黑体"/>
         <w:b/>
         <w:bCs/>
       </w:rPr>
     </w:tblStylePr>
     <w:tblStylePr w:type="lastCol">
       <w:rPr>
+        <w:rFonts w:eastAsia="黑体"/>
         <w:b/>
         <w:bCs/>
       </w:rPr>
@@ -4417,6 +4715,7 @@
       <w:spacing w:after="0" w:line="240" w:lineRule="auto"/>
     </w:pPr>
     <w:rPr>
+      <w:rFonts w:eastAsia="黑体"/>
       <w:color w:themeColor="accent3" w:themeShade="BF" w:val="76923C"/>
     </w:rPr>
     <w:tblPr>
@@ -4439,6 +4738,7 @@
         <w:spacing w:after="0" w:before="0" w:line="240" w:lineRule="auto"/>
       </w:pPr>
       <w:rPr>
+        <w:rFonts w:eastAsia="黑体"/>
         <w:b/>
         <w:bCs/>
       </w:rPr>
@@ -4459,6 +4759,7 @@
         <w:spacing w:after="0" w:before="0" w:line="240" w:lineRule="auto"/>
       </w:pPr>
       <w:rPr>
+        <w:rFonts w:eastAsia="黑体"/>
         <w:b/>
         <w:bCs/>
       </w:rPr>
@@ -4476,12 +4777,14 @@
     </w:tblStylePr>
     <w:tblStylePr w:type="firstCol">
       <w:rPr>
+        <w:rFonts w:eastAsia="黑体"/>
         <w:b/>
         <w:bCs/>
       </w:rPr>
     </w:tblStylePr>
     <w:tblStylePr w:type="lastCol">
       <w:rPr>
+        <w:rFonts w:eastAsia="黑体"/>
         <w:b/>
         <w:bCs/>
       </w:rPr>
@@ -4520,6 +4823,7 @@
       <w:spacing w:after="0" w:line="240" w:lineRule="auto"/>
     </w:pPr>
     <w:rPr>
+      <w:rFonts w:eastAsia="黑体"/>
       <w:color w:themeColor="accent4" w:themeShade="BF" w:val="5F497A"/>
     </w:rPr>
     <w:tblPr>
@@ -4542,6 +4846,7 @@
         <w:spacing w:after="0" w:before="0" w:line="240" w:lineRule="auto"/>
       </w:pPr>
       <w:rPr>
+        <w:rFonts w:eastAsia="黑体"/>
         <w:b/>
         <w:bCs/>
       </w:rPr>
@@ -4562,6 +4867,7 @@
         <w:spacing w:after="0" w:before="0" w:line="240" w:lineRule="auto"/>
       </w:pPr>
       <w:rPr>
+        <w:rFonts w:eastAsia="黑体"/>
         <w:b/>
         <w:bCs/>
       </w:rPr>
@@ -4579,12 +4885,14 @@
     </w:tblStylePr>
     <w:tblStylePr w:type="firstCol">
       <w:rPr>
+        <w:rFonts w:eastAsia="黑体"/>
         <w:b/>
         <w:bCs/>
       </w:rPr>
     </w:tblStylePr>
     <w:tblStylePr w:type="lastCol">
       <w:rPr>
+        <w:rFonts w:eastAsia="黑体"/>
         <w:b/>
         <w:bCs/>
       </w:rPr>
@@ -4623,6 +4931,7 @@
       <w:spacing w:after="0" w:line="240" w:lineRule="auto"/>
     </w:pPr>
     <w:rPr>
+      <w:rFonts w:eastAsia="黑体"/>
       <w:color w:themeColor="accent5" w:themeShade="BF" w:val="31849B"/>
     </w:rPr>
     <w:tblPr>
@@ -4645,6 +4954,7 @@
         <w:spacing w:after="0" w:before="0" w:line="240" w:lineRule="auto"/>
       </w:pPr>
       <w:rPr>
+        <w:rFonts w:eastAsia="黑体"/>
         <w:b/>
         <w:bCs/>
       </w:rPr>
@@ -4665,6 +4975,7 @@
         <w:spacing w:after="0" w:before="0" w:line="240" w:lineRule="auto"/>
       </w:pPr>
       <w:rPr>
+        <w:rFonts w:eastAsia="黑体"/>
         <w:b/>
         <w:bCs/>
       </w:rPr>
@@ -4682,12 +4993,14 @@
     </w:tblStylePr>
     <w:tblStylePr w:type="firstCol">
       <w:rPr>
+        <w:rFonts w:eastAsia="黑体"/>
         <w:b/>
         <w:bCs/>
       </w:rPr>
     </w:tblStylePr>
     <w:tblStylePr w:type="lastCol">
       <w:rPr>
+        <w:rFonts w:eastAsia="黑体"/>
         <w:b/>
         <w:bCs/>
       </w:rPr>
@@ -4726,6 +5039,7 @@
       <w:spacing w:after="0" w:line="240" w:lineRule="auto"/>
     </w:pPr>
     <w:rPr>
+      <w:rFonts w:eastAsia="黑体"/>
       <w:color w:themeColor="accent6" w:themeShade="BF" w:val="E36C0A"/>
     </w:rPr>
     <w:tblPr>
@@ -4748,6 +5062,7 @@
         <w:spacing w:after="0" w:before="0" w:line="240" w:lineRule="auto"/>
       </w:pPr>
       <w:rPr>
+        <w:rFonts w:eastAsia="黑体"/>
         <w:b/>
         <w:bCs/>
       </w:rPr>
@@ -4768,6 +5083,7 @@
         <w:spacing w:after="0" w:before="0" w:line="240" w:lineRule="auto"/>
       </w:pPr>
       <w:rPr>
+        <w:rFonts w:eastAsia="黑体"/>
         <w:b/>
         <w:bCs/>
       </w:rPr>
@@ -4785,12 +5101,14 @@
     </w:tblStylePr>
     <w:tblStylePr w:type="firstCol">
       <w:rPr>
+        <w:rFonts w:eastAsia="黑体"/>
         <w:b/>
         <w:bCs/>
       </w:rPr>
     </w:tblStylePr>
     <w:tblStylePr w:type="lastCol">
       <w:rPr>
+        <w:rFonts w:eastAsia="黑体"/>
         <w:b/>
         <w:bCs/>
       </w:rPr>
@@ -4850,6 +5168,7 @@
         <w:spacing w:after="0" w:before="0" w:line="240" w:lineRule="auto"/>
       </w:pPr>
       <w:rPr>
+        <w:rFonts w:eastAsia="黑体"/>
         <w:b/>
         <w:bCs/>
         <w:color w:themeColor="background1" w:val="FFFFFF"/>
@@ -4864,6 +5183,7 @@
         <w:spacing w:after="0" w:before="0" w:line="240" w:lineRule="auto"/>
       </w:pPr>
       <w:rPr>
+        <w:rFonts w:eastAsia="黑体"/>
         <w:b/>
         <w:bCs/>
       </w:rPr>
@@ -4879,12 +5199,14 @@
     </w:tblStylePr>
     <w:tblStylePr w:type="firstCol">
       <w:rPr>
+        <w:rFonts w:eastAsia="黑体"/>
         <w:b/>
         <w:bCs/>
       </w:rPr>
     </w:tblStylePr>
     <w:tblStylePr w:type="lastCol">
       <w:rPr>
+        <w:rFonts w:eastAsia="黑体"/>
         <w:b/>
         <w:bCs/>
       </w:rPr>
@@ -4942,6 +5264,7 @@
         <w:spacing w:after="0" w:before="0" w:line="240" w:lineRule="auto"/>
       </w:pPr>
       <w:rPr>
+        <w:rFonts w:eastAsia="黑体"/>
         <w:b/>
         <w:bCs/>
         <w:color w:themeColor="background1" w:val="FFFFFF"/>
@@ -4956,6 +5279,7 @@
         <w:spacing w:after="0" w:before="0" w:line="240" w:lineRule="auto"/>
       </w:pPr>
       <w:rPr>
+        <w:rFonts w:eastAsia="黑体"/>
         <w:b/>
         <w:bCs/>
       </w:rPr>
@@ -4971,12 +5295,14 @@
     </w:tblStylePr>
     <w:tblStylePr w:type="firstCol">
       <w:rPr>
+        <w:rFonts w:eastAsia="黑体"/>
         <w:b/>
         <w:bCs/>
       </w:rPr>
     </w:tblStylePr>
     <w:tblStylePr w:type="lastCol">
       <w:rPr>
+        <w:rFonts w:eastAsia="黑体"/>
         <w:b/>
         <w:bCs/>
       </w:rPr>
@@ -5034,6 +5360,7 @@
         <w:spacing w:after="0" w:before="0" w:line="240" w:lineRule="auto"/>
       </w:pPr>
       <w:rPr>
+        <w:rFonts w:eastAsia="黑体"/>
         <w:b/>
         <w:bCs/>
         <w:color w:themeColor="background1" w:val="FFFFFF"/>
@@ -5048,6 +5375,7 @@
         <w:spacing w:after="0" w:before="0" w:line="240" w:lineRule="auto"/>
       </w:pPr>
       <w:rPr>
+        <w:rFonts w:eastAsia="黑体"/>
         <w:b/>
         <w:bCs/>
       </w:rPr>
@@ -5063,12 +5391,14 @@
     </w:tblStylePr>
     <w:tblStylePr w:type="firstCol">
       <w:rPr>
+        <w:rFonts w:eastAsia="黑体"/>
         <w:b/>
         <w:bCs/>
       </w:rPr>
     </w:tblStylePr>
     <w:tblStylePr w:type="lastCol">
       <w:rPr>
+        <w:rFonts w:eastAsia="黑体"/>
         <w:b/>
         <w:bCs/>
       </w:rPr>
@@ -5126,6 +5456,7 @@
         <w:spacing w:after="0" w:before="0" w:line="240" w:lineRule="auto"/>
       </w:pPr>
       <w:rPr>
+        <w:rFonts w:eastAsia="黑体"/>
         <w:b/>
         <w:bCs/>
         <w:color w:themeColor="background1" w:val="FFFFFF"/>
@@ -5140,6 +5471,7 @@
         <w:spacing w:after="0" w:before="0" w:line="240" w:lineRule="auto"/>
       </w:pPr>
       <w:rPr>
+        <w:rFonts w:eastAsia="黑体"/>
         <w:b/>
         <w:bCs/>
       </w:rPr>
@@ -5155,12 +5487,14 @@
     </w:tblStylePr>
     <w:tblStylePr w:type="firstCol">
       <w:rPr>
+        <w:rFonts w:eastAsia="黑体"/>
         <w:b/>
         <w:bCs/>
       </w:rPr>
     </w:tblStylePr>
     <w:tblStylePr w:type="lastCol">
       <w:rPr>
+        <w:rFonts w:eastAsia="黑体"/>
         <w:b/>
         <w:bCs/>
       </w:rPr>
@@ -5218,6 +5552,7 @@
         <w:spacing w:after="0" w:before="0" w:line="240" w:lineRule="auto"/>
       </w:pPr>
       <w:rPr>
+        <w:rFonts w:eastAsia="黑体"/>
         <w:b/>
         <w:bCs/>
         <w:color w:themeColor="background1" w:val="FFFFFF"/>
@@ -5232,6 +5567,7 @@
         <w:spacing w:after="0" w:before="0" w:line="240" w:lineRule="auto"/>
       </w:pPr>
       <w:rPr>
+        <w:rFonts w:eastAsia="黑体"/>
         <w:b/>
         <w:bCs/>
       </w:rPr>
@@ -5247,12 +5583,14 @@
     </w:tblStylePr>
     <w:tblStylePr w:type="firstCol">
       <w:rPr>
+        <w:rFonts w:eastAsia="黑体"/>
         <w:b/>
         <w:bCs/>
       </w:rPr>
     </w:tblStylePr>
     <w:tblStylePr w:type="lastCol">
       <w:rPr>
+        <w:rFonts w:eastAsia="黑体"/>
         <w:b/>
         <w:bCs/>
       </w:rPr>
@@ -5310,6 +5648,7 @@
         <w:spacing w:after="0" w:before="0" w:line="240" w:lineRule="auto"/>
       </w:pPr>
       <w:rPr>
+        <w:rFonts w:eastAsia="黑体"/>
         <w:b/>
         <w:bCs/>
         <w:color w:themeColor="background1" w:val="FFFFFF"/>
@@ -5324,6 +5663,7 @@
         <w:spacing w:after="0" w:before="0" w:line="240" w:lineRule="auto"/>
       </w:pPr>
       <w:rPr>
+        <w:rFonts w:eastAsia="黑体"/>
         <w:b/>
         <w:bCs/>
       </w:rPr>
@@ -5339,12 +5679,14 @@
     </w:tblStylePr>
     <w:tblStylePr w:type="firstCol">
       <w:rPr>
+        <w:rFonts w:eastAsia="黑体"/>
         <w:b/>
         <w:bCs/>
       </w:rPr>
     </w:tblStylePr>
     <w:tblStylePr w:type="lastCol">
       <w:rPr>
+        <w:rFonts w:eastAsia="黑体"/>
         <w:b/>
         <w:bCs/>
       </w:rPr>
@@ -5402,6 +5744,7 @@
         <w:spacing w:after="0" w:before="0" w:line="240" w:lineRule="auto"/>
       </w:pPr>
       <w:rPr>
+        <w:rFonts w:eastAsia="黑体"/>
         <w:b/>
         <w:bCs/>
         <w:color w:themeColor="background1" w:val="FFFFFF"/>
@@ -5416,6 +5759,7 @@
         <w:spacing w:after="0" w:before="0" w:line="240" w:lineRule="auto"/>
       </w:pPr>
       <w:rPr>
+        <w:rFonts w:eastAsia="黑体"/>
         <w:b/>
         <w:bCs/>
       </w:rPr>
@@ -5431,12 +5775,14 @@
     </w:tblStylePr>
     <w:tblStylePr w:type="firstCol">
       <w:rPr>
+        <w:rFonts w:eastAsia="黑体"/>
         <w:b/>
         <w:bCs/>
       </w:rPr>
     </w:tblStylePr>
     <w:tblStylePr w:type="lastCol">
       <w:rPr>
+        <w:rFonts w:eastAsia="黑体"/>
         <w:b/>
         <w:bCs/>
       </w:rPr>
@@ -5496,7 +5842,7 @@
         <w:spacing w:after="0" w:before="0" w:line="240" w:lineRule="auto"/>
       </w:pPr>
       <w:rPr>
-        <w:rFonts w:asciiTheme="majorHAnsi" w:cstheme="majorBidi" w:eastAsiaTheme="majorEastAsia" w:hAnsiTheme="majorHAnsi"/>
+        <w:rFonts w:asciiTheme="majorHAnsi" w:cstheme="majorBidi" w:hAnsiTheme="majorHAnsi" w:eastAsia="黑体"/>
         <w:b/>
         <w:bCs/>
       </w:rPr>
@@ -5517,7 +5863,7 @@
         <w:spacing w:after="0" w:before="0" w:line="240" w:lineRule="auto"/>
       </w:pPr>
       <w:rPr>
-        <w:rFonts w:asciiTheme="majorHAnsi" w:cstheme="majorBidi" w:eastAsiaTheme="majorEastAsia" w:hAnsiTheme="majorHAnsi"/>
+        <w:rFonts w:asciiTheme="majorHAnsi" w:cstheme="majorBidi" w:hAnsiTheme="majorHAnsi" w:eastAsia="黑体"/>
         <w:b/>
         <w:bCs/>
       </w:rPr>
@@ -5535,14 +5881,14 @@
     </w:tblStylePr>
     <w:tblStylePr w:type="firstCol">
       <w:rPr>
-        <w:rFonts w:asciiTheme="majorHAnsi" w:cstheme="majorBidi" w:eastAsiaTheme="majorEastAsia" w:hAnsiTheme="majorHAnsi"/>
+        <w:rFonts w:asciiTheme="majorHAnsi" w:cstheme="majorBidi" w:hAnsiTheme="majorHAnsi" w:eastAsia="黑体"/>
         <w:b/>
         <w:bCs/>
       </w:rPr>
     </w:tblStylePr>
     <w:tblStylePr w:type="lastCol">
       <w:rPr>
-        <w:rFonts w:asciiTheme="majorHAnsi" w:cstheme="majorBidi" w:eastAsiaTheme="majorEastAsia" w:hAnsiTheme="majorHAnsi"/>
+        <w:rFonts w:asciiTheme="majorHAnsi" w:cstheme="majorBidi" w:hAnsiTheme="majorHAnsi" w:eastAsia="黑体"/>
         <w:b/>
         <w:bCs/>
       </w:rPr>
@@ -5626,7 +5972,7 @@
         <w:spacing w:after="0" w:before="0" w:line="240" w:lineRule="auto"/>
       </w:pPr>
       <w:rPr>
-        <w:rFonts w:asciiTheme="majorHAnsi" w:cstheme="majorBidi" w:eastAsiaTheme="majorEastAsia" w:hAnsiTheme="majorHAnsi"/>
+        <w:rFonts w:asciiTheme="majorHAnsi" w:cstheme="majorBidi" w:hAnsiTheme="majorHAnsi" w:eastAsia="黑体"/>
         <w:b/>
         <w:bCs/>
       </w:rPr>
@@ -5647,7 +5993,7 @@
         <w:spacing w:after="0" w:before="0" w:line="240" w:lineRule="auto"/>
       </w:pPr>
       <w:rPr>
-        <w:rFonts w:asciiTheme="majorHAnsi" w:cstheme="majorBidi" w:eastAsiaTheme="majorEastAsia" w:hAnsiTheme="majorHAnsi"/>
+        <w:rFonts w:asciiTheme="majorHAnsi" w:cstheme="majorBidi" w:hAnsiTheme="majorHAnsi" w:eastAsia="黑体"/>
         <w:b/>
         <w:bCs/>
       </w:rPr>
@@ -5665,14 +6011,14 @@
     </w:tblStylePr>
     <w:tblStylePr w:type="firstCol">
       <w:rPr>
-        <w:rFonts w:asciiTheme="majorHAnsi" w:cstheme="majorBidi" w:eastAsiaTheme="majorEastAsia" w:hAnsiTheme="majorHAnsi"/>
+        <w:rFonts w:asciiTheme="majorHAnsi" w:cstheme="majorBidi" w:hAnsiTheme="majorHAnsi" w:eastAsia="黑体"/>
         <w:b/>
         <w:bCs/>
       </w:rPr>
     </w:tblStylePr>
     <w:tblStylePr w:type="lastCol">
       <w:rPr>
-        <w:rFonts w:asciiTheme="majorHAnsi" w:cstheme="majorBidi" w:eastAsiaTheme="majorEastAsia" w:hAnsiTheme="majorHAnsi"/>
+        <w:rFonts w:asciiTheme="majorHAnsi" w:cstheme="majorBidi" w:hAnsiTheme="majorHAnsi" w:eastAsia="黑体"/>
         <w:b/>
         <w:bCs/>
       </w:rPr>
@@ -5756,7 +6102,7 @@
         <w:spacing w:after="0" w:before="0" w:line="240" w:lineRule="auto"/>
       </w:pPr>
       <w:rPr>
-        <w:rFonts w:asciiTheme="majorHAnsi" w:cstheme="majorBidi" w:eastAsiaTheme="majorEastAsia" w:hAnsiTheme="majorHAnsi"/>
+        <w:rFonts w:asciiTheme="majorHAnsi" w:cstheme="majorBidi" w:hAnsiTheme="majorHAnsi" w:eastAsia="黑体"/>
         <w:b/>
         <w:bCs/>
       </w:rPr>
@@ -5777,7 +6123,7 @@
         <w:spacing w:after="0" w:before="0" w:line="240" w:lineRule="auto"/>
       </w:pPr>
       <w:rPr>
-        <w:rFonts w:asciiTheme="majorHAnsi" w:cstheme="majorBidi" w:eastAsiaTheme="majorEastAsia" w:hAnsiTheme="majorHAnsi"/>
+        <w:rFonts w:asciiTheme="majorHAnsi" w:cstheme="majorBidi" w:hAnsiTheme="majorHAnsi" w:eastAsia="黑体"/>
         <w:b/>
         <w:bCs/>
       </w:rPr>
@@ -5795,14 +6141,14 @@
     </w:tblStylePr>
     <w:tblStylePr w:type="firstCol">
       <w:rPr>
-        <w:rFonts w:asciiTheme="majorHAnsi" w:cstheme="majorBidi" w:eastAsiaTheme="majorEastAsia" w:hAnsiTheme="majorHAnsi"/>
+        <w:rFonts w:asciiTheme="majorHAnsi" w:cstheme="majorBidi" w:hAnsiTheme="majorHAnsi" w:eastAsia="黑体"/>
         <w:b/>
         <w:bCs/>
       </w:rPr>
     </w:tblStylePr>
     <w:tblStylePr w:type="lastCol">
       <w:rPr>
-        <w:rFonts w:asciiTheme="majorHAnsi" w:cstheme="majorBidi" w:eastAsiaTheme="majorEastAsia" w:hAnsiTheme="majorHAnsi"/>
+        <w:rFonts w:asciiTheme="majorHAnsi" w:cstheme="majorBidi" w:hAnsiTheme="majorHAnsi" w:eastAsia="黑体"/>
         <w:b/>
         <w:bCs/>
       </w:rPr>
@@ -5886,7 +6232,7 @@
         <w:spacing w:after="0" w:before="0" w:line="240" w:lineRule="auto"/>
       </w:pPr>
       <w:rPr>
-        <w:rFonts w:asciiTheme="majorHAnsi" w:cstheme="majorBidi" w:eastAsiaTheme="majorEastAsia" w:hAnsiTheme="majorHAnsi"/>
+        <w:rFonts w:asciiTheme="majorHAnsi" w:cstheme="majorBidi" w:hAnsiTheme="majorHAnsi" w:eastAsia="黑体"/>
         <w:b/>
         <w:bCs/>
       </w:rPr>
@@ -5907,7 +6253,7 @@
         <w:spacing w:after="0" w:before="0" w:line="240" w:lineRule="auto"/>
       </w:pPr>
       <w:rPr>
-        <w:rFonts w:asciiTheme="majorHAnsi" w:cstheme="majorBidi" w:eastAsiaTheme="majorEastAsia" w:hAnsiTheme="majorHAnsi"/>
+        <w:rFonts w:asciiTheme="majorHAnsi" w:cstheme="majorBidi" w:hAnsiTheme="majorHAnsi" w:eastAsia="黑体"/>
         <w:b/>
         <w:bCs/>
       </w:rPr>
@@ -5925,14 +6271,14 @@
     </w:tblStylePr>
     <w:tblStylePr w:type="firstCol">
       <w:rPr>
-        <w:rFonts w:asciiTheme="majorHAnsi" w:cstheme="majorBidi" w:eastAsiaTheme="majorEastAsia" w:hAnsiTheme="majorHAnsi"/>
+        <w:rFonts w:asciiTheme="majorHAnsi" w:cstheme="majorBidi" w:hAnsiTheme="majorHAnsi" w:eastAsia="黑体"/>
         <w:b/>
         <w:bCs/>
       </w:rPr>
     </w:tblStylePr>
     <w:tblStylePr w:type="lastCol">
       <w:rPr>
-        <w:rFonts w:asciiTheme="majorHAnsi" w:cstheme="majorBidi" w:eastAsiaTheme="majorEastAsia" w:hAnsiTheme="majorHAnsi"/>
+        <w:rFonts w:asciiTheme="majorHAnsi" w:cstheme="majorBidi" w:hAnsiTheme="majorHAnsi" w:eastAsia="黑体"/>
         <w:b/>
         <w:bCs/>
       </w:rPr>
@@ -6016,7 +6362,7 @@
         <w:spacing w:after="0" w:before="0" w:line="240" w:lineRule="auto"/>
       </w:pPr>
       <w:rPr>
-        <w:rFonts w:asciiTheme="majorHAnsi" w:cstheme="majorBidi" w:eastAsiaTheme="majorEastAsia" w:hAnsiTheme="majorHAnsi"/>
+        <w:rFonts w:asciiTheme="majorHAnsi" w:cstheme="majorBidi" w:hAnsiTheme="majorHAnsi" w:eastAsia="黑体"/>
         <w:b/>
         <w:bCs/>
       </w:rPr>
@@ -6037,7 +6383,7 @@
         <w:spacing w:after="0" w:before="0" w:line="240" w:lineRule="auto"/>
       </w:pPr>
       <w:rPr>
-        <w:rFonts w:asciiTheme="majorHAnsi" w:cstheme="majorBidi" w:eastAsiaTheme="majorEastAsia" w:hAnsiTheme="majorHAnsi"/>
+        <w:rFonts w:asciiTheme="majorHAnsi" w:cstheme="majorBidi" w:hAnsiTheme="majorHAnsi" w:eastAsia="黑体"/>
         <w:b/>
         <w:bCs/>
       </w:rPr>
@@ -6055,14 +6401,14 @@
     </w:tblStylePr>
     <w:tblStylePr w:type="firstCol">
       <w:rPr>
-        <w:rFonts w:asciiTheme="majorHAnsi" w:cstheme="majorBidi" w:eastAsiaTheme="majorEastAsia" w:hAnsiTheme="majorHAnsi"/>
+        <w:rFonts w:asciiTheme="majorHAnsi" w:cstheme="majorBidi" w:hAnsiTheme="majorHAnsi" w:eastAsia="黑体"/>
         <w:b/>
         <w:bCs/>
       </w:rPr>
     </w:tblStylePr>
     <w:tblStylePr w:type="lastCol">
       <w:rPr>
-        <w:rFonts w:asciiTheme="majorHAnsi" w:cstheme="majorBidi" w:eastAsiaTheme="majorEastAsia" w:hAnsiTheme="majorHAnsi"/>
+        <w:rFonts w:asciiTheme="majorHAnsi" w:cstheme="majorBidi" w:hAnsiTheme="majorHAnsi" w:eastAsia="黑体"/>
         <w:b/>
         <w:bCs/>
       </w:rPr>
@@ -6146,7 +6492,7 @@
         <w:spacing w:after="0" w:before="0" w:line="240" w:lineRule="auto"/>
       </w:pPr>
       <w:rPr>
-        <w:rFonts w:asciiTheme="majorHAnsi" w:cstheme="majorBidi" w:eastAsiaTheme="majorEastAsia" w:hAnsiTheme="majorHAnsi"/>
+        <w:rFonts w:asciiTheme="majorHAnsi" w:cstheme="majorBidi" w:hAnsiTheme="majorHAnsi" w:eastAsia="黑体"/>
         <w:b/>
         <w:bCs/>
       </w:rPr>
@@ -6167,7 +6513,7 @@
         <w:spacing w:after="0" w:before="0" w:line="240" w:lineRule="auto"/>
       </w:pPr>
       <w:rPr>
-        <w:rFonts w:asciiTheme="majorHAnsi" w:cstheme="majorBidi" w:eastAsiaTheme="majorEastAsia" w:hAnsiTheme="majorHAnsi"/>
+        <w:rFonts w:asciiTheme="majorHAnsi" w:cstheme="majorBidi" w:hAnsiTheme="majorHAnsi" w:eastAsia="黑体"/>
         <w:b/>
         <w:bCs/>
       </w:rPr>
@@ -6185,14 +6531,14 @@
     </w:tblStylePr>
     <w:tblStylePr w:type="firstCol">
       <w:rPr>
-        <w:rFonts w:asciiTheme="majorHAnsi" w:cstheme="majorBidi" w:eastAsiaTheme="majorEastAsia" w:hAnsiTheme="majorHAnsi"/>
+        <w:rFonts w:asciiTheme="majorHAnsi" w:cstheme="majorBidi" w:hAnsiTheme="majorHAnsi" w:eastAsia="黑体"/>
         <w:b/>
         <w:bCs/>
       </w:rPr>
     </w:tblStylePr>
     <w:tblStylePr w:type="lastCol">
       <w:rPr>
-        <w:rFonts w:asciiTheme="majorHAnsi" w:cstheme="majorBidi" w:eastAsiaTheme="majorEastAsia" w:hAnsiTheme="majorHAnsi"/>
+        <w:rFonts w:asciiTheme="majorHAnsi" w:cstheme="majorBidi" w:hAnsiTheme="majorHAnsi" w:eastAsia="黑体"/>
         <w:b/>
         <w:bCs/>
       </w:rPr>
@@ -6276,7 +6622,7 @@
         <w:spacing w:after="0" w:before="0" w:line="240" w:lineRule="auto"/>
       </w:pPr>
       <w:rPr>
-        <w:rFonts w:asciiTheme="majorHAnsi" w:cstheme="majorBidi" w:eastAsiaTheme="majorEastAsia" w:hAnsiTheme="majorHAnsi"/>
+        <w:rFonts w:asciiTheme="majorHAnsi" w:cstheme="majorBidi" w:hAnsiTheme="majorHAnsi" w:eastAsia="黑体"/>
         <w:b/>
         <w:bCs/>
       </w:rPr>
@@ -6297,7 +6643,7 @@
         <w:spacing w:after="0" w:before="0" w:line="240" w:lineRule="auto"/>
       </w:pPr>
       <w:rPr>
-        <w:rFonts w:asciiTheme="majorHAnsi" w:cstheme="majorBidi" w:eastAsiaTheme="majorEastAsia" w:hAnsiTheme="majorHAnsi"/>
+        <w:rFonts w:asciiTheme="majorHAnsi" w:cstheme="majorBidi" w:hAnsiTheme="majorHAnsi" w:eastAsia="黑体"/>
         <w:b/>
         <w:bCs/>
       </w:rPr>
@@ -6315,14 +6661,14 @@
     </w:tblStylePr>
     <w:tblStylePr w:type="firstCol">
       <w:rPr>
-        <w:rFonts w:asciiTheme="majorHAnsi" w:cstheme="majorBidi" w:eastAsiaTheme="majorEastAsia" w:hAnsiTheme="majorHAnsi"/>
+        <w:rFonts w:asciiTheme="majorHAnsi" w:cstheme="majorBidi" w:hAnsiTheme="majorHAnsi" w:eastAsia="黑体"/>
         <w:b/>
         <w:bCs/>
       </w:rPr>
     </w:tblStylePr>
     <w:tblStylePr w:type="lastCol">
       <w:rPr>
-        <w:rFonts w:asciiTheme="majorHAnsi" w:cstheme="majorBidi" w:eastAsiaTheme="majorEastAsia" w:hAnsiTheme="majorHAnsi"/>
+        <w:rFonts w:asciiTheme="majorHAnsi" w:cstheme="majorBidi" w:hAnsiTheme="majorHAnsi" w:eastAsia="黑体"/>
         <w:b/>
         <w:bCs/>
       </w:rPr>
@@ -6405,6 +6751,7 @@
         <w:spacing w:after="0" w:before="0" w:line="240" w:lineRule="auto"/>
       </w:pPr>
       <w:rPr>
+        <w:rFonts w:eastAsia="黑体"/>
         <w:b/>
         <w:bCs/>
         <w:color w:themeColor="background1" w:val="FFFFFF"/>
@@ -6427,6 +6774,7 @@
         <w:spacing w:after="0" w:before="0" w:line="240" w:lineRule="auto"/>
       </w:pPr>
       <w:rPr>
+        <w:rFonts w:eastAsia="黑体"/>
         <w:b/>
         <w:bCs/>
       </w:rPr>
@@ -6444,12 +6792,14 @@
     </w:tblStylePr>
     <w:tblStylePr w:type="firstCol">
       <w:rPr>
+        <w:rFonts w:eastAsia="黑体"/>
         <w:b/>
         <w:bCs/>
       </w:rPr>
     </w:tblStylePr>
     <w:tblStylePr w:type="lastCol">
       <w:rPr>
+        <w:rFonts w:eastAsia="黑体"/>
         <w:b/>
         <w:bCs/>
       </w:rPr>
@@ -6511,6 +6861,7 @@
         <w:spacing w:after="0" w:before="0" w:line="240" w:lineRule="auto"/>
       </w:pPr>
       <w:rPr>
+        <w:rFonts w:eastAsia="黑体"/>
         <w:b/>
         <w:bCs/>
         <w:color w:themeColor="background1" w:val="FFFFFF"/>
@@ -6533,6 +6884,7 @@
         <w:spacing w:after="0" w:before="0" w:line="240" w:lineRule="auto"/>
       </w:pPr>
       <w:rPr>
+        <w:rFonts w:eastAsia="黑体"/>
         <w:b/>
         <w:bCs/>
       </w:rPr>
@@ -6550,12 +6902,14 @@
     </w:tblStylePr>
     <w:tblStylePr w:type="firstCol">
       <w:rPr>
+        <w:rFonts w:eastAsia="黑体"/>
         <w:b/>
         <w:bCs/>
       </w:rPr>
     </w:tblStylePr>
     <w:tblStylePr w:type="lastCol">
       <w:rPr>
+        <w:rFonts w:eastAsia="黑体"/>
         <w:b/>
         <w:bCs/>
       </w:rPr>
@@ -6617,6 +6971,7 @@
         <w:spacing w:after="0" w:before="0" w:line="240" w:lineRule="auto"/>
       </w:pPr>
       <w:rPr>
+        <w:rFonts w:eastAsia="黑体"/>
         <w:b/>
         <w:bCs/>
         <w:color w:themeColor="background1" w:val="FFFFFF"/>
@@ -6639,6 +6994,7 @@
         <w:spacing w:after="0" w:before="0" w:line="240" w:lineRule="auto"/>
       </w:pPr>
       <w:rPr>
+        <w:rFonts w:eastAsia="黑体"/>
         <w:b/>
         <w:bCs/>
       </w:rPr>
@@ -6656,12 +7012,14 @@
     </w:tblStylePr>
     <w:tblStylePr w:type="firstCol">
       <w:rPr>
+        <w:rFonts w:eastAsia="黑体"/>
         <w:b/>
         <w:bCs/>
       </w:rPr>
     </w:tblStylePr>
     <w:tblStylePr w:type="lastCol">
       <w:rPr>
+        <w:rFonts w:eastAsia="黑体"/>
         <w:b/>
         <w:bCs/>
       </w:rPr>
@@ -6723,6 +7081,7 @@
         <w:spacing w:after="0" w:before="0" w:line="240" w:lineRule="auto"/>
       </w:pPr>
       <w:rPr>
+        <w:rFonts w:eastAsia="黑体"/>
         <w:b/>
         <w:bCs/>
         <w:color w:themeColor="background1" w:val="FFFFFF"/>
@@ -6745,6 +7104,7 @@
         <w:spacing w:after="0" w:before="0" w:line="240" w:lineRule="auto"/>
       </w:pPr>
       <w:rPr>
+        <w:rFonts w:eastAsia="黑体"/>
         <w:b/>
         <w:bCs/>
       </w:rPr>
@@ -6762,12 +7122,14 @@
     </w:tblStylePr>
     <w:tblStylePr w:type="firstCol">
       <w:rPr>
+        <w:rFonts w:eastAsia="黑体"/>
         <w:b/>
         <w:bCs/>
       </w:rPr>
     </w:tblStylePr>
     <w:tblStylePr w:type="lastCol">
       <w:rPr>
+        <w:rFonts w:eastAsia="黑体"/>
         <w:b/>
         <w:bCs/>
       </w:rPr>
@@ -6829,6 +7191,7 @@
         <w:spacing w:after="0" w:before="0" w:line="240" w:lineRule="auto"/>
       </w:pPr>
       <w:rPr>
+        <w:rFonts w:eastAsia="黑体"/>
         <w:b/>
         <w:bCs/>
         <w:color w:themeColor="background1" w:val="FFFFFF"/>
@@ -6851,6 +7214,7 @@
         <w:spacing w:after="0" w:before="0" w:line="240" w:lineRule="auto"/>
       </w:pPr>
       <w:rPr>
+        <w:rFonts w:eastAsia="黑体"/>
         <w:b/>
         <w:bCs/>
       </w:rPr>
@@ -6868,12 +7232,14 @@
     </w:tblStylePr>
     <w:tblStylePr w:type="firstCol">
       <w:rPr>
+        <w:rFonts w:eastAsia="黑体"/>
         <w:b/>
         <w:bCs/>
       </w:rPr>
     </w:tblStylePr>
     <w:tblStylePr w:type="lastCol">
       <w:rPr>
+        <w:rFonts w:eastAsia="黑体"/>
         <w:b/>
         <w:bCs/>
       </w:rPr>
@@ -6935,6 +7301,7 @@
         <w:spacing w:after="0" w:before="0" w:line="240" w:lineRule="auto"/>
       </w:pPr>
       <w:rPr>
+        <w:rFonts w:eastAsia="黑体"/>
         <w:b/>
         <w:bCs/>
         <w:color w:themeColor="background1" w:val="FFFFFF"/>
@@ -6957,6 +7324,7 @@
         <w:spacing w:after="0" w:before="0" w:line="240" w:lineRule="auto"/>
       </w:pPr>
       <w:rPr>
+        <w:rFonts w:eastAsia="黑体"/>
         <w:b/>
         <w:bCs/>
       </w:rPr>
@@ -6974,12 +7342,14 @@
     </w:tblStylePr>
     <w:tblStylePr w:type="firstCol">
       <w:rPr>
+        <w:rFonts w:eastAsia="黑体"/>
         <w:b/>
         <w:bCs/>
       </w:rPr>
     </w:tblStylePr>
     <w:tblStylePr w:type="lastCol">
       <w:rPr>
+        <w:rFonts w:eastAsia="黑体"/>
         <w:b/>
         <w:bCs/>
       </w:rPr>
@@ -7041,6 +7411,7 @@
         <w:spacing w:after="0" w:before="0" w:line="240" w:lineRule="auto"/>
       </w:pPr>
       <w:rPr>
+        <w:rFonts w:eastAsia="黑体"/>
         <w:b/>
         <w:bCs/>
         <w:color w:themeColor="background1" w:val="FFFFFF"/>
@@ -7063,6 +7434,7 @@
         <w:spacing w:after="0" w:before="0" w:line="240" w:lineRule="auto"/>
       </w:pPr>
       <w:rPr>
+        <w:rFonts w:eastAsia="黑体"/>
         <w:b/>
         <w:bCs/>
       </w:rPr>
@@ -7080,12 +7452,14 @@
     </w:tblStylePr>
     <w:tblStylePr w:type="firstCol">
       <w:rPr>
+        <w:rFonts w:eastAsia="黑体"/>
         <w:b/>
         <w:bCs/>
       </w:rPr>
     </w:tblStylePr>
     <w:tblStylePr w:type="lastCol">
       <w:rPr>
+        <w:rFonts w:eastAsia="黑体"/>
         <w:b/>
         <w:bCs/>
       </w:rPr>
@@ -7144,6 +7518,7 @@
         <w:spacing w:after="0" w:before="0" w:line="240" w:lineRule="auto"/>
       </w:pPr>
       <w:rPr>
+        <w:rFonts w:eastAsia="黑体"/>
         <w:b/>
         <w:bCs/>
         <w:color w:themeColor="background1" w:val="FFFFFF"/>
@@ -7166,6 +7541,7 @@
         <w:spacing w:after="0" w:before="0" w:line="240" w:lineRule="auto"/>
       </w:pPr>
       <w:rPr>
+        <w:rFonts w:eastAsia="黑体"/>
         <w:color w:val="auto"/>
       </w:rPr>
       <w:tblPr/>
@@ -7183,6 +7559,7 @@
     </w:tblStylePr>
     <w:tblStylePr w:type="firstCol">
       <w:rPr>
+        <w:rFonts w:eastAsia="黑体"/>
         <w:b/>
         <w:bCs/>
         <w:color w:themeColor="background1" w:val="FFFFFF"/>
@@ -7202,6 +7579,7 @@
     </w:tblStylePr>
     <w:tblStylePr w:type="lastCol">
       <w:rPr>
+        <w:rFonts w:eastAsia="黑体"/>
         <w:b/>
         <w:bCs/>
         <w:color w:themeColor="background1" w:val="FFFFFF"/>
@@ -7250,6 +7628,7 @@
     </w:tblStylePr>
     <w:tblStylePr w:type="nwCell">
       <w:rPr>
+        <w:rFonts w:eastAsia="黑体"/>
         <w:color w:themeColor="background1" w:val="FFFFFF"/>
       </w:rPr>
       <w:tblPr/>
@@ -7293,6 +7672,7 @@
         <w:spacing w:after="0" w:before="0" w:line="240" w:lineRule="auto"/>
       </w:pPr>
       <w:rPr>
+        <w:rFonts w:eastAsia="黑体"/>
         <w:b/>
         <w:bCs/>
         <w:color w:themeColor="background1" w:val="FFFFFF"/>
@@ -7315,6 +7695,7 @@
         <w:spacing w:after="0" w:before="0" w:line="240" w:lineRule="auto"/>
       </w:pPr>
       <w:rPr>
+        <w:rFonts w:eastAsia="黑体"/>
         <w:color w:val="auto"/>
       </w:rPr>
       <w:tblPr/>
@@ -7332,6 +7713,7 @@
     </w:tblStylePr>
     <w:tblStylePr w:type="firstCol">
       <w:rPr>
+        <w:rFonts w:eastAsia="黑体"/>
         <w:b/>
         <w:bCs/>
         <w:color w:themeColor="background1" w:val="FFFFFF"/>
@@ -7351,6 +7733,7 @@
     </w:tblStylePr>
     <w:tblStylePr w:type="lastCol">
       <w:rPr>
+        <w:rFonts w:eastAsia="黑体"/>
         <w:b/>
         <w:bCs/>
         <w:color w:themeColor="background1" w:val="FFFFFF"/>
@@ -7399,6 +7782,7 @@
     </w:tblStylePr>
     <w:tblStylePr w:type="nwCell">
       <w:rPr>
+        <w:rFonts w:eastAsia="黑体"/>
         <w:color w:themeColor="background1" w:val="FFFFFF"/>
       </w:rPr>
       <w:tblPr/>
@@ -7442,6 +7826,7 @@
         <w:spacing w:after="0" w:before="0" w:line="240" w:lineRule="auto"/>
       </w:pPr>
       <w:rPr>
+        <w:rFonts w:eastAsia="黑体"/>
         <w:b/>
         <w:bCs/>
         <w:color w:themeColor="background1" w:val="FFFFFF"/>
@@ -7464,6 +7849,7 @@
         <w:spacing w:after="0" w:before="0" w:line="240" w:lineRule="auto"/>
       </w:pPr>
       <w:rPr>
+        <w:rFonts w:eastAsia="黑体"/>
         <w:color w:val="auto"/>
       </w:rPr>
       <w:tblPr/>
@@ -7481,6 +7867,7 @@
     </w:tblStylePr>
     <w:tblStylePr w:type="firstCol">
       <w:rPr>
+        <w:rFonts w:eastAsia="黑体"/>
         <w:b/>
         <w:bCs/>
         <w:color w:themeColor="background1" w:val="FFFFFF"/>
@@ -7500,6 +7887,7 @@
     </w:tblStylePr>
     <w:tblStylePr w:type="lastCol">
       <w:rPr>
+        <w:rFonts w:eastAsia="黑体"/>
         <w:b/>
         <w:bCs/>
         <w:color w:themeColor="background1" w:val="FFFFFF"/>
@@ -7548,6 +7936,7 @@
     </w:tblStylePr>
     <w:tblStylePr w:type="nwCell">
       <w:rPr>
+        <w:rFonts w:eastAsia="黑体"/>
         <w:color w:themeColor="background1" w:val="FFFFFF"/>
       </w:rPr>
       <w:tblPr/>
@@ -7591,6 +7980,7 @@
         <w:spacing w:after="0" w:before="0" w:line="240" w:lineRule="auto"/>
       </w:pPr>
       <w:rPr>
+        <w:rFonts w:eastAsia="黑体"/>
         <w:b/>
         <w:bCs/>
         <w:color w:themeColor="background1" w:val="FFFFFF"/>
@@ -7613,6 +8003,7 @@
         <w:spacing w:after="0" w:before="0" w:line="240" w:lineRule="auto"/>
       </w:pPr>
       <w:rPr>
+        <w:rFonts w:eastAsia="黑体"/>
         <w:color w:val="auto"/>
       </w:rPr>
       <w:tblPr/>
@@ -7630,6 +8021,7 @@
     </w:tblStylePr>
     <w:tblStylePr w:type="firstCol">
       <w:rPr>
+        <w:rFonts w:eastAsia="黑体"/>
         <w:b/>
         <w:bCs/>
         <w:color w:themeColor="background1" w:val="FFFFFF"/>
@@ -7649,6 +8041,7 @@
     </w:tblStylePr>
     <w:tblStylePr w:type="lastCol">
       <w:rPr>
+        <w:rFonts w:eastAsia="黑体"/>
         <w:b/>
         <w:bCs/>
         <w:color w:themeColor="background1" w:val="FFFFFF"/>
@@ -7697,6 +8090,7 @@
     </w:tblStylePr>
     <w:tblStylePr w:type="nwCell">
       <w:rPr>
+        <w:rFonts w:eastAsia="黑体"/>
         <w:color w:themeColor="background1" w:val="FFFFFF"/>
       </w:rPr>
       <w:tblPr/>
@@ -7740,6 +8134,7 @@
         <w:spacing w:after="0" w:before="0" w:line="240" w:lineRule="auto"/>
       </w:pPr>
       <w:rPr>
+        <w:rFonts w:eastAsia="黑体"/>
         <w:b/>
         <w:bCs/>
         <w:color w:themeColor="background1" w:val="FFFFFF"/>
@@ -7762,6 +8157,7 @@
         <w:spacing w:after="0" w:before="0" w:line="240" w:lineRule="auto"/>
       </w:pPr>
       <w:rPr>
+        <w:rFonts w:eastAsia="黑体"/>
         <w:color w:val="auto"/>
       </w:rPr>
       <w:tblPr/>
@@ -7779,6 +8175,7 @@
     </w:tblStylePr>
     <w:tblStylePr w:type="firstCol">
       <w:rPr>
+        <w:rFonts w:eastAsia="黑体"/>
         <w:b/>
         <w:bCs/>
         <w:color w:themeColor="background1" w:val="FFFFFF"/>
@@ -7798,6 +8195,7 @@
     </w:tblStylePr>
     <w:tblStylePr w:type="lastCol">
       <w:rPr>
+        <w:rFonts w:eastAsia="黑体"/>
         <w:b/>
         <w:bCs/>
         <w:color w:themeColor="background1" w:val="FFFFFF"/>
@@ -7846,6 +8244,7 @@
     </w:tblStylePr>
     <w:tblStylePr w:type="nwCell">
       <w:rPr>
+        <w:rFonts w:eastAsia="黑体"/>
         <w:color w:themeColor="background1" w:val="FFFFFF"/>
       </w:rPr>
       <w:tblPr/>
@@ -7889,6 +8288,7 @@
         <w:spacing w:after="0" w:before="0" w:line="240" w:lineRule="auto"/>
       </w:pPr>
       <w:rPr>
+        <w:rFonts w:eastAsia="黑体"/>
         <w:b/>
         <w:bCs/>
         <w:color w:themeColor="background1" w:val="FFFFFF"/>
@@ -7911,6 +8311,7 @@
         <w:spacing w:after="0" w:before="0" w:line="240" w:lineRule="auto"/>
       </w:pPr>
       <w:rPr>
+        <w:rFonts w:eastAsia="黑体"/>
         <w:color w:val="auto"/>
       </w:rPr>
       <w:tblPr/>
@@ -7928,6 +8329,7 @@
     </w:tblStylePr>
     <w:tblStylePr w:type="firstCol">
       <w:rPr>
+        <w:rFonts w:eastAsia="黑体"/>
         <w:b/>
         <w:bCs/>
         <w:color w:themeColor="background1" w:val="FFFFFF"/>
@@ -7947,6 +8349,7 @@
     </w:tblStylePr>
     <w:tblStylePr w:type="lastCol">
       <w:rPr>
+        <w:rFonts w:eastAsia="黑体"/>
         <w:b/>
         <w:bCs/>
         <w:color w:themeColor="background1" w:val="FFFFFF"/>
@@ -7995,6 +8398,7 @@
     </w:tblStylePr>
     <w:tblStylePr w:type="nwCell">
       <w:rPr>
+        <w:rFonts w:eastAsia="黑体"/>
         <w:color w:themeColor="background1" w:val="FFFFFF"/>
       </w:rPr>
       <w:tblPr/>
@@ -8038,6 +8442,7 @@
         <w:spacing w:after="0" w:before="0" w:line="240" w:lineRule="auto"/>
       </w:pPr>
       <w:rPr>
+        <w:rFonts w:eastAsia="黑体"/>
         <w:b/>
         <w:bCs/>
         <w:color w:themeColor="background1" w:val="FFFFFF"/>
@@ -8060,6 +8465,7 @@
         <w:spacing w:after="0" w:before="0" w:line="240" w:lineRule="auto"/>
       </w:pPr>
       <w:rPr>
+        <w:rFonts w:eastAsia="黑体"/>
         <w:color w:val="auto"/>
       </w:rPr>
       <w:tblPr/>
@@ -8077,6 +8483,7 @@
     </w:tblStylePr>
     <w:tblStylePr w:type="firstCol">
       <w:rPr>
+        <w:rFonts w:eastAsia="黑体"/>
         <w:b/>
         <w:bCs/>
         <w:color w:themeColor="background1" w:val="FFFFFF"/>
@@ -8096,6 +8503,7 @@
     </w:tblStylePr>
     <w:tblStylePr w:type="lastCol">
       <w:rPr>
+        <w:rFonts w:eastAsia="黑体"/>
         <w:b/>
         <w:bCs/>
         <w:color w:themeColor="background1" w:val="FFFFFF"/>
@@ -8144,6 +8552,7 @@
     </w:tblStylePr>
     <w:tblStylePr w:type="nwCell">
       <w:rPr>
+        <w:rFonts w:eastAsia="黑体"/>
         <w:color w:themeColor="background1" w:val="FFFFFF"/>
       </w:rPr>
       <w:tblPr/>
@@ -8168,6 +8577,7 @@
       <w:spacing w:after="0" w:line="240" w:lineRule="auto"/>
     </w:pPr>
     <w:rPr>
+      <w:rFonts w:eastAsia="黑体"/>
       <w:color w:themeColor="text1" w:val="000000"/>
     </w:rPr>
     <w:tblPr>
@@ -8187,7 +8597,7 @@
     </w:tblPr>
     <w:tblStylePr w:type="firstRow">
       <w:rPr>
-        <w:rFonts w:asciiTheme="majorHAnsi" w:cstheme="majorBidi" w:eastAsiaTheme="majorEastAsia" w:hAnsiTheme="majorHAnsi"/>
+        <w:rFonts w:asciiTheme="majorHAnsi" w:cstheme="majorBidi" w:hAnsiTheme="majorHAnsi" w:eastAsia="黑体"/>
       </w:rPr>
       <w:tblPr/>
       <w:tcPr>
@@ -8199,6 +8609,7 @@
     </w:tblStylePr>
     <w:tblStylePr w:type="lastRow">
       <w:rPr>
+        <w:rFonts w:eastAsia="黑体"/>
         <w:b/>
         <w:bCs/>
         <w:color w:themeColor="text2" w:val="1F497D"/>
@@ -8213,12 +8624,14 @@
     </w:tblStylePr>
     <w:tblStylePr w:type="firstCol">
       <w:rPr>
+        <w:rFonts w:eastAsia="黑体"/>
         <w:b/>
         <w:bCs/>
       </w:rPr>
     </w:tblStylePr>
     <w:tblStylePr w:type="lastCol">
       <w:rPr>
+        <w:rFonts w:eastAsia="黑体"/>
         <w:b/>
         <w:bCs/>
       </w:rPr>
@@ -8252,6 +8665,7 @@
       <w:spacing w:after="0" w:line="240" w:lineRule="auto"/>
     </w:pPr>
     <w:rPr>
+      <w:rFonts w:eastAsia="黑体"/>
       <w:color w:themeColor="text1" w:val="000000"/>
     </w:rPr>
     <w:tblPr>
@@ -8271,7 +8685,7 @@
     </w:tblPr>
     <w:tblStylePr w:type="firstRow">
       <w:rPr>
-        <w:rFonts w:asciiTheme="majorHAnsi" w:cstheme="majorBidi" w:eastAsiaTheme="majorEastAsia" w:hAnsiTheme="majorHAnsi"/>
+        <w:rFonts w:asciiTheme="majorHAnsi" w:cstheme="majorBidi" w:hAnsiTheme="majorHAnsi" w:eastAsia="黑体"/>
       </w:rPr>
       <w:tblPr/>
       <w:tcPr>
@@ -8283,6 +8697,7 @@
     </w:tblStylePr>
     <w:tblStylePr w:type="lastRow">
       <w:rPr>
+        <w:rFonts w:eastAsia="黑体"/>
         <w:b/>
         <w:bCs/>
         <w:color w:themeColor="text2" w:val="1F497D"/>
@@ -8297,12 +8712,14 @@
     </w:tblStylePr>
     <w:tblStylePr w:type="firstCol">
       <w:rPr>
+        <w:rFonts w:eastAsia="黑体"/>
         <w:b/>
         <w:bCs/>
       </w:rPr>
     </w:tblStylePr>
     <w:tblStylePr w:type="lastCol">
       <w:rPr>
+        <w:rFonts w:eastAsia="黑体"/>
         <w:b/>
         <w:bCs/>
       </w:rPr>
@@ -8336,6 +8753,7 @@
       <w:spacing w:after="0" w:line="240" w:lineRule="auto"/>
     </w:pPr>
     <w:rPr>
+      <w:rFonts w:eastAsia="黑体"/>
       <w:color w:themeColor="text1" w:val="000000"/>
     </w:rPr>
     <w:tblPr>
@@ -8355,7 +8773,7 @@
     </w:tblPr>
     <w:tblStylePr w:type="firstRow">
       <w:rPr>
-        <w:rFonts w:asciiTheme="majorHAnsi" w:cstheme="majorBidi" w:eastAsiaTheme="majorEastAsia" w:hAnsiTheme="majorHAnsi"/>
+        <w:rFonts w:asciiTheme="majorHAnsi" w:cstheme="majorBidi" w:hAnsiTheme="majorHAnsi" w:eastAsia="黑体"/>
       </w:rPr>
       <w:tblPr/>
       <w:tcPr>
@@ -8367,6 +8785,7 @@
     </w:tblStylePr>
     <w:tblStylePr w:type="lastRow">
       <w:rPr>
+        <w:rFonts w:eastAsia="黑体"/>
         <w:b/>
         <w:bCs/>
         <w:color w:themeColor="text2" w:val="1F497D"/>
@@ -8381,12 +8800,14 @@
     </w:tblStylePr>
     <w:tblStylePr w:type="firstCol">
       <w:rPr>
+        <w:rFonts w:eastAsia="黑体"/>
         <w:b/>
         <w:bCs/>
       </w:rPr>
     </w:tblStylePr>
     <w:tblStylePr w:type="lastCol">
       <w:rPr>
+        <w:rFonts w:eastAsia="黑体"/>
         <w:b/>
         <w:bCs/>
       </w:rPr>
@@ -8420,6 +8841,7 @@
       <w:spacing w:after="0" w:line="240" w:lineRule="auto"/>
     </w:pPr>
     <w:rPr>
+      <w:rFonts w:eastAsia="黑体"/>
       <w:color w:themeColor="text1" w:val="000000"/>
     </w:rPr>
     <w:tblPr>
@@ -8439,7 +8861,7 @@
     </w:tblPr>
     <w:tblStylePr w:type="firstRow">
       <w:rPr>
-        <w:rFonts w:asciiTheme="majorHAnsi" w:cstheme="majorBidi" w:eastAsiaTheme="majorEastAsia" w:hAnsiTheme="majorHAnsi"/>
+        <w:rFonts w:asciiTheme="majorHAnsi" w:cstheme="majorBidi" w:hAnsiTheme="majorHAnsi" w:eastAsia="黑体"/>
       </w:rPr>
       <w:tblPr/>
       <w:tcPr>
@@ -8451,6 +8873,7 @@
     </w:tblStylePr>
     <w:tblStylePr w:type="lastRow">
       <w:rPr>
+        <w:rFonts w:eastAsia="黑体"/>
         <w:b/>
         <w:bCs/>
         <w:color w:themeColor="text2" w:val="1F497D"/>
@@ -8465,12 +8888,14 @@
     </w:tblStylePr>
     <w:tblStylePr w:type="firstCol">
       <w:rPr>
+        <w:rFonts w:eastAsia="黑体"/>
         <w:b/>
         <w:bCs/>
       </w:rPr>
     </w:tblStylePr>
     <w:tblStylePr w:type="lastCol">
       <w:rPr>
+        <w:rFonts w:eastAsia="黑体"/>
         <w:b/>
         <w:bCs/>
       </w:rPr>
@@ -8504,6 +8929,7 @@
       <w:spacing w:after="0" w:line="240" w:lineRule="auto"/>
     </w:pPr>
     <w:rPr>
+      <w:rFonts w:eastAsia="黑体"/>
       <w:color w:themeColor="text1" w:val="000000"/>
     </w:rPr>
     <w:tblPr>
@@ -8523,7 +8949,7 @@
     </w:tblPr>
     <w:tblStylePr w:type="firstRow">
       <w:rPr>
-        <w:rFonts w:asciiTheme="majorHAnsi" w:cstheme="majorBidi" w:eastAsiaTheme="majorEastAsia" w:hAnsiTheme="majorHAnsi"/>
+        <w:rFonts w:asciiTheme="majorHAnsi" w:cstheme="majorBidi" w:hAnsiTheme="majorHAnsi" w:eastAsia="黑体"/>
       </w:rPr>
       <w:tblPr/>
       <w:tcPr>
@@ -8535,6 +8961,7 @@
     </w:tblStylePr>
     <w:tblStylePr w:type="lastRow">
       <w:rPr>
+        <w:rFonts w:eastAsia="黑体"/>
         <w:b/>
         <w:bCs/>
         <w:color w:themeColor="text2" w:val="1F497D"/>
@@ -8549,12 +8976,14 @@
     </w:tblStylePr>
     <w:tblStylePr w:type="firstCol">
       <w:rPr>
+        <w:rFonts w:eastAsia="黑体"/>
         <w:b/>
         <w:bCs/>
       </w:rPr>
     </w:tblStylePr>
     <w:tblStylePr w:type="lastCol">
       <w:rPr>
+        <w:rFonts w:eastAsia="黑体"/>
         <w:b/>
         <w:bCs/>
       </w:rPr>
@@ -8588,6 +9017,7 @@
       <w:spacing w:after="0" w:line="240" w:lineRule="auto"/>
     </w:pPr>
     <w:rPr>
+      <w:rFonts w:eastAsia="黑体"/>
       <w:color w:themeColor="text1" w:val="000000"/>
     </w:rPr>
     <w:tblPr>
@@ -8607,7 +9037,7 @@
     </w:tblPr>
     <w:tblStylePr w:type="firstRow">
       <w:rPr>
-        <w:rFonts w:asciiTheme="majorHAnsi" w:cstheme="majorBidi" w:eastAsiaTheme="majorEastAsia" w:hAnsiTheme="majorHAnsi"/>
+        <w:rFonts w:asciiTheme="majorHAnsi" w:cstheme="majorBidi" w:hAnsiTheme="majorHAnsi" w:eastAsia="黑体"/>
       </w:rPr>
       <w:tblPr/>
       <w:tcPr>
@@ -8619,6 +9049,7 @@
     </w:tblStylePr>
     <w:tblStylePr w:type="lastRow">
       <w:rPr>
+        <w:rFonts w:eastAsia="黑体"/>
         <w:b/>
         <w:bCs/>
         <w:color w:themeColor="text2" w:val="1F497D"/>
@@ -8633,12 +9064,14 @@
     </w:tblStylePr>
     <w:tblStylePr w:type="firstCol">
       <w:rPr>
+        <w:rFonts w:eastAsia="黑体"/>
         <w:b/>
         <w:bCs/>
       </w:rPr>
     </w:tblStylePr>
     <w:tblStylePr w:type="lastCol">
       <w:rPr>
+        <w:rFonts w:eastAsia="黑体"/>
         <w:b/>
         <w:bCs/>
       </w:rPr>
@@ -8672,6 +9105,7 @@
       <w:spacing w:after="0" w:line="240" w:lineRule="auto"/>
     </w:pPr>
     <w:rPr>
+      <w:rFonts w:eastAsia="黑体"/>
       <w:color w:themeColor="text1" w:val="000000"/>
     </w:rPr>
     <w:tblPr>
@@ -8691,7 +9125,7 @@
     </w:tblPr>
     <w:tblStylePr w:type="firstRow">
       <w:rPr>
-        <w:rFonts w:asciiTheme="majorHAnsi" w:cstheme="majorBidi" w:eastAsiaTheme="majorEastAsia" w:hAnsiTheme="majorHAnsi"/>
+        <w:rFonts w:asciiTheme="majorHAnsi" w:cstheme="majorBidi" w:hAnsiTheme="majorHAnsi" w:eastAsia="黑体"/>
       </w:rPr>
       <w:tblPr/>
       <w:tcPr>
@@ -8703,6 +9137,7 @@
     </w:tblStylePr>
     <w:tblStylePr w:type="lastRow">
       <w:rPr>
+        <w:rFonts w:eastAsia="黑体"/>
         <w:b/>
         <w:bCs/>
         <w:color w:themeColor="text2" w:val="1F497D"/>
@@ -8717,12 +9152,14 @@
     </w:tblStylePr>
     <w:tblStylePr w:type="firstCol">
       <w:rPr>
+        <w:rFonts w:eastAsia="黑体"/>
         <w:b/>
         <w:bCs/>
       </w:rPr>
     </w:tblStylePr>
     <w:tblStylePr w:type="lastCol">
       <w:rPr>
+        <w:rFonts w:eastAsia="黑体"/>
         <w:b/>
         <w:bCs/>
       </w:rPr>
@@ -8756,7 +9193,7 @@
       <w:spacing w:after="0" w:line="240" w:lineRule="auto"/>
     </w:pPr>
     <w:rPr>
-      <w:rFonts w:asciiTheme="majorHAnsi" w:cstheme="majorBidi" w:eastAsiaTheme="majorEastAsia" w:hAnsiTheme="majorHAnsi"/>
+      <w:rFonts w:asciiTheme="majorHAnsi" w:cstheme="majorBidi" w:hAnsiTheme="majorHAnsi" w:eastAsia="黑体"/>
       <w:color w:themeColor="text1" w:val="000000"/>
     </w:rPr>
     <w:tblPr>
@@ -8778,6 +9215,7 @@
     </w:tblPr>
     <w:tblStylePr w:type="firstRow">
       <w:rPr>
+        <w:rFonts w:eastAsia="黑体"/>
         <w:sz w:val="24"/>
         <w:szCs w:val="24"/>
       </w:rPr>
@@ -8884,7 +9322,7 @@
       <w:spacing w:after="0" w:line="240" w:lineRule="auto"/>
     </w:pPr>
     <w:rPr>
-      <w:rFonts w:asciiTheme="majorHAnsi" w:cstheme="majorBidi" w:eastAsiaTheme="majorEastAsia" w:hAnsiTheme="majorHAnsi"/>
+      <w:rFonts w:asciiTheme="majorHAnsi" w:cstheme="majorBidi" w:hAnsiTheme="majorHAnsi" w:eastAsia="黑体"/>
       <w:color w:themeColor="text1" w:val="000000"/>
     </w:rPr>
     <w:tblPr>
@@ -8906,6 +9344,7 @@
     </w:tblPr>
     <w:tblStylePr w:type="firstRow">
       <w:rPr>
+        <w:rFonts w:eastAsia="黑体"/>
         <w:sz w:val="24"/>
         <w:szCs w:val="24"/>
       </w:rPr>
@@ -9012,7 +9451,7 @@
       <w:spacing w:after="0" w:line="240" w:lineRule="auto"/>
     </w:pPr>
     <w:rPr>
-      <w:rFonts w:asciiTheme="majorHAnsi" w:cstheme="majorBidi" w:eastAsiaTheme="majorEastAsia" w:hAnsiTheme="majorHAnsi"/>
+      <w:rFonts w:asciiTheme="majorHAnsi" w:cstheme="majorBidi" w:hAnsiTheme="majorHAnsi" w:eastAsia="黑体"/>
       <w:color w:themeColor="text1" w:val="000000"/>
     </w:rPr>
     <w:tblPr>
@@ -9034,6 +9473,7 @@
     </w:tblPr>
     <w:tblStylePr w:type="firstRow">
       <w:rPr>
+        <w:rFonts w:eastAsia="黑体"/>
         <w:sz w:val="24"/>
         <w:szCs w:val="24"/>
       </w:rPr>
@@ -9140,7 +9580,7 @@
       <w:spacing w:after="0" w:line="240" w:lineRule="auto"/>
     </w:pPr>
     <w:rPr>
-      <w:rFonts w:asciiTheme="majorHAnsi" w:cstheme="majorBidi" w:eastAsiaTheme="majorEastAsia" w:hAnsiTheme="majorHAnsi"/>
+      <w:rFonts w:asciiTheme="majorHAnsi" w:cstheme="majorBidi" w:hAnsiTheme="majorHAnsi" w:eastAsia="黑体"/>
       <w:color w:themeColor="text1" w:val="000000"/>
     </w:rPr>
     <w:tblPr>
@@ -9162,6 +9602,7 @@
     </w:tblPr>
     <w:tblStylePr w:type="firstRow">
       <w:rPr>
+        <w:rFonts w:eastAsia="黑体"/>
         <w:sz w:val="24"/>
         <w:szCs w:val="24"/>
       </w:rPr>
@@ -9268,7 +9709,7 @@
       <w:spacing w:after="0" w:line="240" w:lineRule="auto"/>
     </w:pPr>
     <w:rPr>
-      <w:rFonts w:asciiTheme="majorHAnsi" w:cstheme="majorBidi" w:eastAsiaTheme="majorEastAsia" w:hAnsiTheme="majorHAnsi"/>
+      <w:rFonts w:asciiTheme="majorHAnsi" w:cstheme="majorBidi" w:hAnsiTheme="majorHAnsi" w:eastAsia="黑体"/>
       <w:color w:themeColor="text1" w:val="000000"/>
     </w:rPr>
     <w:tblPr>
@@ -9290,6 +9731,7 @@
     </w:tblPr>
     <w:tblStylePr w:type="firstRow">
       <w:rPr>
+        <w:rFonts w:eastAsia="黑体"/>
         <w:sz w:val="24"/>
         <w:szCs w:val="24"/>
       </w:rPr>
@@ -9396,7 +9838,7 @@
       <w:spacing w:after="0" w:line="240" w:lineRule="auto"/>
     </w:pPr>
     <w:rPr>
-      <w:rFonts w:asciiTheme="majorHAnsi" w:cstheme="majorBidi" w:eastAsiaTheme="majorEastAsia" w:hAnsiTheme="majorHAnsi"/>
+      <w:rFonts w:asciiTheme="majorHAnsi" w:cstheme="majorBidi" w:hAnsiTheme="majorHAnsi" w:eastAsia="黑体"/>
       <w:color w:themeColor="text1" w:val="000000"/>
     </w:rPr>
     <w:tblPr>
@@ -9418,6 +9860,7 @@
     </w:tblPr>
     <w:tblStylePr w:type="firstRow">
       <w:rPr>
+        <w:rFonts w:eastAsia="黑体"/>
         <w:sz w:val="24"/>
         <w:szCs w:val="24"/>
       </w:rPr>
@@ -9524,7 +9967,7 @@
       <w:spacing w:after="0" w:line="240" w:lineRule="auto"/>
     </w:pPr>
     <w:rPr>
-      <w:rFonts w:asciiTheme="majorHAnsi" w:cstheme="majorBidi" w:eastAsiaTheme="majorEastAsia" w:hAnsiTheme="majorHAnsi"/>
+      <w:rFonts w:asciiTheme="majorHAnsi" w:cstheme="majorBidi" w:hAnsiTheme="majorHAnsi" w:eastAsia="黑体"/>
       <w:color w:themeColor="text1" w:val="000000"/>
     </w:rPr>
     <w:tblPr>
@@ -9546,6 +9989,7 @@
     </w:tblPr>
     <w:tblStylePr w:type="firstRow">
       <w:rPr>
+        <w:rFonts w:eastAsia="黑体"/>
         <w:sz w:val="24"/>
         <w:szCs w:val="24"/>
       </w:rPr>
@@ -9675,12 +10119,14 @@
     </w:tcPr>
     <w:tblStylePr w:type="firstRow">
       <w:rPr>
+        <w:rFonts w:eastAsia="黑体"/>
         <w:b/>
         <w:bCs/>
       </w:rPr>
     </w:tblStylePr>
     <w:tblStylePr w:type="lastRow">
       <w:rPr>
+        <w:rFonts w:eastAsia="黑体"/>
         <w:b/>
         <w:bCs/>
       </w:rPr>
@@ -9693,12 +10139,14 @@
     </w:tblStylePr>
     <w:tblStylePr w:type="firstCol">
       <w:rPr>
+        <w:rFonts w:eastAsia="黑体"/>
         <w:b/>
         <w:bCs/>
       </w:rPr>
     </w:tblStylePr>
     <w:tblStylePr w:type="lastCol">
       <w:rPr>
+        <w:rFonts w:eastAsia="黑体"/>
         <w:b/>
         <w:bCs/>
       </w:rPr>
@@ -9748,12 +10196,14 @@
     </w:tcPr>
     <w:tblStylePr w:type="firstRow">
       <w:rPr>
+        <w:rFonts w:eastAsia="黑体"/>
         <w:b/>
         <w:bCs/>
       </w:rPr>
     </w:tblStylePr>
     <w:tblStylePr w:type="lastRow">
       <w:rPr>
+        <w:rFonts w:eastAsia="黑体"/>
         <w:b/>
         <w:bCs/>
       </w:rPr>
@@ -9766,12 +10216,14 @@
     </w:tblStylePr>
     <w:tblStylePr w:type="firstCol">
       <w:rPr>
+        <w:rFonts w:eastAsia="黑体"/>
         <w:b/>
         <w:bCs/>
       </w:rPr>
     </w:tblStylePr>
     <w:tblStylePr w:type="lastCol">
       <w:rPr>
+        <w:rFonts w:eastAsia="黑体"/>
         <w:b/>
         <w:bCs/>
       </w:rPr>
@@ -9821,12 +10273,14 @@
     </w:tcPr>
     <w:tblStylePr w:type="firstRow">
       <w:rPr>
+        <w:rFonts w:eastAsia="黑体"/>
         <w:b/>
         <w:bCs/>
       </w:rPr>
     </w:tblStylePr>
     <w:tblStylePr w:type="lastRow">
       <w:rPr>
+        <w:rFonts w:eastAsia="黑体"/>
         <w:b/>
         <w:bCs/>
       </w:rPr>
@@ -9839,12 +10293,14 @@
     </w:tblStylePr>
     <w:tblStylePr w:type="firstCol">
       <w:rPr>
+        <w:rFonts w:eastAsia="黑体"/>
         <w:b/>
         <w:bCs/>
       </w:rPr>
     </w:tblStylePr>
     <w:tblStylePr w:type="lastCol">
       <w:rPr>
+        <w:rFonts w:eastAsia="黑体"/>
         <w:b/>
         <w:bCs/>
       </w:rPr>
@@ -9894,12 +10350,14 @@
     </w:tcPr>
     <w:tblStylePr w:type="firstRow">
       <w:rPr>
+        <w:rFonts w:eastAsia="黑体"/>
         <w:b/>
         <w:bCs/>
       </w:rPr>
     </w:tblStylePr>
     <w:tblStylePr w:type="lastRow">
       <w:rPr>
+        <w:rFonts w:eastAsia="黑体"/>
         <w:b/>
         <w:bCs/>
       </w:rPr>
@@ -9912,12 +10370,14 @@
     </w:tblStylePr>
     <w:tblStylePr w:type="firstCol">
       <w:rPr>
+        <w:rFonts w:eastAsia="黑体"/>
         <w:b/>
         <w:bCs/>
       </w:rPr>
     </w:tblStylePr>
     <w:tblStylePr w:type="lastCol">
       <w:rPr>
+        <w:rFonts w:eastAsia="黑体"/>
         <w:b/>
         <w:bCs/>
       </w:rPr>
@@ -9967,12 +10427,14 @@
     </w:tcPr>
     <w:tblStylePr w:type="firstRow">
       <w:rPr>
+        <w:rFonts w:eastAsia="黑体"/>
         <w:b/>
         <w:bCs/>
       </w:rPr>
     </w:tblStylePr>
     <w:tblStylePr w:type="lastRow">
       <w:rPr>
+        <w:rFonts w:eastAsia="黑体"/>
         <w:b/>
         <w:bCs/>
       </w:rPr>
@@ -9985,12 +10447,14 @@
     </w:tblStylePr>
     <w:tblStylePr w:type="firstCol">
       <w:rPr>
+        <w:rFonts w:eastAsia="黑体"/>
         <w:b/>
         <w:bCs/>
       </w:rPr>
     </w:tblStylePr>
     <w:tblStylePr w:type="lastCol">
       <w:rPr>
+        <w:rFonts w:eastAsia="黑体"/>
         <w:b/>
         <w:bCs/>
       </w:rPr>
@@ -10040,12 +10504,14 @@
     </w:tcPr>
     <w:tblStylePr w:type="firstRow">
       <w:rPr>
+        <w:rFonts w:eastAsia="黑体"/>
         <w:b/>
         <w:bCs/>
       </w:rPr>
     </w:tblStylePr>
     <w:tblStylePr w:type="lastRow">
       <w:rPr>
+        <w:rFonts w:eastAsia="黑体"/>
         <w:b/>
         <w:bCs/>
       </w:rPr>
@@ -10058,12 +10524,14 @@
     </w:tblStylePr>
     <w:tblStylePr w:type="firstCol">
       <w:rPr>
+        <w:rFonts w:eastAsia="黑体"/>
         <w:b/>
         <w:bCs/>
       </w:rPr>
     </w:tblStylePr>
     <w:tblStylePr w:type="lastCol">
       <w:rPr>
+        <w:rFonts w:eastAsia="黑体"/>
         <w:b/>
         <w:bCs/>
       </w:rPr>
@@ -10113,12 +10581,14 @@
     </w:tcPr>
     <w:tblStylePr w:type="firstRow">
       <w:rPr>
+        <w:rFonts w:eastAsia="黑体"/>
         <w:b/>
         <w:bCs/>
       </w:rPr>
     </w:tblStylePr>
     <w:tblStylePr w:type="lastRow">
       <w:rPr>
+        <w:rFonts w:eastAsia="黑体"/>
         <w:b/>
         <w:bCs/>
       </w:rPr>
@@ -10131,12 +10601,14 @@
     </w:tblStylePr>
     <w:tblStylePr w:type="firstCol">
       <w:rPr>
+        <w:rFonts w:eastAsia="黑体"/>
         <w:b/>
         <w:bCs/>
       </w:rPr>
     </w:tblStylePr>
     <w:tblStylePr w:type="lastCol">
       <w:rPr>
+        <w:rFonts w:eastAsia="黑体"/>
         <w:b/>
         <w:bCs/>
       </w:rPr>
@@ -10163,7 +10635,7 @@
       <w:spacing w:after="0" w:line="240" w:lineRule="auto"/>
     </w:pPr>
     <w:rPr>
-      <w:rFonts w:asciiTheme="majorHAnsi" w:cstheme="majorBidi" w:eastAsiaTheme="majorEastAsia" w:hAnsiTheme="majorHAnsi"/>
+      <w:rFonts w:asciiTheme="majorHAnsi" w:cstheme="majorBidi" w:hAnsiTheme="majorHAnsi" w:eastAsia="黑体"/>
       <w:color w:themeColor="text1" w:val="000000"/>
     </w:rPr>
     <w:tblPr>
@@ -10190,6 +10662,7 @@
     </w:tcPr>
     <w:tblStylePr w:type="firstRow">
       <w:rPr>
+        <w:rFonts w:eastAsia="黑体"/>
         <w:b/>
         <w:bCs/>
         <w:color w:themeColor="text1" w:val="000000"/>
@@ -10201,6 +10674,7 @@
     </w:tblStylePr>
     <w:tblStylePr w:type="lastRow">
       <w:rPr>
+        <w:rFonts w:eastAsia="黑体"/>
         <w:b/>
         <w:bCs/>
         <w:color w:themeColor="text1" w:val="000000"/>
@@ -10220,6 +10694,7 @@
     </w:tblStylePr>
     <w:tblStylePr w:type="firstCol">
       <w:rPr>
+        <w:rFonts w:eastAsia="黑体"/>
         <w:b/>
         <w:bCs/>
         <w:color w:themeColor="text1" w:val="000000"/>
@@ -10239,6 +10714,7 @@
     </w:tblStylePr>
     <w:tblStylePr w:type="lastCol">
       <w:rPr>
+        <w:rFonts w:eastAsia="黑体"/>
         <w:b w:val="0"/>
         <w:bCs w:val="0"/>
         <w:color w:themeColor="text1" w:val="000000"/>
@@ -10288,7 +10764,7 @@
       <w:spacing w:after="0" w:line="240" w:lineRule="auto"/>
     </w:pPr>
     <w:rPr>
-      <w:rFonts w:asciiTheme="majorHAnsi" w:cstheme="majorBidi" w:eastAsiaTheme="majorEastAsia" w:hAnsiTheme="majorHAnsi"/>
+      <w:rFonts w:asciiTheme="majorHAnsi" w:cstheme="majorBidi" w:hAnsiTheme="majorHAnsi" w:eastAsia="黑体"/>
       <w:color w:themeColor="text1" w:val="000000"/>
     </w:rPr>
     <w:tblPr>
@@ -10315,6 +10791,7 @@
     </w:tcPr>
     <w:tblStylePr w:type="firstRow">
       <w:rPr>
+        <w:rFonts w:eastAsia="黑体"/>
         <w:b/>
         <w:bCs/>
         <w:color w:themeColor="text1" w:val="000000"/>
@@ -10326,6 +10803,7 @@
     </w:tblStylePr>
     <w:tblStylePr w:type="lastRow">
       <w:rPr>
+        <w:rFonts w:eastAsia="黑体"/>
         <w:b/>
         <w:bCs/>
         <w:color w:themeColor="text1" w:val="000000"/>
@@ -10345,6 +10823,7 @@
     </w:tblStylePr>
     <w:tblStylePr w:type="firstCol">
       <w:rPr>
+        <w:rFonts w:eastAsia="黑体"/>
         <w:b/>
         <w:bCs/>
         <w:color w:themeColor="text1" w:val="000000"/>
@@ -10364,6 +10843,7 @@
     </w:tblStylePr>
     <w:tblStylePr w:type="lastCol">
       <w:rPr>
+        <w:rFonts w:eastAsia="黑体"/>
         <w:b w:val="0"/>
         <w:bCs w:val="0"/>
         <w:color w:themeColor="text1" w:val="000000"/>
@@ -10413,7 +10893,7 @@
       <w:spacing w:after="0" w:line="240" w:lineRule="auto"/>
     </w:pPr>
     <w:rPr>
-      <w:rFonts w:asciiTheme="majorHAnsi" w:cstheme="majorBidi" w:eastAsiaTheme="majorEastAsia" w:hAnsiTheme="majorHAnsi"/>
+      <w:rFonts w:asciiTheme="majorHAnsi" w:cstheme="majorBidi" w:hAnsiTheme="majorHAnsi" w:eastAsia="黑体"/>
       <w:color w:themeColor="text1" w:val="000000"/>
     </w:rPr>
     <w:tblPr>
@@ -10440,6 +10920,7 @@
     </w:tcPr>
     <w:tblStylePr w:type="firstRow">
       <w:rPr>
+        <w:rFonts w:eastAsia="黑体"/>
         <w:b/>
         <w:bCs/>
         <w:color w:themeColor="text1" w:val="000000"/>
@@ -10451,6 +10932,7 @@
     </w:tblStylePr>
     <w:tblStylePr w:type="lastRow">
       <w:rPr>
+        <w:rFonts w:eastAsia="黑体"/>
         <w:b/>
         <w:bCs/>
         <w:color w:themeColor="text1" w:val="000000"/>
@@ -10470,6 +10952,7 @@
     </w:tblStylePr>
     <w:tblStylePr w:type="firstCol">
       <w:rPr>
+        <w:rFonts w:eastAsia="黑体"/>
         <w:b/>
         <w:bCs/>
         <w:color w:themeColor="text1" w:val="000000"/>
@@ -10489,6 +10972,7 @@
     </w:tblStylePr>
     <w:tblStylePr w:type="lastCol">
       <w:rPr>
+        <w:rFonts w:eastAsia="黑体"/>
         <w:b w:val="0"/>
         <w:bCs w:val="0"/>
         <w:color w:themeColor="text1" w:val="000000"/>
@@ -10538,7 +11022,7 @@
       <w:spacing w:after="0" w:line="240" w:lineRule="auto"/>
     </w:pPr>
     <w:rPr>
-      <w:rFonts w:asciiTheme="majorHAnsi" w:cstheme="majorBidi" w:eastAsiaTheme="majorEastAsia" w:hAnsiTheme="majorHAnsi"/>
+      <w:rFonts w:asciiTheme="majorHAnsi" w:cstheme="majorBidi" w:hAnsiTheme="majorHAnsi" w:eastAsia="黑体"/>
       <w:color w:themeColor="text1" w:val="000000"/>
     </w:rPr>
     <w:tblPr>
@@ -10565,6 +11049,7 @@
     </w:tcPr>
     <w:tblStylePr w:type="firstRow">
       <w:rPr>
+        <w:rFonts w:eastAsia="黑体"/>
         <w:b/>
         <w:bCs/>
         <w:color w:themeColor="text1" w:val="000000"/>
@@ -10576,6 +11061,7 @@
     </w:tblStylePr>
     <w:tblStylePr w:type="lastRow">
       <w:rPr>
+        <w:rFonts w:eastAsia="黑体"/>
         <w:b/>
         <w:bCs/>
         <w:color w:themeColor="text1" w:val="000000"/>
@@ -10595,6 +11081,7 @@
     </w:tblStylePr>
     <w:tblStylePr w:type="firstCol">
       <w:rPr>
+        <w:rFonts w:eastAsia="黑体"/>
         <w:b/>
         <w:bCs/>
         <w:color w:themeColor="text1" w:val="000000"/>
@@ -10614,6 +11101,7 @@
     </w:tblStylePr>
     <w:tblStylePr w:type="lastCol">
       <w:rPr>
+        <w:rFonts w:eastAsia="黑体"/>
         <w:b w:val="0"/>
         <w:bCs w:val="0"/>
         <w:color w:themeColor="text1" w:val="000000"/>
@@ -10663,7 +11151,7 @@
       <w:spacing w:after="0" w:line="240" w:lineRule="auto"/>
     </w:pPr>
     <w:rPr>
-      <w:rFonts w:asciiTheme="majorHAnsi" w:cstheme="majorBidi" w:eastAsiaTheme="majorEastAsia" w:hAnsiTheme="majorHAnsi"/>
+      <w:rFonts w:asciiTheme="majorHAnsi" w:cstheme="majorBidi" w:hAnsiTheme="majorHAnsi" w:eastAsia="黑体"/>
       <w:color w:themeColor="text1" w:val="000000"/>
     </w:rPr>
     <w:tblPr>
@@ -10690,6 +11178,7 @@
     </w:tcPr>
     <w:tblStylePr w:type="firstRow">
       <w:rPr>
+        <w:rFonts w:eastAsia="黑体"/>
         <w:b/>
         <w:bCs/>
         <w:color w:themeColor="text1" w:val="000000"/>
@@ -10701,6 +11190,7 @@
     </w:tblStylePr>
     <w:tblStylePr w:type="lastRow">
       <w:rPr>
+        <w:rFonts w:eastAsia="黑体"/>
         <w:b/>
         <w:bCs/>
         <w:color w:themeColor="text1" w:val="000000"/>
@@ -10720,6 +11210,7 @@
     </w:tblStylePr>
     <w:tblStylePr w:type="firstCol">
       <w:rPr>
+        <w:rFonts w:eastAsia="黑体"/>
         <w:b/>
         <w:bCs/>
         <w:color w:themeColor="text1" w:val="000000"/>
@@ -10739,6 +11230,7 @@
     </w:tblStylePr>
     <w:tblStylePr w:type="lastCol">
       <w:rPr>
+        <w:rFonts w:eastAsia="黑体"/>
         <w:b w:val="0"/>
         <w:bCs w:val="0"/>
         <w:color w:themeColor="text1" w:val="000000"/>
@@ -10788,7 +11280,7 @@
       <w:spacing w:after="0" w:line="240" w:lineRule="auto"/>
     </w:pPr>
     <w:rPr>
-      <w:rFonts w:asciiTheme="majorHAnsi" w:cstheme="majorBidi" w:eastAsiaTheme="majorEastAsia" w:hAnsiTheme="majorHAnsi"/>
+      <w:rFonts w:asciiTheme="majorHAnsi" w:cstheme="majorBidi" w:hAnsiTheme="majorHAnsi" w:eastAsia="黑体"/>
       <w:color w:themeColor="text1" w:val="000000"/>
     </w:rPr>
     <w:tblPr>
@@ -10815,6 +11307,7 @@
     </w:tcPr>
     <w:tblStylePr w:type="firstRow">
       <w:rPr>
+        <w:rFonts w:eastAsia="黑体"/>
         <w:b/>
         <w:bCs/>
         <w:color w:themeColor="text1" w:val="000000"/>
@@ -10826,6 +11319,7 @@
     </w:tblStylePr>
     <w:tblStylePr w:type="lastRow">
       <w:rPr>
+        <w:rFonts w:eastAsia="黑体"/>
         <w:b/>
         <w:bCs/>
         <w:color w:themeColor="text1" w:val="000000"/>
@@ -10845,6 +11339,7 @@
     </w:tblStylePr>
     <w:tblStylePr w:type="firstCol">
       <w:rPr>
+        <w:rFonts w:eastAsia="黑体"/>
         <w:b/>
         <w:bCs/>
         <w:color w:themeColor="text1" w:val="000000"/>
@@ -10864,6 +11359,7 @@
     </w:tblStylePr>
     <w:tblStylePr w:type="lastCol">
       <w:rPr>
+        <w:rFonts w:eastAsia="黑体"/>
         <w:b w:val="0"/>
         <w:bCs w:val="0"/>
         <w:color w:themeColor="text1" w:val="000000"/>
@@ -10913,7 +11409,7 @@
       <w:spacing w:after="0" w:line="240" w:lineRule="auto"/>
     </w:pPr>
     <w:rPr>
-      <w:rFonts w:asciiTheme="majorHAnsi" w:cstheme="majorBidi" w:eastAsiaTheme="majorEastAsia" w:hAnsiTheme="majorHAnsi"/>
+      <w:rFonts w:asciiTheme="majorHAnsi" w:cstheme="majorBidi" w:hAnsiTheme="majorHAnsi" w:eastAsia="黑体"/>
       <w:color w:themeColor="text1" w:val="000000"/>
     </w:rPr>
     <w:tblPr>
@@ -10940,6 +11436,7 @@
     </w:tcPr>
     <w:tblStylePr w:type="firstRow">
       <w:rPr>
+        <w:rFonts w:eastAsia="黑体"/>
         <w:b/>
         <w:bCs/>
         <w:color w:themeColor="text1" w:val="000000"/>
@@ -10951,6 +11448,7 @@
     </w:tblStylePr>
     <w:tblStylePr w:type="lastRow">
       <w:rPr>
+        <w:rFonts w:eastAsia="黑体"/>
         <w:b/>
         <w:bCs/>
         <w:color w:themeColor="text1" w:val="000000"/>
@@ -10970,6 +11468,7 @@
     </w:tblStylePr>
     <w:tblStylePr w:type="firstCol">
       <w:rPr>
+        <w:rFonts w:eastAsia="黑体"/>
         <w:b/>
         <w:bCs/>
         <w:color w:themeColor="text1" w:val="000000"/>
@@ -10989,6 +11488,7 @@
     </w:tblStylePr>
     <w:tblStylePr w:type="lastCol">
       <w:rPr>
+        <w:rFonts w:eastAsia="黑体"/>
         <w:b w:val="0"/>
         <w:bCs w:val="0"/>
         <w:color w:themeColor="text1" w:val="000000"/>
@@ -11061,6 +11561,7 @@
     </w:tcPr>
     <w:tblStylePr w:type="firstRow">
       <w:rPr>
+        <w:rFonts w:eastAsia="黑体"/>
         <w:b/>
         <w:bCs/>
         <w:i w:val="0"/>
@@ -11082,6 +11583,7 @@
     </w:tblStylePr>
     <w:tblStylePr w:type="lastRow">
       <w:rPr>
+        <w:rFonts w:eastAsia="黑体"/>
         <w:b/>
         <w:bCs/>
         <w:i w:val="0"/>
@@ -11103,6 +11605,7 @@
     </w:tblStylePr>
     <w:tblStylePr w:type="firstCol">
       <w:rPr>
+        <w:rFonts w:eastAsia="黑体"/>
         <w:b/>
         <w:bCs/>
         <w:i w:val="0"/>
@@ -11122,6 +11625,7 @@
     </w:tblStylePr>
     <w:tblStylePr w:type="lastCol">
       <w:rPr>
+        <w:rFonts w:eastAsia="黑体"/>
         <w:b/>
         <w:bCs/>
         <w:i w:val="0"/>
@@ -11202,6 +11706,7 @@
     </w:tcPr>
     <w:tblStylePr w:type="firstRow">
       <w:rPr>
+        <w:rFonts w:eastAsia="黑体"/>
         <w:b/>
         <w:bCs/>
         <w:i w:val="0"/>
@@ -11223,6 +11728,7 @@
     </w:tblStylePr>
     <w:tblStylePr w:type="lastRow">
       <w:rPr>
+        <w:rFonts w:eastAsia="黑体"/>
         <w:b/>
         <w:bCs/>
         <w:i w:val="0"/>
@@ -11244,6 +11750,7 @@
     </w:tblStylePr>
     <w:tblStylePr w:type="firstCol">
       <w:rPr>
+        <w:rFonts w:eastAsia="黑体"/>
         <w:b/>
         <w:bCs/>
         <w:i w:val="0"/>
@@ -11263,6 +11770,7 @@
     </w:tblStylePr>
     <w:tblStylePr w:type="lastCol">
       <w:rPr>
+        <w:rFonts w:eastAsia="黑体"/>
         <w:b/>
         <w:bCs/>
         <w:i w:val="0"/>
@@ -11343,6 +11851,7 @@
     </w:tcPr>
     <w:tblStylePr w:type="firstRow">
       <w:rPr>
+        <w:rFonts w:eastAsia="黑体"/>
         <w:b/>
         <w:bCs/>
         <w:i w:val="0"/>
@@ -11364,6 +11873,7 @@
     </w:tblStylePr>
     <w:tblStylePr w:type="lastRow">
       <w:rPr>
+        <w:rFonts w:eastAsia="黑体"/>
         <w:b/>
         <w:bCs/>
         <w:i w:val="0"/>
@@ -11385,6 +11895,7 @@
     </w:tblStylePr>
     <w:tblStylePr w:type="firstCol">
       <w:rPr>
+        <w:rFonts w:eastAsia="黑体"/>
         <w:b/>
         <w:bCs/>
         <w:i w:val="0"/>
@@ -11404,6 +11915,7 @@
     </w:tblStylePr>
     <w:tblStylePr w:type="lastCol">
       <w:rPr>
+        <w:rFonts w:eastAsia="黑体"/>
         <w:b/>
         <w:bCs/>
         <w:i w:val="0"/>
@@ -11484,6 +11996,7 @@
     </w:tcPr>
     <w:tblStylePr w:type="firstRow">
       <w:rPr>
+        <w:rFonts w:eastAsia="黑体"/>
         <w:b/>
         <w:bCs/>
         <w:i w:val="0"/>
@@ -11505,6 +12018,7 @@
     </w:tblStylePr>
     <w:tblStylePr w:type="lastRow">
       <w:rPr>
+        <w:rFonts w:eastAsia="黑体"/>
         <w:b/>
         <w:bCs/>
         <w:i w:val="0"/>
@@ -11526,6 +12040,7 @@
     </w:tblStylePr>
     <w:tblStylePr w:type="firstCol">
       <w:rPr>
+        <w:rFonts w:eastAsia="黑体"/>
         <w:b/>
         <w:bCs/>
         <w:i w:val="0"/>
@@ -11545,6 +12060,7 @@
     </w:tblStylePr>
     <w:tblStylePr w:type="lastCol">
       <w:rPr>
+        <w:rFonts w:eastAsia="黑体"/>
         <w:b/>
         <w:bCs/>
         <w:i w:val="0"/>
@@ -11625,6 +12141,7 @@
     </w:tcPr>
     <w:tblStylePr w:type="firstRow">
       <w:rPr>
+        <w:rFonts w:eastAsia="黑体"/>
         <w:b/>
         <w:bCs/>
         <w:i w:val="0"/>
@@ -11646,6 +12163,7 @@
     </w:tblStylePr>
     <w:tblStylePr w:type="lastRow">
       <w:rPr>
+        <w:rFonts w:eastAsia="黑体"/>
         <w:b/>
         <w:bCs/>
         <w:i w:val="0"/>
@@ -11667,6 +12185,7 @@
     </w:tblStylePr>
     <w:tblStylePr w:type="firstCol">
       <w:rPr>
+        <w:rFonts w:eastAsia="黑体"/>
         <w:b/>
         <w:bCs/>
         <w:i w:val="0"/>
@@ -11686,6 +12205,7 @@
     </w:tblStylePr>
     <w:tblStylePr w:type="lastCol">
       <w:rPr>
+        <w:rFonts w:eastAsia="黑体"/>
         <w:b/>
         <w:bCs/>
         <w:i w:val="0"/>
@@ -11766,6 +12286,7 @@
     </w:tcPr>
     <w:tblStylePr w:type="firstRow">
       <w:rPr>
+        <w:rFonts w:eastAsia="黑体"/>
         <w:b/>
         <w:bCs/>
         <w:i w:val="0"/>
@@ -11787,6 +12308,7 @@
     </w:tblStylePr>
     <w:tblStylePr w:type="lastRow">
       <w:rPr>
+        <w:rFonts w:eastAsia="黑体"/>
         <w:b/>
         <w:bCs/>
         <w:i w:val="0"/>
@@ -11808,6 +12330,7 @@
     </w:tblStylePr>
     <w:tblStylePr w:type="firstCol">
       <w:rPr>
+        <w:rFonts w:eastAsia="黑体"/>
         <w:b/>
         <w:bCs/>
         <w:i w:val="0"/>
@@ -11827,6 +12350,7 @@
     </w:tblStylePr>
     <w:tblStylePr w:type="lastCol">
       <w:rPr>
+        <w:rFonts w:eastAsia="黑体"/>
         <w:b/>
         <w:bCs/>
         <w:i w:val="0"/>
@@ -11907,6 +12431,7 @@
     </w:tcPr>
     <w:tblStylePr w:type="firstRow">
       <w:rPr>
+        <w:rFonts w:eastAsia="黑体"/>
         <w:b/>
         <w:bCs/>
         <w:i w:val="0"/>
@@ -11928,6 +12453,7 @@
     </w:tblStylePr>
     <w:tblStylePr w:type="lastRow">
       <w:rPr>
+        <w:rFonts w:eastAsia="黑体"/>
         <w:b/>
         <w:bCs/>
         <w:i w:val="0"/>
@@ -11949,6 +12475,7 @@
     </w:tblStylePr>
     <w:tblStylePr w:type="firstCol">
       <w:rPr>
+        <w:rFonts w:eastAsia="黑体"/>
         <w:b/>
         <w:bCs/>
         <w:i w:val="0"/>
@@ -11968,6 +12495,7 @@
     </w:tblStylePr>
     <w:tblStylePr w:type="lastCol">
       <w:rPr>
+        <w:rFonts w:eastAsia="黑体"/>
         <w:b/>
         <w:bCs/>
         <w:i w:val="0"/>
@@ -12025,6 +12553,7 @@
       <w:spacing w:after="0" w:line="240" w:lineRule="auto"/>
     </w:pPr>
     <w:rPr>
+      <w:rFonts w:eastAsia="黑体"/>
       <w:color w:themeColor="background1" w:val="FFFFFF"/>
     </w:rPr>
     <w:tblPr>
@@ -12043,6 +12572,7 @@
     </w:tcPr>
     <w:tblStylePr w:type="firstRow">
       <w:rPr>
+        <w:rFonts w:eastAsia="黑体"/>
         <w:b/>
         <w:bCs/>
       </w:rPr>
@@ -12139,6 +12669,7 @@
       <w:spacing w:after="0" w:line="240" w:lineRule="auto"/>
     </w:pPr>
     <w:rPr>
+      <w:rFonts w:eastAsia="黑体"/>
       <w:color w:themeColor="background1" w:val="FFFFFF"/>
     </w:rPr>
     <w:tblPr>
@@ -12157,6 +12688,7 @@
     </w:tcPr>
     <w:tblStylePr w:type="firstRow">
       <w:rPr>
+        <w:rFonts w:eastAsia="黑体"/>
         <w:b/>
         <w:bCs/>
       </w:rPr>
@@ -12253,6 +12785,7 @@
       <w:spacing w:after="0" w:line="240" w:lineRule="auto"/>
     </w:pPr>
     <w:rPr>
+      <w:rFonts w:eastAsia="黑体"/>
       <w:color w:themeColor="background1" w:val="FFFFFF"/>
     </w:rPr>
     <w:tblPr>
@@ -12271,6 +12804,7 @@
     </w:tcPr>
     <w:tblStylePr w:type="firstRow">
       <w:rPr>
+        <w:rFonts w:eastAsia="黑体"/>
         <w:b/>
         <w:bCs/>
       </w:rPr>
@@ -12367,6 +12901,7 @@
       <w:spacing w:after="0" w:line="240" w:lineRule="auto"/>
     </w:pPr>
     <w:rPr>
+      <w:rFonts w:eastAsia="黑体"/>
       <w:color w:themeColor="background1" w:val="FFFFFF"/>
     </w:rPr>
     <w:tblPr>
@@ -12385,6 +12920,7 @@
     </w:tcPr>
     <w:tblStylePr w:type="firstRow">
       <w:rPr>
+        <w:rFonts w:eastAsia="黑体"/>
         <w:b/>
         <w:bCs/>
       </w:rPr>
@@ -12481,6 +13017,7 @@
       <w:spacing w:after="0" w:line="240" w:lineRule="auto"/>
     </w:pPr>
     <w:rPr>
+      <w:rFonts w:eastAsia="黑体"/>
       <w:color w:themeColor="background1" w:val="FFFFFF"/>
     </w:rPr>
     <w:tblPr>
@@ -12499,6 +13036,7 @@
     </w:tcPr>
     <w:tblStylePr w:type="firstRow">
       <w:rPr>
+        <w:rFonts w:eastAsia="黑体"/>
         <w:b/>
         <w:bCs/>
       </w:rPr>
@@ -12595,6 +13133,7 @@
       <w:spacing w:after="0" w:line="240" w:lineRule="auto"/>
     </w:pPr>
     <w:rPr>
+      <w:rFonts w:eastAsia="黑体"/>
       <w:color w:themeColor="background1" w:val="FFFFFF"/>
     </w:rPr>
     <w:tblPr>
@@ -12613,6 +13152,7 @@
     </w:tcPr>
     <w:tblStylePr w:type="firstRow">
       <w:rPr>
+        <w:rFonts w:eastAsia="黑体"/>
         <w:b/>
         <w:bCs/>
       </w:rPr>
@@ -12709,6 +13249,7 @@
       <w:spacing w:after="0" w:line="240" w:lineRule="auto"/>
     </w:pPr>
     <w:rPr>
+      <w:rFonts w:eastAsia="黑体"/>
       <w:color w:themeColor="background1" w:val="FFFFFF"/>
     </w:rPr>
     <w:tblPr>
@@ -12727,6 +13268,7 @@
     </w:tcPr>
     <w:tblStylePr w:type="firstRow">
       <w:rPr>
+        <w:rFonts w:eastAsia="黑体"/>
         <w:b/>
         <w:bCs/>
       </w:rPr>
@@ -12823,6 +13365,7 @@
       <w:spacing w:after="0" w:line="240" w:lineRule="auto"/>
     </w:pPr>
     <w:rPr>
+      <w:rFonts w:eastAsia="黑体"/>
       <w:color w:themeColor="text1" w:val="000000"/>
     </w:rPr>
     <w:tblPr>
@@ -12849,6 +13392,7 @@
     </w:tcPr>
     <w:tblStylePr w:type="firstRow">
       <w:rPr>
+        <w:rFonts w:eastAsia="黑体"/>
         <w:b/>
         <w:bCs/>
       </w:rPr>
@@ -12867,6 +13411,7 @@
     </w:tblStylePr>
     <w:tblStylePr w:type="lastRow">
       <w:rPr>
+        <w:rFonts w:eastAsia="黑体"/>
         <w:b/>
         <w:bCs/>
         <w:color w:themeColor="background1" w:val="FFFFFF"/>
@@ -12881,6 +13426,7 @@
     </w:tblStylePr>
     <w:tblStylePr w:type="firstCol">
       <w:rPr>
+        <w:rFonts w:eastAsia="黑体"/>
         <w:color w:themeColor="background1" w:val="FFFFFF"/>
       </w:rPr>
       <w:tblPr/>
@@ -12898,6 +13444,7 @@
     </w:tblStylePr>
     <w:tblStylePr w:type="lastCol">
       <w:rPr>
+        <w:rFonts w:eastAsia="黑体"/>
         <w:color w:themeColor="background1" w:val="FFFFFF"/>
       </w:rPr>
       <w:tblPr/>
@@ -12927,11 +13474,13 @@
     </w:tblStylePr>
     <w:tblStylePr w:type="neCell">
       <w:rPr>
+        <w:rFonts w:eastAsia="黑体"/>
         <w:color w:themeColor="text1" w:val="000000"/>
       </w:rPr>
     </w:tblStylePr>
     <w:tblStylePr w:type="nwCell">
       <w:rPr>
+        <w:rFonts w:eastAsia="黑体"/>
         <w:color w:themeColor="text1" w:val="000000"/>
       </w:rPr>
     </w:tblStylePr>
@@ -12945,6 +13494,7 @@
       <w:spacing w:after="0" w:line="240" w:lineRule="auto"/>
     </w:pPr>
     <w:rPr>
+      <w:rFonts w:eastAsia="黑体"/>
       <w:color w:themeColor="text1" w:val="000000"/>
     </w:rPr>
     <w:tblPr>
@@ -12971,6 +13521,7 @@
     </w:tcPr>
     <w:tblStylePr w:type="firstRow">
       <w:rPr>
+        <w:rFonts w:eastAsia="黑体"/>
         <w:b/>
         <w:bCs/>
       </w:rPr>
@@ -12989,6 +13540,7 @@
     </w:tblStylePr>
     <w:tblStylePr w:type="lastRow">
       <w:rPr>
+        <w:rFonts w:eastAsia="黑体"/>
         <w:b/>
         <w:bCs/>
         <w:color w:themeColor="background1" w:val="FFFFFF"/>
@@ -13003,6 +13555,7 @@
     </w:tblStylePr>
     <w:tblStylePr w:type="firstCol">
       <w:rPr>
+        <w:rFonts w:eastAsia="黑体"/>
         <w:color w:themeColor="background1" w:val="FFFFFF"/>
       </w:rPr>
       <w:tblPr/>
@@ -13020,6 +13573,7 @@
     </w:tblStylePr>
     <w:tblStylePr w:type="lastCol">
       <w:rPr>
+        <w:rFonts w:eastAsia="黑体"/>
         <w:color w:themeColor="background1" w:val="FFFFFF"/>
       </w:rPr>
       <w:tblPr/>
@@ -13049,11 +13603,13 @@
     </w:tblStylePr>
     <w:tblStylePr w:type="neCell">
       <w:rPr>
+        <w:rFonts w:eastAsia="黑体"/>
         <w:color w:themeColor="text1" w:val="000000"/>
       </w:rPr>
     </w:tblStylePr>
     <w:tblStylePr w:type="nwCell">
       <w:rPr>
+        <w:rFonts w:eastAsia="黑体"/>
         <w:color w:themeColor="text1" w:val="000000"/>
       </w:rPr>
     </w:tblStylePr>
@@ -13067,6 +13623,7 @@
       <w:spacing w:after="0" w:line="240" w:lineRule="auto"/>
     </w:pPr>
     <w:rPr>
+      <w:rFonts w:eastAsia="黑体"/>
       <w:color w:themeColor="text1" w:val="000000"/>
     </w:rPr>
     <w:tblPr>
@@ -13093,6 +13650,7 @@
     </w:tcPr>
     <w:tblStylePr w:type="firstRow">
       <w:rPr>
+        <w:rFonts w:eastAsia="黑体"/>
         <w:b/>
         <w:bCs/>
       </w:rPr>
@@ -13111,6 +13669,7 @@
     </w:tblStylePr>
     <w:tblStylePr w:type="lastRow">
       <w:rPr>
+        <w:rFonts w:eastAsia="黑体"/>
         <w:b/>
         <w:bCs/>
         <w:color w:themeColor="background1" w:val="FFFFFF"/>
@@ -13125,6 +13684,7 @@
     </w:tblStylePr>
     <w:tblStylePr w:type="firstCol">
       <w:rPr>
+        <w:rFonts w:eastAsia="黑体"/>
         <w:color w:themeColor="background1" w:val="FFFFFF"/>
       </w:rPr>
       <w:tblPr/>
@@ -13142,6 +13702,7 @@
     </w:tblStylePr>
     <w:tblStylePr w:type="lastCol">
       <w:rPr>
+        <w:rFonts w:eastAsia="黑体"/>
         <w:color w:themeColor="background1" w:val="FFFFFF"/>
       </w:rPr>
       <w:tblPr/>
@@ -13171,11 +13732,13 @@
     </w:tblStylePr>
     <w:tblStylePr w:type="neCell">
       <w:rPr>
+        <w:rFonts w:eastAsia="黑体"/>
         <w:color w:themeColor="text1" w:val="000000"/>
       </w:rPr>
     </w:tblStylePr>
     <w:tblStylePr w:type="nwCell">
       <w:rPr>
+        <w:rFonts w:eastAsia="黑体"/>
         <w:color w:themeColor="text1" w:val="000000"/>
       </w:rPr>
     </w:tblStylePr>
@@ -13189,6 +13752,7 @@
       <w:spacing w:after="0" w:line="240" w:lineRule="auto"/>
     </w:pPr>
     <w:rPr>
+      <w:rFonts w:eastAsia="黑体"/>
       <w:color w:themeColor="text1" w:val="000000"/>
     </w:rPr>
     <w:tblPr>
@@ -13215,6 +13779,7 @@
     </w:tcPr>
     <w:tblStylePr w:type="firstRow">
       <w:rPr>
+        <w:rFonts w:eastAsia="黑体"/>
         <w:b/>
         <w:bCs/>
       </w:rPr>
@@ -13233,6 +13798,7 @@
     </w:tblStylePr>
     <w:tblStylePr w:type="lastRow">
       <w:rPr>
+        <w:rFonts w:eastAsia="黑体"/>
         <w:b/>
         <w:bCs/>
         <w:color w:themeColor="background1" w:val="FFFFFF"/>
@@ -13247,6 +13813,7 @@
     </w:tblStylePr>
     <w:tblStylePr w:type="firstCol">
       <w:rPr>
+        <w:rFonts w:eastAsia="黑体"/>
         <w:color w:themeColor="background1" w:val="FFFFFF"/>
       </w:rPr>
       <w:tblPr/>
@@ -13264,6 +13831,7 @@
     </w:tblStylePr>
     <w:tblStylePr w:type="lastCol">
       <w:rPr>
+        <w:rFonts w:eastAsia="黑体"/>
         <w:color w:themeColor="background1" w:val="FFFFFF"/>
       </w:rPr>
       <w:tblPr/>
@@ -13301,6 +13869,7 @@
       <w:spacing w:after="0" w:line="240" w:lineRule="auto"/>
     </w:pPr>
     <w:rPr>
+      <w:rFonts w:eastAsia="黑体"/>
       <w:color w:themeColor="text1" w:val="000000"/>
     </w:rPr>
     <w:tblPr>
@@ -13327,6 +13896,7 @@
     </w:tcPr>
     <w:tblStylePr w:type="firstRow">
       <w:rPr>
+        <w:rFonts w:eastAsia="黑体"/>
         <w:b/>
         <w:bCs/>
       </w:rPr>
@@ -13345,6 +13915,7 @@
     </w:tblStylePr>
     <w:tblStylePr w:type="lastRow">
       <w:rPr>
+        <w:rFonts w:eastAsia="黑体"/>
         <w:b/>
         <w:bCs/>
         <w:color w:themeColor="background1" w:val="FFFFFF"/>
@@ -13359,6 +13930,7 @@
     </w:tblStylePr>
     <w:tblStylePr w:type="firstCol">
       <w:rPr>
+        <w:rFonts w:eastAsia="黑体"/>
         <w:color w:themeColor="background1" w:val="FFFFFF"/>
       </w:rPr>
       <w:tblPr/>
@@ -13376,6 +13948,7 @@
     </w:tblStylePr>
     <w:tblStylePr w:type="lastCol">
       <w:rPr>
+        <w:rFonts w:eastAsia="黑体"/>
         <w:color w:themeColor="background1" w:val="FFFFFF"/>
       </w:rPr>
       <w:tblPr/>
@@ -13405,11 +13978,13 @@
     </w:tblStylePr>
     <w:tblStylePr w:type="neCell">
       <w:rPr>
+        <w:rFonts w:eastAsia="黑体"/>
         <w:color w:themeColor="text1" w:val="000000"/>
       </w:rPr>
     </w:tblStylePr>
     <w:tblStylePr w:type="nwCell">
       <w:rPr>
+        <w:rFonts w:eastAsia="黑体"/>
         <w:color w:themeColor="text1" w:val="000000"/>
       </w:rPr>
     </w:tblStylePr>
@@ -13423,6 +13998,7 @@
       <w:spacing w:after="0" w:line="240" w:lineRule="auto"/>
     </w:pPr>
     <w:rPr>
+      <w:rFonts w:eastAsia="黑体"/>
       <w:color w:themeColor="text1" w:val="000000"/>
     </w:rPr>
     <w:tblPr>
@@ -13449,6 +14025,7 @@
     </w:tcPr>
     <w:tblStylePr w:type="firstRow">
       <w:rPr>
+        <w:rFonts w:eastAsia="黑体"/>
         <w:b/>
         <w:bCs/>
       </w:rPr>
@@ -13467,6 +14044,7 @@
     </w:tblStylePr>
     <w:tblStylePr w:type="lastRow">
       <w:rPr>
+        <w:rFonts w:eastAsia="黑体"/>
         <w:b/>
         <w:bCs/>
         <w:color w:themeColor="background1" w:val="FFFFFF"/>
@@ -13481,6 +14059,7 @@
     </w:tblStylePr>
     <w:tblStylePr w:type="firstCol">
       <w:rPr>
+        <w:rFonts w:eastAsia="黑体"/>
         <w:color w:themeColor="background1" w:val="FFFFFF"/>
       </w:rPr>
       <w:tblPr/>
@@ -13498,6 +14077,7 @@
     </w:tblStylePr>
     <w:tblStylePr w:type="lastCol">
       <w:rPr>
+        <w:rFonts w:eastAsia="黑体"/>
         <w:color w:themeColor="background1" w:val="FFFFFF"/>
       </w:rPr>
       <w:tblPr/>
@@ -13527,11 +14107,13 @@
     </w:tblStylePr>
     <w:tblStylePr w:type="neCell">
       <w:rPr>
+        <w:rFonts w:eastAsia="黑体"/>
         <w:color w:themeColor="text1" w:val="000000"/>
       </w:rPr>
     </w:tblStylePr>
     <w:tblStylePr w:type="nwCell">
       <w:rPr>
+        <w:rFonts w:eastAsia="黑体"/>
         <w:color w:themeColor="text1" w:val="000000"/>
       </w:rPr>
     </w:tblStylePr>
@@ -13545,6 +14127,7 @@
       <w:spacing w:after="0" w:line="240" w:lineRule="auto"/>
     </w:pPr>
     <w:rPr>
+      <w:rFonts w:eastAsia="黑体"/>
       <w:color w:themeColor="text1" w:val="000000"/>
     </w:rPr>
     <w:tblPr>
@@ -13571,6 +14154,7 @@
     </w:tcPr>
     <w:tblStylePr w:type="firstRow">
       <w:rPr>
+        <w:rFonts w:eastAsia="黑体"/>
         <w:b/>
         <w:bCs/>
       </w:rPr>
@@ -13589,6 +14173,7 @@
     </w:tblStylePr>
     <w:tblStylePr w:type="lastRow">
       <w:rPr>
+        <w:rFonts w:eastAsia="黑体"/>
         <w:b/>
         <w:bCs/>
         <w:color w:themeColor="background1" w:val="FFFFFF"/>
@@ -13603,6 +14188,7 @@
     </w:tblStylePr>
     <w:tblStylePr w:type="firstCol">
       <w:rPr>
+        <w:rFonts w:eastAsia="黑体"/>
         <w:color w:themeColor="background1" w:val="FFFFFF"/>
       </w:rPr>
       <w:tblPr/>
@@ -13620,6 +14206,7 @@
     </w:tblStylePr>
     <w:tblStylePr w:type="lastCol">
       <w:rPr>
+        <w:rFonts w:eastAsia="黑体"/>
         <w:color w:themeColor="background1" w:val="FFFFFF"/>
       </w:rPr>
       <w:tblPr/>
@@ -13649,11 +14236,13 @@
     </w:tblStylePr>
     <w:tblStylePr w:type="neCell">
       <w:rPr>
+        <w:rFonts w:eastAsia="黑体"/>
         <w:color w:themeColor="text1" w:val="000000"/>
       </w:rPr>
     </w:tblStylePr>
     <w:tblStylePr w:type="nwCell">
       <w:rPr>
+        <w:rFonts w:eastAsia="黑体"/>
         <w:color w:themeColor="text1" w:val="000000"/>
       </w:rPr>
     </w:tblStylePr>
@@ -13667,6 +14256,7 @@
       <w:spacing w:after="0" w:line="240" w:lineRule="auto"/>
     </w:pPr>
     <w:rPr>
+      <w:rFonts w:eastAsia="黑体"/>
       <w:color w:themeColor="text1" w:val="000000"/>
     </w:rPr>
     <w:tblPr>
@@ -13685,6 +14275,7 @@
     </w:tcPr>
     <w:tblStylePr w:type="firstRow">
       <w:rPr>
+        <w:rFonts w:eastAsia="黑体"/>
         <w:b/>
         <w:bCs/>
         <w:color w:themeColor="background1" w:val="FFFFFF"/>
@@ -13699,6 +14290,7 @@
     </w:tblStylePr>
     <w:tblStylePr w:type="lastRow">
       <w:rPr>
+        <w:rFonts w:eastAsia="黑体"/>
         <w:b/>
         <w:bCs/>
         <w:color w:themeColor="accent2" w:themeShade="CC" w:val="9E3A38"/>
@@ -13713,12 +14305,14 @@
     </w:tblStylePr>
     <w:tblStylePr w:type="firstCol">
       <w:rPr>
+        <w:rFonts w:eastAsia="黑体"/>
         <w:b/>
         <w:bCs/>
       </w:rPr>
     </w:tblStylePr>
     <w:tblStylePr w:type="lastCol">
       <w:rPr>
+        <w:rFonts w:eastAsia="黑体"/>
         <w:b/>
         <w:bCs/>
       </w:rPr>
@@ -13753,6 +14347,7 @@
       <w:spacing w:after="0" w:line="240" w:lineRule="auto"/>
     </w:pPr>
     <w:rPr>
+      <w:rFonts w:eastAsia="黑体"/>
       <w:color w:themeColor="text1" w:val="000000"/>
     </w:rPr>
     <w:tblPr>
@@ -13771,6 +14366,7 @@
     </w:tcPr>
     <w:tblStylePr w:type="firstRow">
       <w:rPr>
+        <w:rFonts w:eastAsia="黑体"/>
         <w:b/>
         <w:bCs/>
         <w:color w:themeColor="background1" w:val="FFFFFF"/>
@@ -13785,6 +14381,7 @@
     </w:tblStylePr>
     <w:tblStylePr w:type="lastRow">
       <w:rPr>
+        <w:rFonts w:eastAsia="黑体"/>
         <w:b/>
         <w:bCs/>
         <w:color w:themeColor="accent2" w:themeShade="CC" w:val="9E3A38"/>
@@ -13799,12 +14396,14 @@
     </w:tblStylePr>
     <w:tblStylePr w:type="firstCol">
       <w:rPr>
+        <w:rFonts w:eastAsia="黑体"/>
         <w:b/>
         <w:bCs/>
       </w:rPr>
     </w:tblStylePr>
     <w:tblStylePr w:type="lastCol">
       <w:rPr>
+        <w:rFonts w:eastAsia="黑体"/>
         <w:b/>
         <w:bCs/>
       </w:rPr>
@@ -13839,6 +14438,7 @@
       <w:spacing w:after="0" w:line="240" w:lineRule="auto"/>
     </w:pPr>
     <w:rPr>
+      <w:rFonts w:eastAsia="黑体"/>
       <w:color w:themeColor="text1" w:val="000000"/>
     </w:rPr>
     <w:tblPr>
@@ -13857,6 +14457,7 @@
     </w:tcPr>
     <w:tblStylePr w:type="firstRow">
       <w:rPr>
+        <w:rFonts w:eastAsia="黑体"/>
         <w:b/>
         <w:bCs/>
         <w:color w:themeColor="background1" w:val="FFFFFF"/>
@@ -13871,6 +14472,7 @@
     </w:tblStylePr>
     <w:tblStylePr w:type="lastRow">
       <w:rPr>
+        <w:rFonts w:eastAsia="黑体"/>
         <w:b/>
         <w:bCs/>
         <w:color w:themeColor="accent2" w:themeShade="CC" w:val="9E3A38"/>
@@ -13885,12 +14487,14 @@
     </w:tblStylePr>
     <w:tblStylePr w:type="firstCol">
       <w:rPr>
+        <w:rFonts w:eastAsia="黑体"/>
         <w:b/>
         <w:bCs/>
       </w:rPr>
     </w:tblStylePr>
     <w:tblStylePr w:type="lastCol">
       <w:rPr>
+        <w:rFonts w:eastAsia="黑体"/>
         <w:b/>
         <w:bCs/>
       </w:rPr>
@@ -13925,6 +14529,7 @@
       <w:spacing w:after="0" w:line="240" w:lineRule="auto"/>
     </w:pPr>
     <w:rPr>
+      <w:rFonts w:eastAsia="黑体"/>
       <w:color w:themeColor="text1" w:val="000000"/>
     </w:rPr>
     <w:tblPr>
@@ -13943,6 +14548,7 @@
     </w:tcPr>
     <w:tblStylePr w:type="firstRow">
       <w:rPr>
+        <w:rFonts w:eastAsia="黑体"/>
         <w:b/>
         <w:bCs/>
         <w:color w:themeColor="background1" w:val="FFFFFF"/>
@@ -13957,6 +14563,7 @@
     </w:tblStylePr>
     <w:tblStylePr w:type="lastRow">
       <w:rPr>
+        <w:rFonts w:eastAsia="黑体"/>
         <w:b/>
         <w:bCs/>
         <w:color w:themeColor="accent4" w:themeShade="CC" w:val="664E82"/>
@@ -13971,12 +14578,14 @@
     </w:tblStylePr>
     <w:tblStylePr w:type="firstCol">
       <w:rPr>
+        <w:rFonts w:eastAsia="黑体"/>
         <w:b/>
         <w:bCs/>
       </w:rPr>
     </w:tblStylePr>
     <w:tblStylePr w:type="lastCol">
       <w:rPr>
+        <w:rFonts w:eastAsia="黑体"/>
         <w:b/>
         <w:bCs/>
       </w:rPr>
@@ -14011,6 +14620,7 @@
       <w:spacing w:after="0" w:line="240" w:lineRule="auto"/>
     </w:pPr>
     <w:rPr>
+      <w:rFonts w:eastAsia="黑体"/>
       <w:color w:themeColor="text1" w:val="000000"/>
     </w:rPr>
     <w:tblPr>
@@ -14029,6 +14639,7 @@
     </w:tcPr>
     <w:tblStylePr w:type="firstRow">
       <w:rPr>
+        <w:rFonts w:eastAsia="黑体"/>
         <w:b/>
         <w:bCs/>
         <w:color w:themeColor="background1" w:val="FFFFFF"/>
@@ -14043,6 +14654,7 @@
     </w:tblStylePr>
     <w:tblStylePr w:type="lastRow">
       <w:rPr>
+        <w:rFonts w:eastAsia="黑体"/>
         <w:b/>
         <w:bCs/>
         <w:color w:themeColor="accent3" w:themeShade="CC" w:val="7E9C40"/>
@@ -14057,12 +14669,14 @@
     </w:tblStylePr>
     <w:tblStylePr w:type="firstCol">
       <w:rPr>
+        <w:rFonts w:eastAsia="黑体"/>
         <w:b/>
         <w:bCs/>
       </w:rPr>
     </w:tblStylePr>
     <w:tblStylePr w:type="lastCol">
       <w:rPr>
+        <w:rFonts w:eastAsia="黑体"/>
         <w:b/>
         <w:bCs/>
       </w:rPr>
@@ -14097,6 +14711,7 @@
       <w:spacing w:after="0" w:line="240" w:lineRule="auto"/>
     </w:pPr>
     <w:rPr>
+      <w:rFonts w:eastAsia="黑体"/>
       <w:color w:themeColor="text1" w:val="000000"/>
     </w:rPr>
     <w:tblPr>
@@ -14115,6 +14730,7 @@
     </w:tcPr>
     <w:tblStylePr w:type="firstRow">
       <w:rPr>
+        <w:rFonts w:eastAsia="黑体"/>
         <w:b/>
         <w:bCs/>
         <w:color w:themeColor="background1" w:val="FFFFFF"/>
@@ -14129,6 +14745,7 @@
     </w:tblStylePr>
     <w:tblStylePr w:type="lastRow">
       <w:rPr>
+        <w:rFonts w:eastAsia="黑体"/>
         <w:b/>
         <w:bCs/>
         <w:color w:themeColor="accent6" w:themeShade="CC" w:val="F2730A"/>
@@ -14143,12 +14760,14 @@
     </w:tblStylePr>
     <w:tblStylePr w:type="firstCol">
       <w:rPr>
+        <w:rFonts w:eastAsia="黑体"/>
         <w:b/>
         <w:bCs/>
       </w:rPr>
     </w:tblStylePr>
     <w:tblStylePr w:type="lastCol">
       <w:rPr>
+        <w:rFonts w:eastAsia="黑体"/>
         <w:b/>
         <w:bCs/>
       </w:rPr>
@@ -14183,6 +14802,7 @@
       <w:spacing w:after="0" w:line="240" w:lineRule="auto"/>
     </w:pPr>
     <w:rPr>
+      <w:rFonts w:eastAsia="黑体"/>
       <w:color w:themeColor="text1" w:val="000000"/>
     </w:rPr>
     <w:tblPr>
@@ -14201,6 +14821,7 @@
     </w:tcPr>
     <w:tblStylePr w:type="firstRow">
       <w:rPr>
+        <w:rFonts w:eastAsia="黑体"/>
         <w:b/>
         <w:bCs/>
         <w:color w:themeColor="background1" w:val="FFFFFF"/>
@@ -14215,6 +14836,7 @@
     </w:tblStylePr>
     <w:tblStylePr w:type="lastRow">
       <w:rPr>
+        <w:rFonts w:eastAsia="黑体"/>
         <w:b/>
         <w:bCs/>
         <w:color w:themeColor="accent5" w:themeShade="CC" w:val="348DA5"/>
@@ -14229,12 +14851,14 @@
     </w:tblStylePr>
     <w:tblStylePr w:type="firstCol">
       <w:rPr>
+        <w:rFonts w:eastAsia="黑体"/>
         <w:b/>
         <w:bCs/>
       </w:rPr>
     </w:tblStylePr>
     <w:tblStylePr w:type="lastCol">
       <w:rPr>
+        <w:rFonts w:eastAsia="黑体"/>
         <w:b/>
         <w:bCs/>
       </w:rPr>
@@ -14269,6 +14893,7 @@
       <w:spacing w:after="0" w:line="240" w:lineRule="auto"/>
     </w:pPr>
     <w:rPr>
+      <w:rFonts w:eastAsia="黑体"/>
       <w:color w:themeColor="text1" w:val="000000"/>
     </w:rPr>
     <w:tblPr>
@@ -14290,6 +14915,7 @@
     </w:tcPr>
     <w:tblStylePr w:type="firstRow">
       <w:rPr>
+        <w:rFonts w:eastAsia="黑体"/>
         <w:b/>
         <w:bCs/>
       </w:rPr>
@@ -14300,6 +14926,7 @@
     </w:tblStylePr>
     <w:tblStylePr w:type="lastRow">
       <w:rPr>
+        <w:rFonts w:eastAsia="黑体"/>
         <w:b/>
         <w:bCs/>
         <w:color w:themeColor="text1" w:val="000000"/>
@@ -14311,6 +14938,7 @@
     </w:tblStylePr>
     <w:tblStylePr w:type="firstCol">
       <w:rPr>
+        <w:rFonts w:eastAsia="黑体"/>
         <w:color w:themeColor="background1" w:val="FFFFFF"/>
       </w:rPr>
       <w:tblPr/>
@@ -14320,6 +14948,7 @@
     </w:tblStylePr>
     <w:tblStylePr w:type="lastCol">
       <w:rPr>
+        <w:rFonts w:eastAsia="黑体"/>
         <w:color w:themeColor="background1" w:val="FFFFFF"/>
       </w:rPr>
       <w:tblPr/>
@@ -14349,6 +14978,7 @@
       <w:spacing w:after="0" w:line="240" w:lineRule="auto"/>
     </w:pPr>
     <w:rPr>
+      <w:rFonts w:eastAsia="黑体"/>
       <w:color w:themeColor="text1" w:val="000000"/>
     </w:rPr>
     <w:tblPr>
@@ -14370,6 +15000,7 @@
     </w:tcPr>
     <w:tblStylePr w:type="firstRow">
       <w:rPr>
+        <w:rFonts w:eastAsia="黑体"/>
         <w:b/>
         <w:bCs/>
       </w:rPr>
@@ -14380,6 +15011,7 @@
     </w:tblStylePr>
     <w:tblStylePr w:type="lastRow">
       <w:rPr>
+        <w:rFonts w:eastAsia="黑体"/>
         <w:b/>
         <w:bCs/>
         <w:color w:themeColor="text1" w:val="000000"/>
@@ -14391,6 +15023,7 @@
     </w:tblStylePr>
     <w:tblStylePr w:type="firstCol">
       <w:rPr>
+        <w:rFonts w:eastAsia="黑体"/>
         <w:color w:themeColor="background1" w:val="FFFFFF"/>
       </w:rPr>
       <w:tblPr/>
@@ -14400,6 +15033,7 @@
     </w:tblStylePr>
     <w:tblStylePr w:type="lastCol">
       <w:rPr>
+        <w:rFonts w:eastAsia="黑体"/>
         <w:color w:themeColor="background1" w:val="FFFFFF"/>
       </w:rPr>
       <w:tblPr/>
@@ -14429,6 +15063,7 @@
       <w:spacing w:after="0" w:line="240" w:lineRule="auto"/>
     </w:pPr>
     <w:rPr>
+      <w:rFonts w:eastAsia="黑体"/>
       <w:color w:themeColor="text1" w:val="000000"/>
     </w:rPr>
     <w:tblPr>
@@ -14450,6 +15085,7 @@
     </w:tcPr>
     <w:tblStylePr w:type="firstRow">
       <w:rPr>
+        <w:rFonts w:eastAsia="黑体"/>
         <w:b/>
         <w:bCs/>
       </w:rPr>
@@ -14460,6 +15096,7 @@
     </w:tblStylePr>
     <w:tblStylePr w:type="lastRow">
       <w:rPr>
+        <w:rFonts w:eastAsia="黑体"/>
         <w:b/>
         <w:bCs/>
         <w:color w:themeColor="text1" w:val="000000"/>
@@ -14471,6 +15108,7 @@
     </w:tblStylePr>
     <w:tblStylePr w:type="firstCol">
       <w:rPr>
+        <w:rFonts w:eastAsia="黑体"/>
         <w:color w:themeColor="background1" w:val="FFFFFF"/>
       </w:rPr>
       <w:tblPr/>
@@ -14480,6 +15118,7 @@
     </w:tblStylePr>
     <w:tblStylePr w:type="lastCol">
       <w:rPr>
+        <w:rFonts w:eastAsia="黑体"/>
         <w:color w:themeColor="background1" w:val="FFFFFF"/>
       </w:rPr>
       <w:tblPr/>
@@ -14509,6 +15148,7 @@
       <w:spacing w:after="0" w:line="240" w:lineRule="auto"/>
     </w:pPr>
     <w:rPr>
+      <w:rFonts w:eastAsia="黑体"/>
       <w:color w:themeColor="text1" w:val="000000"/>
     </w:rPr>
     <w:tblPr>
@@ -14530,6 +15170,7 @@
     </w:tcPr>
     <w:tblStylePr w:type="firstRow">
       <w:rPr>
+        <w:rFonts w:eastAsia="黑体"/>
         <w:b/>
         <w:bCs/>
       </w:rPr>
@@ -14540,6 +15181,7 @@
     </w:tblStylePr>
     <w:tblStylePr w:type="lastRow">
       <w:rPr>
+        <w:rFonts w:eastAsia="黑体"/>
         <w:b/>
         <w:bCs/>
         <w:color w:themeColor="text1" w:val="000000"/>
@@ -14551,6 +15193,7 @@
     </w:tblStylePr>
     <w:tblStylePr w:type="firstCol">
       <w:rPr>
+        <w:rFonts w:eastAsia="黑体"/>
         <w:color w:themeColor="background1" w:val="FFFFFF"/>
       </w:rPr>
       <w:tblPr/>
@@ -14560,6 +15203,7 @@
     </w:tblStylePr>
     <w:tblStylePr w:type="lastCol">
       <w:rPr>
+        <w:rFonts w:eastAsia="黑体"/>
         <w:color w:themeColor="background1" w:val="FFFFFF"/>
       </w:rPr>
       <w:tblPr/>
@@ -14589,6 +15233,7 @@
       <w:spacing w:after="0" w:line="240" w:lineRule="auto"/>
     </w:pPr>
     <w:rPr>
+      <w:rFonts w:eastAsia="黑体"/>
       <w:color w:themeColor="text1" w:val="000000"/>
     </w:rPr>
     <w:tblPr>
@@ -14610,6 +15255,7 @@
     </w:tcPr>
     <w:tblStylePr w:type="firstRow">
       <w:rPr>
+        <w:rFonts w:eastAsia="黑体"/>
         <w:b/>
         <w:bCs/>
       </w:rPr>
@@ -14620,6 +15266,7 @@
     </w:tblStylePr>
     <w:tblStylePr w:type="lastRow">
       <w:rPr>
+        <w:rFonts w:eastAsia="黑体"/>
         <w:b/>
         <w:bCs/>
         <w:color w:themeColor="text1" w:val="000000"/>
@@ -14631,6 +15278,7 @@
     </w:tblStylePr>
     <w:tblStylePr w:type="firstCol">
       <w:rPr>
+        <w:rFonts w:eastAsia="黑体"/>
         <w:color w:themeColor="background1" w:val="FFFFFF"/>
       </w:rPr>
       <w:tblPr/>
@@ -14640,6 +15288,7 @@
     </w:tblStylePr>
     <w:tblStylePr w:type="lastCol">
       <w:rPr>
+        <w:rFonts w:eastAsia="黑体"/>
         <w:color w:themeColor="background1" w:val="FFFFFF"/>
       </w:rPr>
       <w:tblPr/>
@@ -14669,6 +15318,7 @@
       <w:spacing w:after="0" w:line="240" w:lineRule="auto"/>
     </w:pPr>
     <w:rPr>
+      <w:rFonts w:eastAsia="黑体"/>
       <w:color w:themeColor="text1" w:val="000000"/>
     </w:rPr>
     <w:tblPr>
@@ -14690,6 +15340,7 @@
     </w:tcPr>
     <w:tblStylePr w:type="firstRow">
       <w:rPr>
+        <w:rFonts w:eastAsia="黑体"/>
         <w:b/>
         <w:bCs/>
       </w:rPr>
@@ -14700,6 +15351,7 @@
     </w:tblStylePr>
     <w:tblStylePr w:type="lastRow">
       <w:rPr>
+        <w:rFonts w:eastAsia="黑体"/>
         <w:b/>
         <w:bCs/>
         <w:color w:themeColor="text1" w:val="000000"/>
@@ -14711,6 +15363,7 @@
     </w:tblStylePr>
     <w:tblStylePr w:type="firstCol">
       <w:rPr>
+        <w:rFonts w:eastAsia="黑体"/>
         <w:color w:themeColor="background1" w:val="FFFFFF"/>
       </w:rPr>
       <w:tblPr/>
@@ -14720,6 +15373,7 @@
     </w:tblStylePr>
     <w:tblStylePr w:type="lastCol">
       <w:rPr>
+        <w:rFonts w:eastAsia="黑体"/>
         <w:color w:themeColor="background1" w:val="FFFFFF"/>
       </w:rPr>
       <w:tblPr/>
@@ -14749,6 +15403,7 @@
       <w:spacing w:after="0" w:line="240" w:lineRule="auto"/>
     </w:pPr>
     <w:rPr>
+      <w:rFonts w:eastAsia="黑体"/>
       <w:color w:themeColor="text1" w:val="000000"/>
     </w:rPr>
     <w:tblPr>
@@ -14770,6 +15425,7 @@
     </w:tcPr>
     <w:tblStylePr w:type="firstRow">
       <w:rPr>
+        <w:rFonts w:eastAsia="黑体"/>
         <w:b/>
         <w:bCs/>
       </w:rPr>
@@ -14780,6 +15436,7 @@
     </w:tblStylePr>
     <w:tblStylePr w:type="lastRow">
       <w:rPr>
+        <w:rFonts w:eastAsia="黑体"/>
         <w:b/>
         <w:bCs/>
         <w:color w:themeColor="text1" w:val="000000"/>
@@ -14791,6 +15448,7 @@
     </w:tblStylePr>
     <w:tblStylePr w:type="firstCol">
       <w:rPr>
+        <w:rFonts w:eastAsia="黑体"/>
         <w:color w:themeColor="background1" w:val="FFFFFF"/>
       </w:rPr>
       <w:tblPr/>
@@ -14800,6 +15458,7 @@
     </w:tblStylePr>
     <w:tblStylePr w:type="lastCol">
       <w:rPr>
+        <w:rFonts w:eastAsia="黑体"/>
         <w:color w:themeColor="background1" w:val="FFFFFF"/>
       </w:rPr>
       <w:tblPr/>
@@ -14832,6 +15491,7 @@
     <w:name w:val="KeywordTok"/>
     <w:basedOn w:val="VerbatimChar"/>
     <w:rPr>
+      <w:rFonts w:eastAsia="黑体"/>
       <w:b/>
       <w:color w:val="007020"/>
     </w:rPr>
@@ -14840,6 +15500,7 @@
     <w:name w:val="DataTypeTok"/>
     <w:basedOn w:val="VerbatimChar"/>
     <w:rPr>
+      <w:rFonts w:eastAsia="黑体"/>
       <w:color w:val="902000"/>
     </w:rPr>
   </w:style>
@@ -14847,6 +15508,7 @@
     <w:name w:val="DecValTok"/>
     <w:basedOn w:val="VerbatimChar"/>
     <w:rPr>
+      <w:rFonts w:eastAsia="黑体"/>
       <w:color w:val="40a070"/>
     </w:rPr>
   </w:style>
@@ -14854,6 +15516,7 @@
     <w:name w:val="BaseNTok"/>
     <w:basedOn w:val="VerbatimChar"/>
     <w:rPr>
+      <w:rFonts w:eastAsia="黑体"/>
       <w:color w:val="40a070"/>
     </w:rPr>
   </w:style>
@@ -14861,6 +15524,7 @@
     <w:name w:val="FloatTok"/>
     <w:basedOn w:val="VerbatimChar"/>
     <w:rPr>
+      <w:rFonts w:eastAsia="黑体"/>
       <w:color w:val="40a070"/>
     </w:rPr>
   </w:style>
@@ -14868,6 +15532,7 @@
     <w:name w:val="ConstantTok"/>
     <w:basedOn w:val="VerbatimChar"/>
     <w:rPr>
+      <w:rFonts w:eastAsia="黑体"/>
       <w:color w:val="880000"/>
     </w:rPr>
   </w:style>
@@ -14875,6 +15540,7 @@
     <w:name w:val="CharTok"/>
     <w:basedOn w:val="VerbatimChar"/>
     <w:rPr>
+      <w:rFonts w:eastAsia="黑体"/>
       <w:color w:val="4070a0"/>
     </w:rPr>
   </w:style>
@@ -14882,6 +15548,7 @@
     <w:name w:val="SpecialCharTok"/>
     <w:basedOn w:val="VerbatimChar"/>
     <w:rPr>
+      <w:rFonts w:eastAsia="黑体"/>
       <w:color w:val="4070a0"/>
     </w:rPr>
   </w:style>
@@ -14889,6 +15556,7 @@
     <w:name w:val="StringTok"/>
     <w:basedOn w:val="VerbatimChar"/>
     <w:rPr>
+      <w:rFonts w:eastAsia="黑体"/>
       <w:color w:val="4070a0"/>
     </w:rPr>
   </w:style>
@@ -14896,6 +15564,7 @@
     <w:name w:val="VerbatimStringTok"/>
     <w:basedOn w:val="VerbatimChar"/>
     <w:rPr>
+      <w:rFonts w:eastAsia="黑体"/>
       <w:color w:val="4070a0"/>
     </w:rPr>
   </w:style>
@@ -14903,6 +15572,7 @@
     <w:name w:val="SpecialStringTok"/>
     <w:basedOn w:val="VerbatimChar"/>
     <w:rPr>
+      <w:rFonts w:eastAsia="黑体"/>
       <w:color w:val="bb6688"/>
     </w:rPr>
   </w:style>
@@ -14910,6 +15580,7 @@
     <w:name w:val="ImportTok"/>
     <w:basedOn w:val="VerbatimChar"/>
     <w:rPr>
+      <w:rFonts w:eastAsia="黑体"/>
       <w:b/>
       <w:color w:val="008000"/>
     </w:rPr>
@@ -14918,6 +15589,7 @@
     <w:name w:val="CommentTok"/>
     <w:basedOn w:val="VerbatimChar"/>
     <w:rPr>
+      <w:rFonts w:eastAsia="黑体"/>
       <w:i/>
       <w:color w:val="60a0b0"/>
     </w:rPr>
@@ -14926,6 +15598,7 @@
     <w:name w:val="DocumentationTok"/>
     <w:basedOn w:val="VerbatimChar"/>
     <w:rPr>
+      <w:rFonts w:eastAsia="黑体"/>
       <w:i/>
       <w:color w:val="ba2121"/>
     </w:rPr>
@@ -14934,6 +15607,7 @@
     <w:name w:val="AnnotationTok"/>
     <w:basedOn w:val="VerbatimChar"/>
     <w:rPr>
+      <w:rFonts w:eastAsia="黑体"/>
       <w:b/>
       <w:i/>
       <w:color w:val="60a0b0"/>
@@ -14943,6 +15617,7 @@
     <w:name w:val="CommentVarTok"/>
     <w:basedOn w:val="VerbatimChar"/>
     <w:rPr>
+      <w:rFonts w:eastAsia="黑体"/>
       <w:b/>
       <w:i/>
       <w:color w:val="60a0b0"/>
@@ -14952,6 +15627,7 @@
     <w:name w:val="OtherTok"/>
     <w:basedOn w:val="VerbatimChar"/>
     <w:rPr>
+      <w:rFonts w:eastAsia="黑体"/>
       <w:color w:val="007020"/>
     </w:rPr>
   </w:style>
@@ -14959,6 +15635,7 @@
     <w:name w:val="FunctionTok"/>
     <w:basedOn w:val="VerbatimChar"/>
     <w:rPr>
+      <w:rFonts w:eastAsia="黑体"/>
       <w:color w:val="06287e"/>
     </w:rPr>
   </w:style>
@@ -14966,6 +15643,7 @@
     <w:name w:val="VariableTok"/>
     <w:basedOn w:val="VerbatimChar"/>
     <w:rPr>
+      <w:rFonts w:eastAsia="黑体"/>
       <w:color w:val="19177c"/>
     </w:rPr>
   </w:style>
@@ -14973,6 +15651,7 @@
     <w:name w:val="ControlFlowTok"/>
     <w:basedOn w:val="VerbatimChar"/>
     <w:rPr>
+      <w:rFonts w:eastAsia="黑体"/>
       <w:b/>
       <w:color w:val="007020"/>
     </w:rPr>
@@ -14981,6 +15660,7 @@
     <w:name w:val="OperatorTok"/>
     <w:basedOn w:val="VerbatimChar"/>
     <w:rPr>
+      <w:rFonts w:eastAsia="黑体"/>
       <w:color w:val="666666"/>
     </w:rPr>
   </w:style>
@@ -14988,18 +15668,22 @@
     <w:name w:val="BuiltInTok"/>
     <w:basedOn w:val="VerbatimChar"/>
     <w:rPr>
+      <w:rFonts w:eastAsia="黑体"/>
       <w:color w:val="008000"/>
     </w:rPr>
   </w:style>
   <w:style w:type="character" w:customStyle="1" w:styleId="ExtensionTok">
     <w:name w:val="ExtensionTok"/>
     <w:basedOn w:val="VerbatimChar"/>
-    <w:rPr/>
+    <w:rPr>
+      <w:rFonts w:eastAsia="黑体"/>
+    </w:rPr>
   </w:style>
   <w:style w:type="character" w:customStyle="1" w:styleId="PreprocessorTok">
     <w:name w:val="PreprocessorTok"/>
     <w:basedOn w:val="VerbatimChar"/>
     <w:rPr>
+      <w:rFonts w:eastAsia="黑体"/>
       <w:color w:val="bc7a00"/>
     </w:rPr>
   </w:style>
@@ -15007,18 +15691,22 @@
     <w:name w:val="AttributeTok"/>
     <w:basedOn w:val="VerbatimChar"/>
     <w:rPr>
+      <w:rFonts w:eastAsia="黑体"/>
       <w:color w:val="7d9029"/>
     </w:rPr>
   </w:style>
   <w:style w:type="character" w:customStyle="1" w:styleId="RegionMarkerTok">
     <w:name w:val="RegionMarkerTok"/>
     <w:basedOn w:val="VerbatimChar"/>
-    <w:rPr/>
+    <w:rPr>
+      <w:rFonts w:eastAsia="黑体"/>
+    </w:rPr>
   </w:style>
   <w:style w:type="character" w:customStyle="1" w:styleId="InformationTok">
     <w:name w:val="InformationTok"/>
     <w:basedOn w:val="VerbatimChar"/>
     <w:rPr>
+      <w:rFonts w:eastAsia="黑体"/>
       <w:b/>
       <w:i/>
       <w:color w:val="60a0b0"/>
@@ -15028,6 +15716,7 @@
     <w:name w:val="WarningTok"/>
     <w:basedOn w:val="VerbatimChar"/>
     <w:rPr>
+      <w:rFonts w:eastAsia="黑体"/>
       <w:b/>
       <w:i/>
       <w:color w:val="60a0b0"/>
@@ -15037,6 +15726,7 @@
     <w:name w:val="AlertTok"/>
     <w:basedOn w:val="VerbatimChar"/>
     <w:rPr>
+      <w:rFonts w:eastAsia="黑体"/>
       <w:b/>
       <w:color w:val="ff0000"/>
     </w:rPr>
@@ -15045,6 +15735,7 @@
     <w:name w:val="ErrorTok"/>
     <w:basedOn w:val="VerbatimChar"/>
     <w:rPr>
+      <w:rFonts w:eastAsia="黑体"/>
       <w:b/>
       <w:color w:val="ff0000"/>
     </w:rPr>
@@ -15052,7 +15743,9 @@
   <w:style w:type="character" w:customStyle="1" w:styleId="NormalTok">
     <w:name w:val="NormalTok"/>
     <w:basedOn w:val="VerbatimChar"/>
-    <w:rPr/>
+    <w:rPr>
+      <w:rFonts w:eastAsia="黑体"/>
+    </w:rPr>
   </w:style>
 </w:styles>
 </file>
@@ -15101,12 +15794,12 @@
     <a:fontScheme name="Office">
       <a:majorFont>
         <a:latin typeface="Calibri"/>
-        <a:ea typeface=""/>
+        <a:ea typeface="黑体"/>
         <a:cs typeface=""/>
         <a:font script="Jpan" typeface="ＭＳ ゴシック"/>
         <a:font script="Hang" typeface="맑은 고딕"/>
-        <a:font script="Hans" typeface="宋体"/>
-        <a:font script="Hant" typeface="新細明體"/>
+        <a:font script="Hans" typeface="黑体"/>
+        <a:font script="Hant" typeface="黑体"/>
         <a:font script="Arab" typeface="Times New Roman"/>
         <a:font script="Hebr" typeface="Times New Roman"/>
         <a:font script="Thai" typeface="Angsana New"/>
@@ -15136,12 +15829,12 @@
       </a:majorFont>
       <a:minorFont>
         <a:latin typeface="Cambria"/>
-        <a:ea typeface=""/>
+        <a:ea typeface="黑体"/>
         <a:cs typeface=""/>
         <a:font script="Jpan" typeface="ＭＳ 明朝"/>
         <a:font script="Hang" typeface="맑은 고딕"/>
-        <a:font script="Hans" typeface="宋体"/>
-        <a:font script="Hant" typeface="新細明體"/>
+        <a:font script="Hans" typeface="黑体"/>
+        <a:font script="Hant" typeface="黑体"/>
         <a:font script="Arab" typeface="Arial"/>
         <a:font script="Hebr" typeface="Arial"/>
         <a:font script="Thai" typeface="Cordia New"/>

--- a/01-电源电路/02-开关电源/LLC谐振变换器/全桥LLC谐振电路/全桥LLC谐振电路.docx
+++ b/01-电源电路/02-开关电源/LLC谐振变换器/全桥LLC谐振电路/全桥LLC谐振电路.docx
@@ -2723,7 +2723,7 @@
           <w:color w:val="555555"/>
           <w:sz w:val="21"/>
         </w:rPr>
-        <w:t>材料收集者：杜文杰，WX手机：19519196569，QQ:3478827729</w:t>
+        <w:t>材料收集者：杜文杰，微信/手机：19519196569，QQ:3478827729</w:t>
       </w:r>
     </w:p>
     <w:sectPr>
